--- a/FINALS PAPER.docx
+++ b/FINALS PAPER.docx
@@ -13,136 +13,6 @@
           <w14:ligatures w14:val="standardContextual"/>
         </w:rPr>
       </w:pPr>
-      <w:r>
-        <w:rPr>
-          <w:rFonts w:ascii="Arial" w:eastAsia="Aptos" w:hAnsi="Arial" w:cs="Times New Roman"/>
-          <w:noProof/>
-          <w:kern w:val="2"/>
-          <w:szCs w:val="22"/>
-          <w:lang w:val="en-PH" w:eastAsia="en-US"/>
-          <w14:ligatures w14:val="standardContextual"/>
-        </w:rPr>
-        <w:drawing>
-          <wp:anchor distT="0" distB="0" distL="114300" distR="114300" simplePos="0" relativeHeight="251665408" behindDoc="1" locked="0" layoutInCell="1" allowOverlap="1" wp14:anchorId="13D3BDF8" wp14:editId="2BA5CC1D">
-            <wp:simplePos x="0" y="0"/>
-            <wp:positionH relativeFrom="margin">
-              <wp:posOffset>5229551</wp:posOffset>
-            </wp:positionH>
-            <wp:positionV relativeFrom="paragraph">
-              <wp:posOffset>7072630</wp:posOffset>
-            </wp:positionV>
-            <wp:extent cx="774065" cy="768985"/>
-            <wp:effectExtent l="0" t="0" r="6985" b="0"/>
-            <wp:wrapNone/>
-            <wp:docPr id="1792925978" name="Graphic 1"/>
-            <wp:cNvGraphicFramePr>
-              <a:graphicFrameLocks xmlns:a="http://schemas.openxmlformats.org/drawingml/2006/main" noChangeAspect="1"/>
-            </wp:cNvGraphicFramePr>
-            <a:graphic xmlns:a="http://schemas.openxmlformats.org/drawingml/2006/main">
-              <a:graphicData uri="http://schemas.openxmlformats.org/drawingml/2006/picture">
-                <pic:pic xmlns:pic="http://schemas.openxmlformats.org/drawingml/2006/picture">
-                  <pic:nvPicPr>
-                    <pic:cNvPr id="1792925978" name=""/>
-                    <pic:cNvPicPr/>
-                  </pic:nvPicPr>
-                  <pic:blipFill>
-                    <a:blip r:embed="rId10">
-                      <a:extLst>
-                        <a:ext uri="{96DAC541-7B7A-43D3-8B79-37D633B846F1}">
-                          <asvg:svgBlip xmlns:asvg="http://schemas.microsoft.com/office/drawing/2016/SVG/main" r:embed="rId11"/>
-                        </a:ext>
-                      </a:extLst>
-                    </a:blip>
-                    <a:stretch>
-                      <a:fillRect/>
-                    </a:stretch>
-                  </pic:blipFill>
-                  <pic:spPr>
-                    <a:xfrm>
-                      <a:off x="0" y="0"/>
-                      <a:ext cx="774065" cy="768985"/>
-                    </a:xfrm>
-                    <a:prstGeom prst="rect">
-                      <a:avLst/>
-                    </a:prstGeom>
-                  </pic:spPr>
-                </pic:pic>
-              </a:graphicData>
-            </a:graphic>
-            <wp14:sizeRelH relativeFrom="margin">
-              <wp14:pctWidth>0</wp14:pctWidth>
-            </wp14:sizeRelH>
-            <wp14:sizeRelV relativeFrom="margin">
-              <wp14:pctHeight>0</wp14:pctHeight>
-            </wp14:sizeRelV>
-          </wp:anchor>
-        </w:drawing>
-      </w:r>
-      <w:r>
-        <w:rPr>
-          <w:rFonts w:ascii="Arial" w:eastAsia="Aptos" w:hAnsi="Arial" w:cs="Times New Roman"/>
-          <w:noProof/>
-          <w:kern w:val="2"/>
-          <w:szCs w:val="22"/>
-          <w:lang w:val="en-PH" w:eastAsia="en-US"/>
-          <w14:ligatures w14:val="standardContextual"/>
-        </w:rPr>
-        <w:drawing>
-          <wp:anchor distT="0" distB="0" distL="114300" distR="114300" simplePos="0" relativeHeight="251664384" behindDoc="1" locked="0" layoutInCell="1" allowOverlap="1" wp14:anchorId="3E4DABA4" wp14:editId="63B9318A">
-            <wp:simplePos x="0" y="0"/>
-            <wp:positionH relativeFrom="column">
-              <wp:posOffset>4372415</wp:posOffset>
-            </wp:positionH>
-            <wp:positionV relativeFrom="paragraph">
-              <wp:posOffset>7072630</wp:posOffset>
-            </wp:positionV>
-            <wp:extent cx="763270" cy="768350"/>
-            <wp:effectExtent l="0" t="0" r="0" b="0"/>
-            <wp:wrapNone/>
-            <wp:docPr id="144570787" name="Graphic 1"/>
-            <wp:cNvGraphicFramePr>
-              <a:graphicFrameLocks xmlns:a="http://schemas.openxmlformats.org/drawingml/2006/main" noChangeAspect="1"/>
-            </wp:cNvGraphicFramePr>
-            <a:graphic xmlns:a="http://schemas.openxmlformats.org/drawingml/2006/main">
-              <a:graphicData uri="http://schemas.openxmlformats.org/drawingml/2006/picture">
-                <pic:pic xmlns:pic="http://schemas.openxmlformats.org/drawingml/2006/picture">
-                  <pic:nvPicPr>
-                    <pic:cNvPr id="144570787" name=""/>
-                    <pic:cNvPicPr/>
-                  </pic:nvPicPr>
-                  <pic:blipFill>
-                    <a:blip r:embed="rId12">
-                      <a:extLst>
-                        <a:ext uri="{96DAC541-7B7A-43D3-8B79-37D633B846F1}">
-                          <asvg:svgBlip xmlns:asvg="http://schemas.microsoft.com/office/drawing/2016/SVG/main" r:embed="rId13"/>
-                        </a:ext>
-                      </a:extLst>
-                    </a:blip>
-                    <a:stretch>
-                      <a:fillRect/>
-                    </a:stretch>
-                  </pic:blipFill>
-                  <pic:spPr>
-                    <a:xfrm>
-                      <a:off x="0" y="0"/>
-                      <a:ext cx="763270" cy="768350"/>
-                    </a:xfrm>
-                    <a:prstGeom prst="rect">
-                      <a:avLst/>
-                    </a:prstGeom>
-                  </pic:spPr>
-                </pic:pic>
-              </a:graphicData>
-            </a:graphic>
-            <wp14:sizeRelH relativeFrom="margin">
-              <wp14:pctWidth>0</wp14:pctWidth>
-            </wp14:sizeRelH>
-            <wp14:sizeRelV relativeFrom="margin">
-              <wp14:pctHeight>0</wp14:pctHeight>
-            </wp14:sizeRelV>
-          </wp:anchor>
-        </w:drawing>
-      </w:r>
       <w:r>
         <w:rPr>
           <w:rFonts w:ascii="Arial" w:eastAsia="Aptos" w:hAnsi="Arial" w:cs="Times New Roman"/>
@@ -155,16 +25,16 @@
         <mc:AlternateContent>
           <mc:Choice Requires="wps">
             <w:drawing>
-              <wp:anchor distT="0" distB="0" distL="114300" distR="114300" simplePos="0" relativeHeight="251667456" behindDoc="0" locked="0" layoutInCell="1" allowOverlap="1" wp14:anchorId="70366948" wp14:editId="1AFD3B49">
+              <wp:anchor distT="0" distB="0" distL="114300" distR="114300" simplePos="0" relativeHeight="251667456" behindDoc="0" locked="0" layoutInCell="1" allowOverlap="1" wp14:anchorId="70366948" wp14:editId="5E8C2A88">
                 <wp:simplePos x="0" y="0"/>
                 <wp:positionH relativeFrom="column">
-                  <wp:posOffset>4368815</wp:posOffset>
+                  <wp:posOffset>2654300</wp:posOffset>
                 </wp:positionH>
                 <wp:positionV relativeFrom="paragraph">
-                  <wp:posOffset>6779516</wp:posOffset>
+                  <wp:posOffset>7150100</wp:posOffset>
                 </wp:positionV>
-                <wp:extent cx="2381250" cy="209550"/>
-                <wp:effectExtent l="0" t="0" r="0" b="0"/>
+                <wp:extent cx="1637665" cy="190500"/>
+                <wp:effectExtent l="0" t="0" r="635" b="0"/>
                 <wp:wrapNone/>
                 <wp:docPr id="615286438" name="Rectangle 2"/>
                 <wp:cNvGraphicFramePr/>
@@ -175,7 +45,7 @@
                       <wps:spPr>
                         <a:xfrm>
                           <a:off x="0" y="0"/>
-                          <a:ext cx="2381250" cy="209550"/>
+                          <a:ext cx="1637665" cy="190500"/>
                         </a:xfrm>
                         <a:prstGeom prst="rect">
                           <a:avLst/>
@@ -229,6 +99,9 @@
                     </wps:wsp>
                   </a:graphicData>
                 </a:graphic>
+                <wp14:sizeRelH relativeFrom="margin">
+                  <wp14:pctWidth>0</wp14:pctWidth>
+                </wp14:sizeRelH>
                 <wp14:sizeRelV relativeFrom="margin">
                   <wp14:pctHeight>0</wp14:pctHeight>
                 </wp14:sizeRelV>
@@ -237,7 +110,7 @@
           </mc:Choice>
           <mc:Fallback>
             <w:pict>
-              <v:rect w14:anchorId="70366948" id="Rectangle 2" o:spid="_x0000_s1026" style="position:absolute;margin-left:344pt;margin-top:533.8pt;width:187.5pt;height:16.5pt;z-index:251667456;visibility:visible;mso-wrap-style:square;mso-height-percent:0;mso-wrap-distance-left:9pt;mso-wrap-distance-top:0;mso-wrap-distance-right:9pt;mso-wrap-distance-bottom:0;mso-position-horizontal:absolute;mso-position-horizontal-relative:text;mso-position-vertical:absolute;mso-position-vertical-relative:text;mso-height-percent:0;mso-height-relative:margin;v-text-anchor:middle" o:gfxdata="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" fillcolor="#595959" stroked="f" strokeweight="1.5pt">
+              <v:rect w14:anchorId="70366948" id="Rectangle 2" o:spid="_x0000_s1026" style="position:absolute;margin-left:209pt;margin-top:563pt;width:128.95pt;height:15pt;z-index:251667456;visibility:visible;mso-wrap-style:square;mso-width-percent:0;mso-height-percent:0;mso-wrap-distance-left:9pt;mso-wrap-distance-top:0;mso-wrap-distance-right:9pt;mso-wrap-distance-bottom:0;mso-position-horizontal:absolute;mso-position-horizontal-relative:text;mso-position-vertical:absolute;mso-position-vertical-relative:text;mso-width-percent:0;mso-height-percent:0;mso-width-relative:margin;mso-height-relative:margin;v-text-anchor:middle" o:gfxdata="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" fillcolor="#595959" stroked="f" strokeweight="1.5pt">
                 <v:textbox inset=",1mm,,1mm">
                   <w:txbxContent>
                     <w:p>
@@ -279,412 +152,19 @@
           <w:lang w:val="en-PH" w:eastAsia="en-US"/>
           <w14:ligatures w14:val="standardContextual"/>
         </w:rPr>
-        <mc:AlternateContent>
-          <mc:Choice Requires="wps">
-            <w:drawing>
-              <wp:anchor distT="45720" distB="45720" distL="114300" distR="114300" simplePos="0" relativeHeight="251663360" behindDoc="1" locked="0" layoutInCell="1" allowOverlap="1" wp14:anchorId="5D1DB68B" wp14:editId="7D6EE20F">
-                <wp:simplePos x="0" y="0"/>
-                <wp:positionH relativeFrom="margin">
-                  <wp:posOffset>209550</wp:posOffset>
-                </wp:positionH>
-                <wp:positionV relativeFrom="paragraph">
-                  <wp:posOffset>2718435</wp:posOffset>
-                </wp:positionV>
-                <wp:extent cx="2781300" cy="514350"/>
-                <wp:effectExtent l="0" t="0" r="0" b="0"/>
-                <wp:wrapNone/>
-                <wp:docPr id="78708646" name="Text Box 2"/>
-                <wp:cNvGraphicFramePr>
-                  <a:graphicFrameLocks xmlns:a="http://schemas.openxmlformats.org/drawingml/2006/main"/>
-                </wp:cNvGraphicFramePr>
-                <a:graphic xmlns:a="http://schemas.openxmlformats.org/drawingml/2006/main">
-                  <a:graphicData uri="http://schemas.microsoft.com/office/word/2010/wordprocessingShape">
-                    <wps:wsp>
-                      <wps:cNvSpPr txBox="1">
-                        <a:spLocks noChangeArrowheads="1"/>
-                      </wps:cNvSpPr>
-                      <wps:spPr bwMode="auto">
-                        <a:xfrm>
-                          <a:off x="0" y="0"/>
-                          <a:ext cx="2781300" cy="514350"/>
-                        </a:xfrm>
-                        <a:prstGeom prst="rect">
-                          <a:avLst/>
-                        </a:prstGeom>
-                        <a:noFill/>
-                        <a:ln w="9525">
-                          <a:noFill/>
-                          <a:miter lim="800000"/>
-                          <a:headEnd/>
-                          <a:tailEnd/>
-                        </a:ln>
-                      </wps:spPr>
-                      <wps:txbx>
-                        <w:txbxContent>
-                          <w:p>
-                            <w:pPr>
-                              <w:spacing w:after="0" w:line="240" w:lineRule="auto"/>
-                              <w:rPr>
-                                <w:rFonts w:cs="Arial"/>
-                                <w:color w:val="747474"/>
-                                <w:sz w:val="36"/>
-                                <w:szCs w:val="36"/>
-                              </w:rPr>
-                            </w:pPr>
-                            <w:r>
-                              <w:rPr>
-                                <w:rFonts w:cs="Arial"/>
-                                <w:b/>
-                                <w:bCs/>
-                                <w:color w:val="747474"/>
-                                <w:sz w:val="36"/>
-                                <w:szCs w:val="36"/>
-                              </w:rPr>
-                              <w:t>2025 - 2026</w:t>
-                            </w:r>
-                          </w:p>
-                        </w:txbxContent>
-                      </wps:txbx>
-                      <wps:bodyPr rot="0" vert="horz" wrap="square" lIns="91440" tIns="45720" rIns="91440" bIns="45720" anchor="t" anchorCtr="0">
-                        <a:noAutofit/>
-                      </wps:bodyPr>
-                    </wps:wsp>
-                  </a:graphicData>
-                </a:graphic>
-                <wp14:sizeRelH relativeFrom="margin">
-                  <wp14:pctWidth>0</wp14:pctWidth>
-                </wp14:sizeRelH>
-                <wp14:sizeRelV relativeFrom="margin">
-                  <wp14:pctHeight>0</wp14:pctHeight>
-                </wp14:sizeRelV>
-              </wp:anchor>
-            </w:drawing>
-          </mc:Choice>
-          <mc:Fallback>
-            <w:pict>
-              <v:shapetype w14:anchorId="5D1DB68B" id="_x0000_t202" coordsize="21600,21600" o:spt="202" path="m,l,21600r21600,l21600,xe">
-                <v:stroke joinstyle="miter"/>
-                <v:path gradientshapeok="t" o:connecttype="rect"/>
-              </v:shapetype>
-              <v:shape id="Text Box 2" o:spid="_x0000_s1026" type="#_x0000_t202" style="position:absolute;margin-left:16.5pt;margin-top:214.05pt;width:219pt;height:40.5pt;z-index:-251653120;visibility:visible;mso-wrap-style:square;mso-width-percent:0;mso-height-percent:0;mso-wrap-distance-left:9pt;mso-wrap-distance-top:3.6pt;mso-wrap-distance-right:9pt;mso-wrap-distance-bottom:3.6pt;mso-position-horizontal:absolute;mso-position-horizontal-relative:margin;mso-position-vertical:absolute;mso-position-vertical-relative:text;mso-width-percent:0;mso-height-percent:0;mso-width-relative:margin;mso-height-relative:margin;v-text-anchor:top" o:gfxdata="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" filled="f" stroked="f">
-                <v:textbox>
-                  <w:txbxContent>
-                    <w:p>
-                      <w:pPr>
-                        <w:spacing w:after="0" w:line="240" w:lineRule="auto"/>
-                        <w:rPr>
-                          <w:rFonts w:cs="Arial"/>
-                          <w:color w:val="747474"/>
-                          <w:sz w:val="36"/>
-                          <w:szCs w:val="36"/>
-                        </w:rPr>
-                      </w:pPr>
-                      <w:r>
-                        <w:rPr>
-                          <w:rFonts w:cs="Arial"/>
-                          <w:b/>
-                          <w:bCs/>
-                          <w:color w:val="747474"/>
-                          <w:sz w:val="36"/>
-                          <w:szCs w:val="36"/>
-                        </w:rPr>
-                        <w:t>2025 - 2026</w:t>
-                      </w:r>
-                    </w:p>
-                  </w:txbxContent>
-                </v:textbox>
-                <w10:wrap anchorx="margin"/>
-              </v:shape>
-            </w:pict>
-          </mc:Fallback>
-        </mc:AlternateContent>
-      </w:r>
-      <w:r>
-        <w:rPr>
-          <w:rFonts w:ascii="Arial" w:eastAsia="Aptos" w:hAnsi="Arial" w:cs="Times New Roman"/>
-          <w:noProof/>
-          <w:kern w:val="2"/>
-          <w:szCs w:val="22"/>
-          <w:lang w:val="en-PH" w:eastAsia="en-US"/>
-          <w14:ligatures w14:val="standardContextual"/>
-        </w:rPr>
-        <mc:AlternateContent>
-          <mc:Choice Requires="wps">
-            <w:drawing>
-              <wp:anchor distT="45720" distB="45720" distL="114300" distR="114300" simplePos="0" relativeHeight="251661312" behindDoc="1" locked="0" layoutInCell="1" allowOverlap="1" wp14:anchorId="0C9C8811" wp14:editId="73F60F28">
-                <wp:simplePos x="0" y="0"/>
-                <wp:positionH relativeFrom="margin">
-                  <wp:posOffset>208915</wp:posOffset>
-                </wp:positionH>
-                <wp:positionV relativeFrom="paragraph">
-                  <wp:posOffset>2070735</wp:posOffset>
-                </wp:positionV>
-                <wp:extent cx="5324475" cy="933450"/>
-                <wp:effectExtent l="0" t="0" r="0" b="0"/>
-                <wp:wrapNone/>
-                <wp:docPr id="1449542827" name="Text Box 2"/>
-                <wp:cNvGraphicFramePr>
-                  <a:graphicFrameLocks xmlns:a="http://schemas.openxmlformats.org/drawingml/2006/main"/>
-                </wp:cNvGraphicFramePr>
-                <a:graphic xmlns:a="http://schemas.openxmlformats.org/drawingml/2006/main">
-                  <a:graphicData uri="http://schemas.microsoft.com/office/word/2010/wordprocessingShape">
-                    <wps:wsp>
-                      <wps:cNvSpPr>
-                        <a:spLocks noChangeArrowheads="1"/>
-                      </wps:cNvSpPr>
-                      <wps:spPr>
-                        <a:xfrm>
-                          <a:off x="0" y="0"/>
-                          <a:ext cx="5324475" cy="933450"/>
-                        </a:xfrm>
-                        <a:prstGeom prst="rect">
-                          <a:avLst/>
-                        </a:prstGeom>
-                        <a:noFill/>
-                        <a:ln w="9525">
-                          <a:noFill/>
-                          <a:miter/>
-                        </a:ln>
-                      </wps:spPr>
-                      <wps:txbx>
-                        <w:txbxContent>
-                          <w:p>
-                            <w:pPr>
-                              <w:spacing w:line="240" w:lineRule="auto"/>
-                              <w:rPr>
-                                <w:rFonts w:ascii="Arial Narrow" w:hAnsi="Arial Narrow"/>
-                                <w:sz w:val="32"/>
-                                <w:szCs w:val="72"/>
-                              </w:rPr>
-                            </w:pPr>
-                            <w:r>
-                              <w:rPr>
-                                <w:rFonts w:ascii="Arial Narrow" w:hAnsi="Arial Narrow"/>
-                                <w:sz w:val="32"/>
-                                <w:szCs w:val="72"/>
-                              </w:rPr>
-                              <w:t>AI-Based Detection of Grooming-Related Interactions in Chat</w:t>
-                            </w:r>
-                            <w:r>
-                              <w:rPr>
-                                <w:rFonts w:ascii="Arial Narrow" w:hAnsi="Arial Narrow"/>
-                                <w:sz w:val="32"/>
-                                <w:szCs w:val="72"/>
-                              </w:rPr>
-                              <w:t xml:space="preserve"> </w:t>
-                            </w:r>
-                            <w:r>
-                              <w:rPr>
-                                <w:rFonts w:ascii="Arial Narrow" w:hAnsi="Arial Narrow"/>
-                                <w:sz w:val="32"/>
-                                <w:szCs w:val="72"/>
-                              </w:rPr>
-                              <w:t>Conversations Using Contextual and Behavioral Analysis</w:t>
-                            </w:r>
-                          </w:p>
-                        </w:txbxContent>
-                      </wps:txbx>
-                      <wps:bodyPr wrap="square" lIns="91440" tIns="45720" rIns="91440" bIns="45720" anchor="t">
-                        <a:noAutofit/>
-                      </wps:bodyPr>
-                    </wps:wsp>
-                  </a:graphicData>
-                </a:graphic>
-                <wp14:sizeRelH relativeFrom="margin">
-                  <wp14:pctWidth>0</wp14:pctWidth>
-                </wp14:sizeRelH>
-                <wp14:sizeRelV relativeFrom="margin">
-                  <wp14:pctHeight>0</wp14:pctHeight>
-                </wp14:sizeRelV>
-              </wp:anchor>
-            </w:drawing>
-          </mc:Choice>
-          <mc:Fallback>
-            <w:pict>
-              <v:rect w14:anchorId="0C9C8811" id="_x0000_s1027" style="position:absolute;margin-left:16.45pt;margin-top:163.05pt;width:419.25pt;height:73.5pt;z-index:-251655168;visibility:visible;mso-wrap-style:square;mso-width-percent:0;mso-height-percent:0;mso-wrap-distance-left:9pt;mso-wrap-distance-top:3.6pt;mso-wrap-distance-right:9pt;mso-wrap-distance-bottom:3.6pt;mso-position-horizontal:absolute;mso-position-horizontal-relative:margin;mso-position-vertical:absolute;mso-position-vertical-relative:text;mso-width-percent:0;mso-height-percent:0;mso-width-relative:margin;mso-height-relative:margin;v-text-anchor:top" o:gfxdata="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" filled="f" stroked="f">
-                <v:textbox>
-                  <w:txbxContent>
-                    <w:p>
-                      <w:pPr>
-                        <w:spacing w:line="240" w:lineRule="auto"/>
-                        <w:rPr>
-                          <w:rFonts w:ascii="Arial Narrow" w:hAnsi="Arial Narrow"/>
-                          <w:sz w:val="32"/>
-                          <w:szCs w:val="72"/>
-                        </w:rPr>
-                      </w:pPr>
-                      <w:r>
-                        <w:rPr>
-                          <w:rFonts w:ascii="Arial Narrow" w:hAnsi="Arial Narrow"/>
-                          <w:sz w:val="32"/>
-                          <w:szCs w:val="72"/>
-                        </w:rPr>
-                        <w:t>AI-Based Detection of Grooming-Related Interactions in Chat</w:t>
-                      </w:r>
-                      <w:r>
-                        <w:rPr>
-                          <w:rFonts w:ascii="Arial Narrow" w:hAnsi="Arial Narrow"/>
-                          <w:sz w:val="32"/>
-                          <w:szCs w:val="72"/>
-                        </w:rPr>
-                        <w:t xml:space="preserve"> </w:t>
-                      </w:r>
-                      <w:r>
-                        <w:rPr>
-                          <w:rFonts w:ascii="Arial Narrow" w:hAnsi="Arial Narrow"/>
-                          <w:sz w:val="32"/>
-                          <w:szCs w:val="72"/>
-                        </w:rPr>
-                        <w:t>Conversations Using Contextual and Behavioral Analysis</w:t>
-                      </w:r>
-                    </w:p>
-                  </w:txbxContent>
-                </v:textbox>
-                <w10:wrap anchorx="margin"/>
-              </v:rect>
-            </w:pict>
-          </mc:Fallback>
-        </mc:AlternateContent>
-      </w:r>
-      <w:r>
-        <w:rPr>
-          <w:rFonts w:ascii="Arial" w:eastAsia="Aptos" w:hAnsi="Arial" w:cs="Times New Roman"/>
-          <w:noProof/>
-          <w:kern w:val="2"/>
-          <w:szCs w:val="22"/>
-          <w:lang w:val="en-PH" w:eastAsia="en-US"/>
-          <w14:ligatures w14:val="standardContextual"/>
-        </w:rPr>
-        <mc:AlternateContent>
-          <mc:Choice Requires="wps">
-            <w:drawing>
-              <wp:anchor distT="45720" distB="45720" distL="114300" distR="114300" simplePos="0" relativeHeight="251660288" behindDoc="1" locked="0" layoutInCell="1" allowOverlap="1" wp14:anchorId="4BCA91B1" wp14:editId="4BB21DFA">
-                <wp:simplePos x="0" y="0"/>
-                <wp:positionH relativeFrom="margin">
-                  <wp:posOffset>171450</wp:posOffset>
-                </wp:positionH>
-                <wp:positionV relativeFrom="paragraph">
-                  <wp:posOffset>1261110</wp:posOffset>
-                </wp:positionV>
-                <wp:extent cx="3790950" cy="933450"/>
-                <wp:effectExtent l="0" t="0" r="0" b="0"/>
-                <wp:wrapNone/>
-                <wp:docPr id="217" name="Text Box 2"/>
-                <wp:cNvGraphicFramePr>
-                  <a:graphicFrameLocks xmlns:a="http://schemas.openxmlformats.org/drawingml/2006/main"/>
-                </wp:cNvGraphicFramePr>
-                <a:graphic xmlns:a="http://schemas.openxmlformats.org/drawingml/2006/main">
-                  <a:graphicData uri="http://schemas.microsoft.com/office/word/2010/wordprocessingShape">
-                    <wps:wsp>
-                      <wps:cNvSpPr>
-                        <a:spLocks noChangeArrowheads="1"/>
-                      </wps:cNvSpPr>
-                      <wps:spPr>
-                        <a:xfrm>
-                          <a:off x="0" y="0"/>
-                          <a:ext cx="3790950" cy="933450"/>
-                        </a:xfrm>
-                        <a:prstGeom prst="rect">
-                          <a:avLst/>
-                        </a:prstGeom>
-                        <a:noFill/>
-                        <a:ln w="9525">
-                          <a:noFill/>
-                          <a:miter/>
-                        </a:ln>
-                      </wps:spPr>
-                      <wps:txbx>
-                        <w:txbxContent>
-                          <w:p>
-                            <w:pPr>
-                              <w:spacing w:line="276" w:lineRule="auto"/>
-                              <w:rPr>
-                                <w:rFonts w:ascii="Arial Black" w:hAnsi="Arial Black"/>
-                                <w:sz w:val="80"/>
-                                <w:szCs w:val="108"/>
-                              </w:rPr>
-                            </w:pPr>
-                            <w:r>
-                              <w:rPr>
-                                <w:rFonts w:ascii="Arial Black" w:hAnsi="Arial Black"/>
-                                <w:sz w:val="80"/>
-                                <w:szCs w:val="108"/>
-                              </w:rPr>
-                              <w:t>GroomShield</w:t>
-                            </w:r>
-                          </w:p>
-                        </w:txbxContent>
-                      </wps:txbx>
-                      <wps:bodyPr wrap="square" lIns="91440" tIns="45720" rIns="91440" bIns="45720" anchor="t">
-                        <a:noAutofit/>
-                      </wps:bodyPr>
-                    </wps:wsp>
-                  </a:graphicData>
-                </a:graphic>
-                <wp14:sizeRelH relativeFrom="margin">
-                  <wp14:pctWidth>0</wp14:pctWidth>
-                </wp14:sizeRelH>
-                <wp14:sizeRelV relativeFrom="margin">
-                  <wp14:pctHeight>0</wp14:pctHeight>
-                </wp14:sizeRelV>
-              </wp:anchor>
-            </w:drawing>
-          </mc:Choice>
-          <mc:Fallback>
-            <w:pict>
-              <v:rect w14:anchorId="4BCA91B1" id="_x0000_s1028" style="position:absolute;margin-left:13.5pt;margin-top:99.3pt;width:298.5pt;height:73.5pt;z-index:-251656192;visibility:visible;mso-wrap-style:square;mso-width-percent:0;mso-height-percent:0;mso-wrap-distance-left:9pt;mso-wrap-distance-top:3.6pt;mso-wrap-distance-right:9pt;mso-wrap-distance-bottom:3.6pt;mso-position-horizontal:absolute;mso-position-horizontal-relative:margin;mso-position-vertical:absolute;mso-position-vertical-relative:text;mso-width-percent:0;mso-height-percent:0;mso-width-relative:margin;mso-height-relative:margin;v-text-anchor:top" o:gfxdata="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" filled="f" stroked="f">
-                <v:textbox>
-                  <w:txbxContent>
-                    <w:p>
-                      <w:pPr>
-                        <w:spacing w:line="276" w:lineRule="auto"/>
-                        <w:rPr>
-                          <w:rFonts w:ascii="Arial Black" w:hAnsi="Arial Black"/>
-                          <w:sz w:val="80"/>
-                          <w:szCs w:val="108"/>
-                        </w:rPr>
-                      </w:pPr>
-                      <w:proofErr w:type="spellStart"/>
-                      <w:r>
-                        <w:rPr>
-                          <w:rFonts w:ascii="Arial Black" w:hAnsi="Arial Black"/>
-                          <w:sz w:val="80"/>
-                          <w:szCs w:val="108"/>
-                        </w:rPr>
-                        <w:t>GroomShield</w:t>
-                      </w:r>
-                      <w:proofErr w:type="spellEnd"/>
-                    </w:p>
-                  </w:txbxContent>
-                </v:textbox>
-                <w10:wrap anchorx="margin"/>
-              </v:rect>
-            </w:pict>
-          </mc:Fallback>
-        </mc:AlternateContent>
-      </w:r>
-      <w:r>
-        <w:rPr>
-          <w:rFonts w:ascii="Arial" w:eastAsia="Aptos" w:hAnsi="Arial" w:cs="Times New Roman"/>
-          <w:noProof/>
-          <w:kern w:val="2"/>
-          <w:szCs w:val="22"/>
-          <w:lang w:val="en-PH" w:eastAsia="en-US"/>
-          <w14:ligatures w14:val="standardContextual"/>
-        </w:rPr>
         <w:drawing>
-          <wp:anchor distT="0" distB="0" distL="114300" distR="114300" simplePos="0" relativeHeight="251659264" behindDoc="1" locked="0" layoutInCell="1" allowOverlap="1" wp14:anchorId="09DE7D07" wp14:editId="17E13E5A">
+          <wp:anchor distT="0" distB="0" distL="114300" distR="114300" simplePos="0" relativeHeight="251664384" behindDoc="1" locked="0" layoutInCell="1" allowOverlap="1" wp14:anchorId="3E4DABA4" wp14:editId="52E9E6E3">
             <wp:simplePos x="0" y="0"/>
-            <wp:positionH relativeFrom="margin">
-              <wp:align>left</wp:align>
+            <wp:positionH relativeFrom="column">
+              <wp:posOffset>2663190</wp:posOffset>
             </wp:positionH>
             <wp:positionV relativeFrom="paragraph">
-              <wp:posOffset>-400050</wp:posOffset>
+              <wp:posOffset>7440930</wp:posOffset>
             </wp:positionV>
-            <wp:extent cx="1508760" cy="1508760"/>
+            <wp:extent cx="763270" cy="768350"/>
             <wp:effectExtent l="0" t="0" r="0" b="0"/>
             <wp:wrapNone/>
-            <wp:docPr id="1581781849" name="Picture 1"/>
+            <wp:docPr id="144570787" name="Graphic 1"/>
             <wp:cNvGraphicFramePr>
               <a:graphicFrameLocks xmlns:a="http://schemas.openxmlformats.org/drawingml/2006/main" noChangeAspect="1"/>
             </wp:cNvGraphicFramePr>
@@ -692,36 +172,29 @@
               <a:graphicData uri="http://schemas.openxmlformats.org/drawingml/2006/picture">
                 <pic:pic xmlns:pic="http://schemas.openxmlformats.org/drawingml/2006/picture">
                   <pic:nvPicPr>
-                    <pic:cNvPr id="0" name="Picture 1"/>
-                    <pic:cNvPicPr>
-                      <a:picLocks noChangeAspect="1" noChangeArrowheads="1"/>
-                    </pic:cNvPicPr>
+                    <pic:cNvPr id="144570787" name=""/>
+                    <pic:cNvPicPr/>
                   </pic:nvPicPr>
                   <pic:blipFill>
-                    <a:blip r:embed="rId14" cstate="print">
+                    <a:blip r:embed="rId10">
                       <a:extLst>
-                        <a:ext uri="{28A0092B-C50C-407E-A947-70E740481C1C}">
-                          <a14:useLocalDpi xmlns:a14="http://schemas.microsoft.com/office/drawing/2010/main" val="0"/>
+                        <a:ext uri="{96DAC541-7B7A-43D3-8B79-37D633B846F1}">
+                          <asvg:svgBlip xmlns:asvg="http://schemas.microsoft.com/office/drawing/2016/SVG/main" r:embed="rId11"/>
                         </a:ext>
                       </a:extLst>
                     </a:blip>
-                    <a:srcRect/>
                     <a:stretch>
                       <a:fillRect/>
                     </a:stretch>
                   </pic:blipFill>
-                  <pic:spPr bwMode="auto">
+                  <pic:spPr>
                     <a:xfrm>
                       <a:off x="0" y="0"/>
-                      <a:ext cx="1508760" cy="1508760"/>
+                      <a:ext cx="763270" cy="768350"/>
                     </a:xfrm>
                     <a:prstGeom prst="rect">
                       <a:avLst/>
                     </a:prstGeom>
-                    <a:noFill/>
-                    <a:ln>
-                      <a:noFill/>
-                    </a:ln>
                   </pic:spPr>
                 </pic:pic>
               </a:graphicData>
@@ -744,16 +217,81 @@
           <w:lang w:val="en-PH" w:eastAsia="en-US"/>
           <w14:ligatures w14:val="standardContextual"/>
         </w:rPr>
+        <w:drawing>
+          <wp:anchor distT="0" distB="0" distL="114300" distR="114300" simplePos="0" relativeHeight="251665408" behindDoc="1" locked="0" layoutInCell="1" allowOverlap="1" wp14:anchorId="13D3BDF8" wp14:editId="03C4840A">
+            <wp:simplePos x="0" y="0"/>
+            <wp:positionH relativeFrom="margin">
+              <wp:posOffset>3520440</wp:posOffset>
+            </wp:positionH>
+            <wp:positionV relativeFrom="paragraph">
+              <wp:posOffset>7440930</wp:posOffset>
+            </wp:positionV>
+            <wp:extent cx="774065" cy="768985"/>
+            <wp:effectExtent l="0" t="0" r="6985" b="0"/>
+            <wp:wrapNone/>
+            <wp:docPr id="1792925978" name="Graphic 1"/>
+            <wp:cNvGraphicFramePr>
+              <a:graphicFrameLocks xmlns:a="http://schemas.openxmlformats.org/drawingml/2006/main" noChangeAspect="1"/>
+            </wp:cNvGraphicFramePr>
+            <a:graphic xmlns:a="http://schemas.openxmlformats.org/drawingml/2006/main">
+              <a:graphicData uri="http://schemas.openxmlformats.org/drawingml/2006/picture">
+                <pic:pic xmlns:pic="http://schemas.openxmlformats.org/drawingml/2006/picture">
+                  <pic:nvPicPr>
+                    <pic:cNvPr id="1792925978" name=""/>
+                    <pic:cNvPicPr/>
+                  </pic:nvPicPr>
+                  <pic:blipFill>
+                    <a:blip r:embed="rId12">
+                      <a:extLst>
+                        <a:ext uri="{96DAC541-7B7A-43D3-8B79-37D633B846F1}">
+                          <asvg:svgBlip xmlns:asvg="http://schemas.microsoft.com/office/drawing/2016/SVG/main" r:embed="rId13"/>
+                        </a:ext>
+                      </a:extLst>
+                    </a:blip>
+                    <a:stretch>
+                      <a:fillRect/>
+                    </a:stretch>
+                  </pic:blipFill>
+                  <pic:spPr>
+                    <a:xfrm>
+                      <a:off x="0" y="0"/>
+                      <a:ext cx="774065" cy="768985"/>
+                    </a:xfrm>
+                    <a:prstGeom prst="rect">
+                      <a:avLst/>
+                    </a:prstGeom>
+                  </pic:spPr>
+                </pic:pic>
+              </a:graphicData>
+            </a:graphic>
+            <wp14:sizeRelH relativeFrom="margin">
+              <wp14:pctWidth>0</wp14:pctWidth>
+            </wp14:sizeRelH>
+            <wp14:sizeRelV relativeFrom="margin">
+              <wp14:pctHeight>0</wp14:pctHeight>
+            </wp14:sizeRelV>
+          </wp:anchor>
+        </w:drawing>
+      </w:r>
+      <w:r>
+        <w:rPr>
+          <w:rFonts w:ascii="Arial" w:eastAsia="Aptos" w:hAnsi="Arial" w:cs="Times New Roman"/>
+          <w:noProof/>
+          <w:kern w:val="2"/>
+          <w:szCs w:val="22"/>
+          <w:lang w:val="en-PH" w:eastAsia="en-US"/>
+          <w14:ligatures w14:val="standardContextual"/>
+        </w:rPr>
         <mc:AlternateContent>
           <mc:Choice Requires="wps">
             <w:drawing>
-              <wp:anchor distT="45720" distB="45720" distL="114300" distR="114300" simplePos="0" relativeHeight="251662336" behindDoc="1" locked="0" layoutInCell="1" allowOverlap="1" wp14:anchorId="3E155B88" wp14:editId="53128472">
+              <wp:anchor distT="45720" distB="45720" distL="114300" distR="114300" simplePos="0" relativeHeight="251662336" behindDoc="1" locked="0" layoutInCell="1" allowOverlap="1" wp14:anchorId="3E155B88" wp14:editId="5B32BA06">
                 <wp:simplePos x="0" y="0"/>
                 <wp:positionH relativeFrom="margin">
-                  <wp:posOffset>66675</wp:posOffset>
+                  <wp:align>left</wp:align>
                 </wp:positionH>
                 <wp:positionV relativeFrom="paragraph">
-                  <wp:posOffset>6240145</wp:posOffset>
+                  <wp:posOffset>6925945</wp:posOffset>
                 </wp:positionV>
                 <wp:extent cx="2781300" cy="1838325"/>
                 <wp:effectExtent l="0" t="0" r="0" b="0"/>
@@ -835,8 +373,22 @@
                                 <w:sz w:val="20"/>
                                 <w:szCs w:val="20"/>
                               </w:rPr>
-                              <w:t>Justin Bryden G. Arroco</w:t>
+                              <w:t xml:space="preserve">Justin Bryden G. </w:t>
                             </w:r>
+                            <w:proofErr w:type="spellStart"/>
+                            <w:r>
+                              <w:rPr>
+                                <w:rFonts w:ascii="Arial Narrow" w:hAnsi="Arial Narrow"/>
+                                <w:b/>
+                                <w:bCs/>
+                                <w:color w:val="747474"/>
+                                <w:spacing w:val="4"/>
+                                <w:sz w:val="20"/>
+                                <w:szCs w:val="20"/>
+                              </w:rPr>
+                              <w:t>Arroco</w:t>
+                            </w:r>
+                            <w:proofErr w:type="spellEnd"/>
                           </w:p>
                           <w:p>
                             <w:pPr>
@@ -895,6 +447,8 @@
                               <w:spacing w:after="0" w:line="240" w:lineRule="auto"/>
                               <w:rPr>
                                 <w:rFonts w:ascii="Arial Narrow" w:hAnsi="Arial Narrow"/>
+                                <w:b/>
+                                <w:bCs/>
                                 <w:color w:val="747474"/>
                                 <w:spacing w:val="4"/>
                                 <w:sz w:val="20"/>
@@ -912,6 +466,96 @@
                                 <w:szCs w:val="20"/>
                               </w:rPr>
                               <w:t>Andrei Luis M. Torres</w:t>
+                            </w:r>
+                          </w:p>
+                          <w:p>
+                            <w:pPr>
+                              <w:spacing w:after="0" w:line="240" w:lineRule="auto"/>
+                              <w:rPr>
+                                <w:rFonts w:ascii="Arial Narrow" w:hAnsi="Arial Narrow"/>
+                                <w:b/>
+                                <w:bCs/>
+                                <w:color w:val="747474"/>
+                                <w:spacing w:val="4"/>
+                                <w:sz w:val="20"/>
+                                <w:szCs w:val="20"/>
+                              </w:rPr>
+                            </w:pPr>
+                          </w:p>
+                          <w:p>
+                            <w:pPr>
+                              <w:spacing w:after="0" w:line="240" w:lineRule="auto"/>
+                              <w:rPr>
+                                <w:rFonts w:ascii="Arial Narrow" w:hAnsi="Arial Narrow"/>
+                                <w:b/>
+                                <w:bCs/>
+                                <w:color w:val="747474"/>
+                                <w:spacing w:val="4"/>
+                                <w:sz w:val="20"/>
+                                <w:szCs w:val="20"/>
+                              </w:rPr>
+                            </w:pPr>
+                            <w:r>
+                              <w:rPr>
+                                <w:rFonts w:ascii="Arial Narrow" w:hAnsi="Arial Narrow"/>
+                                <w:b/>
+                                <w:bCs/>
+                                <w:color w:val="747474"/>
+                                <w:spacing w:val="4"/>
+                                <w:sz w:val="20"/>
+                                <w:szCs w:val="20"/>
+                              </w:rPr>
+                              <w:t>CO-AUTHORS:</w:t>
+                            </w:r>
+                          </w:p>
+                          <w:p>
+                            <w:pPr>
+                              <w:spacing w:after="0" w:line="240" w:lineRule="auto"/>
+                              <w:rPr>
+                                <w:rFonts w:ascii="Arial Narrow" w:hAnsi="Arial Narrow"/>
+                                <w:b/>
+                                <w:bCs/>
+                                <w:color w:val="747474"/>
+                                <w:spacing w:val="4"/>
+                                <w:sz w:val="20"/>
+                                <w:szCs w:val="20"/>
+                              </w:rPr>
+                            </w:pPr>
+                            <w:r>
+                              <w:rPr>
+                                <w:rFonts w:ascii="Arial Narrow" w:hAnsi="Arial Narrow"/>
+                                <w:b/>
+                                <w:bCs/>
+                                <w:color w:val="747474"/>
+                                <w:spacing w:val="4"/>
+                                <w:sz w:val="20"/>
+                                <w:szCs w:val="20"/>
+                              </w:rPr>
+                              <w:t>Manuel L. Calimlim Jr.</w:t>
+                            </w:r>
+                          </w:p>
+                          <w:p>
+                            <w:pPr>
+                              <w:spacing w:after="0" w:line="240" w:lineRule="auto"/>
+                              <w:rPr>
+                                <w:rFonts w:ascii="Arial Narrow" w:hAnsi="Arial Narrow"/>
+                                <w:color w:val="747474"/>
+                                <w:spacing w:val="4"/>
+                                <w:sz w:val="20"/>
+                                <w:szCs w:val="20"/>
+                              </w:rPr>
+                            </w:pPr>
+                            <w:r>
+                              <w:rPr>
+                                <w:rFonts w:ascii="Arial Narrow" w:hAnsi="Arial Narrow"/>
+                                <w:b/>
+                                <w:bCs/>
+                                <w:color w:val="747474"/>
+                                <w:spacing w:val="4"/>
+                                <w:sz w:val="20"/>
+                                <w:szCs w:val="20"/>
+                              </w:rPr>
+                              <w:t>Lorena W. Rabago</w:t>
                             </w:r>
                           </w:p>
                         </w:txbxContent>
@@ -937,7 +581,7 @@
                 <v:stroke joinstyle="miter"/>
                 <v:path gradientshapeok="t" o:connecttype="rect"/>
               </v:shapetype>
-              <v:shape id="_x0000_s1030" type="#_x0000_t202" style="position:absolute;margin-left:5.25pt;margin-top:491.35pt;width:219pt;height:144.75pt;z-index:-251654144;visibility:visible;mso-wrap-style:square;mso-width-percent:0;mso-height-percent:0;mso-wrap-distance-left:9pt;mso-wrap-distance-top:3.6pt;mso-wrap-distance-right:9pt;mso-wrap-distance-bottom:3.6pt;mso-position-horizontal:absolute;mso-position-horizontal-relative:margin;mso-position-vertical:absolute;mso-position-vertical-relative:text;mso-width-percent:0;mso-height-percent:0;mso-width-relative:margin;mso-height-relative:margin;v-text-anchor:top" o:gfxdata="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" filled="f" stroked="f">
+              <v:shape id="Text Box 2" o:spid="_x0000_s1027" type="#_x0000_t202" style="position:absolute;margin-left:0;margin-top:545.35pt;width:219pt;height:144.75pt;z-index:-251654144;visibility:visible;mso-wrap-style:square;mso-width-percent:0;mso-height-percent:0;mso-wrap-distance-left:9pt;mso-wrap-distance-top:3.6pt;mso-wrap-distance-right:9pt;mso-wrap-distance-bottom:3.6pt;mso-position-horizontal:left;mso-position-horizontal-relative:margin;mso-position-vertical:absolute;mso-position-vertical-relative:text;mso-width-percent:0;mso-height-percent:0;mso-width-relative:margin;mso-height-relative:margin;v-text-anchor:top" o:gfxdata="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" filled="f" stroked="f">
                 <v:textbox>
                   <w:txbxContent>
                     <w:p>
@@ -989,8 +633,22 @@
                           <w:sz w:val="20"/>
                           <w:szCs w:val="20"/>
                         </w:rPr>
-                        <w:t>Justin Bryden G. Arroco</w:t>
+                        <w:t xml:space="preserve">Justin Bryden G. </w:t>
                       </w:r>
+                      <w:proofErr w:type="spellStart"/>
+                      <w:r>
+                        <w:rPr>
+                          <w:rFonts w:ascii="Arial Narrow" w:hAnsi="Arial Narrow"/>
+                          <w:b/>
+                          <w:bCs/>
+                          <w:color w:val="747474"/>
+                          <w:spacing w:val="4"/>
+                          <w:sz w:val="20"/>
+                          <w:szCs w:val="20"/>
+                        </w:rPr>
+                        <w:t>Arroco</w:t>
+                      </w:r>
+                      <w:proofErr w:type="spellEnd"/>
                     </w:p>
                     <w:p>
                       <w:pPr>
@@ -1049,6 +707,8 @@
                         <w:spacing w:after="0" w:line="240" w:lineRule="auto"/>
                         <w:rPr>
                           <w:rFonts w:ascii="Arial Narrow" w:hAnsi="Arial Narrow"/>
+                          <w:b/>
+                          <w:bCs/>
                           <w:color w:val="747474"/>
                           <w:spacing w:val="4"/>
                           <w:sz w:val="20"/>
@@ -1068,6 +728,96 @@
                         <w:t>Andrei Luis M. Torres</w:t>
                       </w:r>
                     </w:p>
+                    <w:p>
+                      <w:pPr>
+                        <w:spacing w:after="0" w:line="240" w:lineRule="auto"/>
+                        <w:rPr>
+                          <w:rFonts w:ascii="Arial Narrow" w:hAnsi="Arial Narrow"/>
+                          <w:b/>
+                          <w:bCs/>
+                          <w:color w:val="747474"/>
+                          <w:spacing w:val="4"/>
+                          <w:sz w:val="20"/>
+                          <w:szCs w:val="20"/>
+                        </w:rPr>
+                      </w:pPr>
+                    </w:p>
+                    <w:p>
+                      <w:pPr>
+                        <w:spacing w:after="0" w:line="240" w:lineRule="auto"/>
+                        <w:rPr>
+                          <w:rFonts w:ascii="Arial Narrow" w:hAnsi="Arial Narrow"/>
+                          <w:b/>
+                          <w:bCs/>
+                          <w:color w:val="747474"/>
+                          <w:spacing w:val="4"/>
+                          <w:sz w:val="20"/>
+                          <w:szCs w:val="20"/>
+                        </w:rPr>
+                      </w:pPr>
+                      <w:r>
+                        <w:rPr>
+                          <w:rFonts w:ascii="Arial Narrow" w:hAnsi="Arial Narrow"/>
+                          <w:b/>
+                          <w:bCs/>
+                          <w:color w:val="747474"/>
+                          <w:spacing w:val="4"/>
+                          <w:sz w:val="20"/>
+                          <w:szCs w:val="20"/>
+                        </w:rPr>
+                        <w:t>CO-AUTHORS:</w:t>
+                      </w:r>
+                    </w:p>
+                    <w:p>
+                      <w:pPr>
+                        <w:spacing w:after="0" w:line="240" w:lineRule="auto"/>
+                        <w:rPr>
+                          <w:rFonts w:ascii="Arial Narrow" w:hAnsi="Arial Narrow"/>
+                          <w:b/>
+                          <w:bCs/>
+                          <w:color w:val="747474"/>
+                          <w:spacing w:val="4"/>
+                          <w:sz w:val="20"/>
+                          <w:szCs w:val="20"/>
+                        </w:rPr>
+                      </w:pPr>
+                      <w:r>
+                        <w:rPr>
+                          <w:rFonts w:ascii="Arial Narrow" w:hAnsi="Arial Narrow"/>
+                          <w:b/>
+                          <w:bCs/>
+                          <w:color w:val="747474"/>
+                          <w:spacing w:val="4"/>
+                          <w:sz w:val="20"/>
+                          <w:szCs w:val="20"/>
+                        </w:rPr>
+                        <w:t>Manuel L. Calimlim Jr.</w:t>
+                      </w:r>
+                    </w:p>
+                    <w:p>
+                      <w:pPr>
+                        <w:spacing w:after="0" w:line="240" w:lineRule="auto"/>
+                        <w:rPr>
+                          <w:rFonts w:ascii="Arial Narrow" w:hAnsi="Arial Narrow"/>
+                          <w:color w:val="747474"/>
+                          <w:spacing w:val="4"/>
+                          <w:sz w:val="20"/>
+                          <w:szCs w:val="20"/>
+                        </w:rPr>
+                      </w:pPr>
+                      <w:r>
+                        <w:rPr>
+                          <w:rFonts w:ascii="Arial Narrow" w:hAnsi="Arial Narrow"/>
+                          <w:b/>
+                          <w:bCs/>
+                          <w:color w:val="747474"/>
+                          <w:spacing w:val="4"/>
+                          <w:sz w:val="20"/>
+                          <w:szCs w:val="20"/>
+                        </w:rPr>
+                        <w:t>Lorena W. Rabago</w:t>
+                      </w:r>
+                    </w:p>
                   </w:txbxContent>
                 </v:textbox>
                 <w10:wrap anchorx="margin"/>
@@ -1076,6 +826,519 @@
           </mc:Fallback>
         </mc:AlternateContent>
       </w:r>
+      <w:r>
+        <w:rPr>
+          <w:rFonts w:ascii="Arial" w:eastAsia="Aptos" w:hAnsi="Arial" w:cs="Times New Roman"/>
+          <w:noProof/>
+          <w:kern w:val="2"/>
+          <w:szCs w:val="22"/>
+          <w:lang w:val="en-PH" w:eastAsia="en-US"/>
+          <w14:ligatures w14:val="standardContextual"/>
+        </w:rPr>
+        <mc:AlternateContent>
+          <mc:Choice Requires="wps">
+            <w:drawing>
+              <wp:anchor distT="45720" distB="45720" distL="114300" distR="114300" simplePos="0" relativeHeight="251660288" behindDoc="1" locked="0" layoutInCell="1" allowOverlap="1" wp14:anchorId="4BCA91B1" wp14:editId="44175E28">
+                <wp:simplePos x="0" y="0"/>
+                <wp:positionH relativeFrom="margin">
+                  <wp:posOffset>-12700</wp:posOffset>
+                </wp:positionH>
+                <wp:positionV relativeFrom="paragraph">
+                  <wp:posOffset>1438910</wp:posOffset>
+                </wp:positionV>
+                <wp:extent cx="3790950" cy="933450"/>
+                <wp:effectExtent l="0" t="0" r="0" b="0"/>
+                <wp:wrapNone/>
+                <wp:docPr id="217" name="Text Box 2"/>
+                <wp:cNvGraphicFramePr>
+                  <a:graphicFrameLocks xmlns:a="http://schemas.openxmlformats.org/drawingml/2006/main"/>
+                </wp:cNvGraphicFramePr>
+                <a:graphic xmlns:a="http://schemas.openxmlformats.org/drawingml/2006/main">
+                  <a:graphicData uri="http://schemas.microsoft.com/office/word/2010/wordprocessingShape">
+                    <wps:wsp>
+                      <wps:cNvSpPr>
+                        <a:spLocks noChangeArrowheads="1"/>
+                      </wps:cNvSpPr>
+                      <wps:spPr>
+                        <a:xfrm>
+                          <a:off x="0" y="0"/>
+                          <a:ext cx="3790950" cy="933450"/>
+                        </a:xfrm>
+                        <a:prstGeom prst="rect">
+                          <a:avLst/>
+                        </a:prstGeom>
+                        <a:noFill/>
+                        <a:ln w="9525">
+                          <a:noFill/>
+                          <a:miter/>
+                        </a:ln>
+                      </wps:spPr>
+                      <wps:txbx>
+                        <w:txbxContent>
+                          <w:p>
+                            <w:pPr>
+                              <w:spacing w:line="276" w:lineRule="auto"/>
+                              <w:rPr>
+                                <w:rFonts w:ascii="Arial Black" w:hAnsi="Arial Black"/>
+                                <w:sz w:val="80"/>
+                                <w:szCs w:val="108"/>
+                              </w:rPr>
+                            </w:pPr>
+                            <w:r>
+                              <w:rPr>
+                                <w:rFonts w:ascii="Arial Black" w:hAnsi="Arial Black"/>
+                                <w:sz w:val="80"/>
+                                <w:szCs w:val="108"/>
+                              </w:rPr>
+                              <w:t>GroomShield</w:t>
+                            </w:r>
+                          </w:p>
+                        </w:txbxContent>
+                      </wps:txbx>
+                      <wps:bodyPr wrap="square" lIns="91440" tIns="45720" rIns="91440" bIns="45720" anchor="t">
+                        <a:noAutofit/>
+                      </wps:bodyPr>
+                    </wps:wsp>
+                  </a:graphicData>
+                </a:graphic>
+                <wp14:sizeRelH relativeFrom="margin">
+                  <wp14:pctWidth>0</wp14:pctWidth>
+                </wp14:sizeRelH>
+                <wp14:sizeRelV relativeFrom="margin">
+                  <wp14:pctHeight>0</wp14:pctHeight>
+                </wp14:sizeRelV>
+              </wp:anchor>
+            </w:drawing>
+          </mc:Choice>
+          <mc:Fallback>
+            <w:pict>
+              <v:rect w14:anchorId="4BCA91B1" id="_x0000_s1028" style="position:absolute;margin-left:-1pt;margin-top:113.3pt;width:298.5pt;height:73.5pt;z-index:-251656192;visibility:visible;mso-wrap-style:square;mso-width-percent:0;mso-height-percent:0;mso-wrap-distance-left:9pt;mso-wrap-distance-top:3.6pt;mso-wrap-distance-right:9pt;mso-wrap-distance-bottom:3.6pt;mso-position-horizontal:absolute;mso-position-horizontal-relative:margin;mso-position-vertical:absolute;mso-position-vertical-relative:text;mso-width-percent:0;mso-height-percent:0;mso-width-relative:margin;mso-height-relative:margin;v-text-anchor:top" o:gfxdata="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" filled="f" stroked="f">
+                <v:textbox>
+                  <w:txbxContent>
+                    <w:p>
+                      <w:pPr>
+                        <w:spacing w:line="276" w:lineRule="auto"/>
+                        <w:rPr>
+                          <w:rFonts w:ascii="Arial Black" w:hAnsi="Arial Black"/>
+                          <w:sz w:val="80"/>
+                          <w:szCs w:val="108"/>
+                        </w:rPr>
+                      </w:pPr>
+                      <w:r>
+                        <w:rPr>
+                          <w:rFonts w:ascii="Arial Black" w:hAnsi="Arial Black"/>
+                          <w:sz w:val="80"/>
+                          <w:szCs w:val="108"/>
+                        </w:rPr>
+                        <w:t>GroomShield</w:t>
+                      </w:r>
+                    </w:p>
+                  </w:txbxContent>
+                </v:textbox>
+                <w10:wrap anchorx="margin"/>
+              </v:rect>
+            </w:pict>
+          </mc:Fallback>
+        </mc:AlternateContent>
+      </w:r>
+      <w:r>
+        <w:rPr>
+          <w:rFonts w:ascii="Arial" w:eastAsia="Aptos" w:hAnsi="Arial" w:cs="Times New Roman"/>
+          <w:noProof/>
+          <w:kern w:val="2"/>
+          <w:szCs w:val="22"/>
+          <w:lang w:val="en-PH" w:eastAsia="en-US"/>
+          <w14:ligatures w14:val="standardContextual"/>
+        </w:rPr>
+        <mc:AlternateContent>
+          <mc:Choice Requires="wps">
+            <w:drawing>
+              <wp:anchor distT="45720" distB="45720" distL="114300" distR="114300" simplePos="0" relativeHeight="251671552" behindDoc="1" locked="0" layoutInCell="1" allowOverlap="1" wp14:anchorId="7EC45D74" wp14:editId="4F840689">
+                <wp:simplePos x="0" y="0"/>
+                <wp:positionH relativeFrom="margin">
+                  <wp:posOffset>25400</wp:posOffset>
+                </wp:positionH>
+                <wp:positionV relativeFrom="paragraph">
+                  <wp:posOffset>2159000</wp:posOffset>
+                </wp:positionV>
+                <wp:extent cx="5299075" cy="2374900"/>
+                <wp:effectExtent l="0" t="0" r="0" b="6350"/>
+                <wp:wrapNone/>
+                <wp:docPr id="921658158" name="Text Box 2"/>
+                <wp:cNvGraphicFramePr>
+                  <a:graphicFrameLocks xmlns:a="http://schemas.openxmlformats.org/drawingml/2006/main"/>
+                </wp:cNvGraphicFramePr>
+                <a:graphic xmlns:a="http://schemas.openxmlformats.org/drawingml/2006/main">
+                  <a:graphicData uri="http://schemas.microsoft.com/office/word/2010/wordprocessingShape">
+                    <wps:wsp>
+                      <wps:cNvSpPr>
+                        <a:spLocks noChangeArrowheads="1"/>
+                      </wps:cNvSpPr>
+                      <wps:spPr>
+                        <a:xfrm>
+                          <a:off x="0" y="0"/>
+                          <a:ext cx="5299075" cy="2374900"/>
+                        </a:xfrm>
+                        <a:prstGeom prst="rect">
+                          <a:avLst/>
+                        </a:prstGeom>
+                        <a:noFill/>
+                        <a:ln w="9525">
+                          <a:noFill/>
+                          <a:miter/>
+                        </a:ln>
+                      </wps:spPr>
+                      <wps:txbx>
+                        <w:txbxContent>
+                          <w:p>
+                            <w:pPr>
+                              <w:spacing w:line="276" w:lineRule="auto"/>
+                              <w:textDirection w:val="btLr"/>
+                              <w:rPr>
+                                <w:sz w:val="2"/>
+                                <w:szCs w:val="2"/>
+                              </w:rPr>
+                            </w:pPr>
+                            <w:r>
+                              <w:rPr>
+                                <w:rFonts w:ascii="Arial Narrow" w:eastAsia="Arial Narrow" w:hAnsi="Arial Narrow" w:cs="Arial Narrow"/>
+                                <w:color w:val="657C9C"/>
+                                <w:sz w:val="30"/>
+                                <w:szCs w:val="2"/>
+                              </w:rPr>
+                              <w:t xml:space="preserve">AI-Based Detection of Grooming-Related Interactions in Chat Conversations Using Contextual and Behavioral Analysis </w:t>
+                            </w:r>
+                          </w:p>
+                          <w:p>
+                            <w:pPr>
+                              <w:spacing w:line="240" w:lineRule="auto"/>
+                              <w:rPr>
+                                <w:rFonts w:ascii="Arial Narrow" w:hAnsi="Arial Narrow"/>
+                                <w:sz w:val="32"/>
+                                <w:szCs w:val="72"/>
+                              </w:rPr>
+                            </w:pPr>
+                          </w:p>
+                        </w:txbxContent>
+                      </wps:txbx>
+                      <wps:bodyPr wrap="square" lIns="91440" tIns="45720" rIns="91440" bIns="45720" anchor="t">
+                        <a:noAutofit/>
+                      </wps:bodyPr>
+                    </wps:wsp>
+                  </a:graphicData>
+                </a:graphic>
+                <wp14:sizeRelH relativeFrom="margin">
+                  <wp14:pctWidth>0</wp14:pctWidth>
+                </wp14:sizeRelH>
+                <wp14:sizeRelV relativeFrom="margin">
+                  <wp14:pctHeight>0</wp14:pctHeight>
+                </wp14:sizeRelV>
+              </wp:anchor>
+            </w:drawing>
+          </mc:Choice>
+          <mc:Fallback>
+            <w:pict>
+              <v:rect w14:anchorId="7EC45D74" id="_x0000_s1029" style="position:absolute;margin-left:2pt;margin-top:170pt;width:417.25pt;height:187pt;z-index:-251644928;visibility:visible;mso-wrap-style:square;mso-width-percent:0;mso-height-percent:0;mso-wrap-distance-left:9pt;mso-wrap-distance-top:3.6pt;mso-wrap-distance-right:9pt;mso-wrap-distance-bottom:3.6pt;mso-position-horizontal:absolute;mso-position-horizontal-relative:margin;mso-position-vertical:absolute;mso-position-vertical-relative:text;mso-width-percent:0;mso-height-percent:0;mso-width-relative:margin;mso-height-relative:margin;v-text-anchor:top" o:gfxdata="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" filled="f" stroked="f">
+                <v:textbox>
+                  <w:txbxContent>
+                    <w:p>
+                      <w:pPr>
+                        <w:spacing w:line="276" w:lineRule="auto"/>
+                        <w:textDirection w:val="btLr"/>
+                        <w:rPr>
+                          <w:sz w:val="2"/>
+                          <w:szCs w:val="2"/>
+                        </w:rPr>
+                      </w:pPr>
+                      <w:r>
+                        <w:rPr>
+                          <w:rFonts w:ascii="Arial Narrow" w:eastAsia="Arial Narrow" w:hAnsi="Arial Narrow" w:cs="Arial Narrow"/>
+                          <w:color w:val="657C9C"/>
+                          <w:sz w:val="30"/>
+                          <w:szCs w:val="2"/>
+                        </w:rPr>
+                        <w:t xml:space="preserve">AI-Based Detection of Grooming-Related Interactions in Chat Conversations Using Contextual and Behavioral Analysis </w:t>
+                      </w:r>
+                    </w:p>
+                    <w:p>
+                      <w:pPr>
+                        <w:spacing w:line="240" w:lineRule="auto"/>
+                        <w:rPr>
+                          <w:rFonts w:ascii="Arial Narrow" w:hAnsi="Arial Narrow"/>
+                          <w:sz w:val="32"/>
+                          <w:szCs w:val="72"/>
+                        </w:rPr>
+                      </w:pPr>
+                    </w:p>
+                  </w:txbxContent>
+                </v:textbox>
+                <w10:wrap anchorx="margin"/>
+              </v:rect>
+            </w:pict>
+          </mc:Fallback>
+        </mc:AlternateContent>
+      </w:r>
+      <w:r>
+        <w:rPr>
+          <w:rFonts w:ascii="Arial" w:eastAsia="Aptos" w:hAnsi="Arial" w:cs="Times New Roman"/>
+          <w:noProof/>
+          <w:kern w:val="2"/>
+          <w:szCs w:val="22"/>
+          <w:lang w:val="en-PH" w:eastAsia="en-US"/>
+          <w14:ligatures w14:val="standardContextual"/>
+        </w:rPr>
+        <mc:AlternateContent>
+          <mc:Choice Requires="wps">
+            <w:drawing>
+              <wp:anchor distT="45720" distB="45720" distL="114300" distR="114300" simplePos="0" relativeHeight="251663360" behindDoc="1" locked="0" layoutInCell="1" allowOverlap="1" wp14:anchorId="5D1DB68B" wp14:editId="16FBA617">
+                <wp:simplePos x="0" y="0"/>
+                <wp:positionH relativeFrom="margin">
+                  <wp:posOffset>24130</wp:posOffset>
+                </wp:positionH>
+                <wp:positionV relativeFrom="paragraph">
+                  <wp:posOffset>2928620</wp:posOffset>
+                </wp:positionV>
+                <wp:extent cx="2781300" cy="514350"/>
+                <wp:effectExtent l="0" t="0" r="0" b="0"/>
+                <wp:wrapNone/>
+                <wp:docPr id="78708646" name="Text Box 2"/>
+                <wp:cNvGraphicFramePr>
+                  <a:graphicFrameLocks xmlns:a="http://schemas.openxmlformats.org/drawingml/2006/main"/>
+                </wp:cNvGraphicFramePr>
+                <a:graphic xmlns:a="http://schemas.openxmlformats.org/drawingml/2006/main">
+                  <a:graphicData uri="http://schemas.microsoft.com/office/word/2010/wordprocessingShape">
+                    <wps:wsp>
+                      <wps:cNvSpPr txBox="1">
+                        <a:spLocks noChangeArrowheads="1"/>
+                      </wps:cNvSpPr>
+                      <wps:spPr bwMode="auto">
+                        <a:xfrm>
+                          <a:off x="0" y="0"/>
+                          <a:ext cx="2781300" cy="514350"/>
+                        </a:xfrm>
+                        <a:prstGeom prst="rect">
+                          <a:avLst/>
+                        </a:prstGeom>
+                        <a:noFill/>
+                        <a:ln w="9525">
+                          <a:noFill/>
+                          <a:miter lim="800000"/>
+                          <a:headEnd/>
+                          <a:tailEnd/>
+                        </a:ln>
+                      </wps:spPr>
+                      <wps:txbx>
+                        <w:txbxContent>
+                          <w:p>
+                            <w:pPr>
+                              <w:spacing w:after="0" w:line="240" w:lineRule="auto"/>
+                              <w:rPr>
+                                <w:rFonts w:cs="Arial"/>
+                                <w:color w:val="747474"/>
+                                <w:sz w:val="36"/>
+                                <w:szCs w:val="36"/>
+                              </w:rPr>
+                            </w:pPr>
+                            <w:r>
+                              <w:rPr>
+                                <w:rFonts w:cs="Arial"/>
+                                <w:b/>
+                                <w:bCs/>
+                                <w:color w:val="747474"/>
+                                <w:sz w:val="36"/>
+                                <w:szCs w:val="36"/>
+                              </w:rPr>
+                              <w:t xml:space="preserve">AY </w:t>
+                            </w:r>
+                            <w:r>
+                              <w:rPr>
+                                <w:rFonts w:cs="Arial"/>
+                                <w:b/>
+                                <w:bCs/>
+                                <w:color w:val="747474"/>
+                                <w:sz w:val="36"/>
+                                <w:szCs w:val="36"/>
+                              </w:rPr>
+                              <w:t>2025 - 2026</w:t>
+                            </w:r>
+                          </w:p>
+                        </w:txbxContent>
+                      </wps:txbx>
+                      <wps:bodyPr rot="0" vert="horz" wrap="square" lIns="91440" tIns="45720" rIns="91440" bIns="45720" anchor="t" anchorCtr="0">
+                        <a:noAutofit/>
+                      </wps:bodyPr>
+                    </wps:wsp>
+                  </a:graphicData>
+                </a:graphic>
+                <wp14:sizeRelH relativeFrom="margin">
+                  <wp14:pctWidth>0</wp14:pctWidth>
+                </wp14:sizeRelH>
+                <wp14:sizeRelV relativeFrom="margin">
+                  <wp14:pctHeight>0</wp14:pctHeight>
+                </wp14:sizeRelV>
+              </wp:anchor>
+            </w:drawing>
+          </mc:Choice>
+          <mc:Fallback>
+            <w:pict>
+              <v:shape w14:anchorId="5D1DB68B" id="_x0000_s1030" type="#_x0000_t202" style="position:absolute;margin-left:1.9pt;margin-top:230.6pt;width:219pt;height:40.5pt;z-index:-251653120;visibility:visible;mso-wrap-style:square;mso-width-percent:0;mso-height-percent:0;mso-wrap-distance-left:9pt;mso-wrap-distance-top:3.6pt;mso-wrap-distance-right:9pt;mso-wrap-distance-bottom:3.6pt;mso-position-horizontal:absolute;mso-position-horizontal-relative:margin;mso-position-vertical:absolute;mso-position-vertical-relative:text;mso-width-percent:0;mso-height-percent:0;mso-width-relative:margin;mso-height-relative:margin;v-text-anchor:top" o:gfxdata="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" filled="f" stroked="f">
+                <v:textbox>
+                  <w:txbxContent>
+                    <w:p>
+                      <w:pPr>
+                        <w:spacing w:after="0" w:line="240" w:lineRule="auto"/>
+                        <w:rPr>
+                          <w:rFonts w:cs="Arial"/>
+                          <w:color w:val="747474"/>
+                          <w:sz w:val="36"/>
+                          <w:szCs w:val="36"/>
+                        </w:rPr>
+                      </w:pPr>
+                      <w:r>
+                        <w:rPr>
+                          <w:rFonts w:cs="Arial"/>
+                          <w:b/>
+                          <w:bCs/>
+                          <w:color w:val="747474"/>
+                          <w:sz w:val="36"/>
+                          <w:szCs w:val="36"/>
+                        </w:rPr>
+                        <w:t xml:space="preserve">AY </w:t>
+                      </w:r>
+                      <w:r>
+                        <w:rPr>
+                          <w:rFonts w:cs="Arial"/>
+                          <w:b/>
+                          <w:bCs/>
+                          <w:color w:val="747474"/>
+                          <w:sz w:val="36"/>
+                          <w:szCs w:val="36"/>
+                        </w:rPr>
+                        <w:t>2025 - 2026</w:t>
+                      </w:r>
+                    </w:p>
+                  </w:txbxContent>
+                </v:textbox>
+                <w10:wrap anchorx="margin"/>
+              </v:shape>
+            </w:pict>
+          </mc:Fallback>
+        </mc:AlternateContent>
+      </w:r>
+      <w:r>
+        <w:rPr>
+          <w:noProof/>
+        </w:rPr>
+        <w:drawing>
+          <wp:anchor distT="0" distB="0" distL="114300" distR="114300" simplePos="0" relativeHeight="251669504" behindDoc="0" locked="0" layoutInCell="1" allowOverlap="1" wp14:anchorId="7324C056" wp14:editId="1F5FDE23">
+            <wp:simplePos x="0" y="0"/>
+            <wp:positionH relativeFrom="column">
+              <wp:posOffset>1273628</wp:posOffset>
+            </wp:positionH>
+            <wp:positionV relativeFrom="paragraph">
+              <wp:posOffset>-293914</wp:posOffset>
+            </wp:positionV>
+            <wp:extent cx="4447831" cy="628620"/>
+            <wp:effectExtent l="0" t="0" r="0" b="0"/>
+            <wp:wrapNone/>
+            <wp:docPr id="11" name="Shape 11"/>
+            <wp:cNvGraphicFramePr/>
+            <a:graphic xmlns:a="http://schemas.openxmlformats.org/drawingml/2006/main">
+              <a:graphicData uri="http://schemas.openxmlformats.org/drawingml/2006/picture">
+                <pic:pic xmlns:pic="http://schemas.openxmlformats.org/drawingml/2006/picture">
+                  <pic:nvPicPr>
+                    <pic:cNvPr id="11" name="Shape 11"/>
+                    <pic:cNvPicPr preferRelativeResize="0"/>
+                  </pic:nvPicPr>
+                  <pic:blipFill rotWithShape="1">
+                    <a:blip r:embed="rId14">
+                      <a:alphaModFix/>
+                    </a:blip>
+                    <a:srcRect l="9775" r="15385"/>
+                    <a:stretch/>
+                  </pic:blipFill>
+                  <pic:spPr>
+                    <a:xfrm>
+                      <a:off x="0" y="0"/>
+                      <a:ext cx="4447831" cy="628620"/>
+                    </a:xfrm>
+                    <a:prstGeom prst="rect">
+                      <a:avLst/>
+                    </a:prstGeom>
+                    <a:noFill/>
+                    <a:ln>
+                      <a:noFill/>
+                    </a:ln>
+                  </pic:spPr>
+                </pic:pic>
+              </a:graphicData>
+            </a:graphic>
+          </wp:anchor>
+        </w:drawing>
+      </w:r>
+      <w:r>
+        <w:rPr>
+          <w:rFonts w:ascii="Arial" w:eastAsia="Aptos" w:hAnsi="Arial" w:cs="Times New Roman"/>
+          <w:noProof/>
+          <w:kern w:val="2"/>
+          <w:szCs w:val="22"/>
+          <w:lang w:val="en-PH" w:eastAsia="en-US"/>
+          <w14:ligatures w14:val="standardContextual"/>
+        </w:rPr>
+        <w:drawing>
+          <wp:anchor distT="0" distB="0" distL="114300" distR="114300" simplePos="0" relativeHeight="251658239" behindDoc="1" locked="0" layoutInCell="1" allowOverlap="1" wp14:anchorId="3E933024" wp14:editId="5DC8C84C">
+            <wp:simplePos x="0" y="0"/>
+            <wp:positionH relativeFrom="page">
+              <wp:align>right</wp:align>
+            </wp:positionH>
+            <wp:positionV relativeFrom="paragraph">
+              <wp:posOffset>-914400</wp:posOffset>
+            </wp:positionV>
+            <wp:extent cx="7766685" cy="10046970"/>
+            <wp:effectExtent l="0" t="0" r="5715" b="0"/>
+            <wp:wrapNone/>
+            <wp:docPr id="2028894023" name="Picture 7"/>
+            <wp:cNvGraphicFramePr>
+              <a:graphicFrameLocks xmlns:a="http://schemas.openxmlformats.org/drawingml/2006/main" noChangeAspect="1"/>
+            </wp:cNvGraphicFramePr>
+            <a:graphic xmlns:a="http://schemas.openxmlformats.org/drawingml/2006/main">
+              <a:graphicData uri="http://schemas.openxmlformats.org/drawingml/2006/picture">
+                <pic:pic xmlns:pic="http://schemas.openxmlformats.org/drawingml/2006/picture">
+                  <pic:nvPicPr>
+                    <pic:cNvPr id="0" name="Picture 3"/>
+                    <pic:cNvPicPr>
+                      <a:picLocks noChangeAspect="1" noChangeArrowheads="1"/>
+                    </pic:cNvPicPr>
+                  </pic:nvPicPr>
+                  <pic:blipFill>
+                    <a:blip r:embed="rId15">
+                      <a:extLst>
+                        <a:ext uri="{28A0092B-C50C-407E-A947-70E740481C1C}">
+                          <a14:useLocalDpi xmlns:a14="http://schemas.microsoft.com/office/drawing/2010/main" val="0"/>
+                        </a:ext>
+                      </a:extLst>
+                    </a:blip>
+                    <a:srcRect/>
+                    <a:stretch>
+                      <a:fillRect/>
+                    </a:stretch>
+                  </pic:blipFill>
+                  <pic:spPr bwMode="auto">
+                    <a:xfrm>
+                      <a:off x="0" y="0"/>
+                      <a:ext cx="7766685" cy="10046970"/>
+                    </a:xfrm>
+                    <a:prstGeom prst="rect">
+                      <a:avLst/>
+                    </a:prstGeom>
+                    <a:noFill/>
+                  </pic:spPr>
+                </pic:pic>
+              </a:graphicData>
+            </a:graphic>
+          </wp:anchor>
+        </w:drawing>
+      </w:r>
     </w:p>
     <w:p>
       <w:pPr>
@@ -1085,35 +1348,4532 @@
           <w:color w:val="auto"/>
         </w:rPr>
       </w:pPr>
-      <w:r>
-        <w:rPr>
-          <w:color w:val="auto"/>
-        </w:rPr>
-        <w:lastRenderedPageBreak/>
-        <w:t>Abstract</w:t>
-      </w:r>
     </w:p>
     <w:p>
       <w:pPr>
-        <w:ind w:firstLine="720"/>
-        <w:jc w:val="both"/>
-      </w:pPr>
-      <w:r>
-        <w:t>Keyword-based chat moderation can miss grooming-related interactions whose meaning emerges through conversational context and behavioral progression. This study develops GroomShield, a two-layer artificial intelligence module designed to improve detection coverage and reduce false negatives. A context-conditioned DistilBERT classifier produces turn-level author-derived proxy scores, while a Long Short-Term Memory (LSTM) network processes seven chronological features describing score patterns, semantic movement, and speaker participation. The PAN-2012 Sexual Predator Identification corpus was selected for evaluation, with positive conversations defined by the presence of an officially identified predator author. Connected-author partitioning separates participants across training, validation, and test sets. The Trajectory-Feature LSTM is compared with a keyword rule, maximum classifier-score aggregation, and a weighted scorer using the same features; an Embedding-and-Feature LSTM additionally incorporates text embeddings. The revised operating policy selects thresholds using validation F2 and applies them to previously evaluated test scores. Across 1,862 test conversations containing 44 positives, the Trajectory-Feature LSTM achieved 93.18% recall, 66.13% precision, and 0.8613 F2, missing three positives compared with six for the weighted scorer, five for maximum classifier-score aggregation, and 17 for the keyword rule. Paired component-bootstrap intervals supported its F2 and PR-AUC advantages over the weighted scorer. The Embedding-and-Feature LSTM detected all 44 positives at 51.76% precision and 0.8429 F2. These findings demonstrate the contribution of contextual and behavioral sequence modeling to recall-oriented conversation detection, providing a foundation for AI-assisted moderation that complements existing safeguards and human review.</w:t>
-      </w:r>
-    </w:p>
-    <w:p>
-      <w:r>
+        <w:spacing w:after="0" w:line="480" w:lineRule="auto"/>
         <w:rPr>
           <w:b/>
           <w:bCs/>
         </w:rPr>
-        <w:t>Keywords:</w:t>
-      </w:r>
-      <w:r>
-        <w:t xml:space="preserve"> online grooming detection; chat moderation; conversational context; behavioral pattern analysis; natural language processing; long short-term memory networks.</w:t>
-      </w:r>
-    </w:p>
+      </w:pPr>
+      <w:r>
+        <w:rPr>
+          <w:noProof/>
+        </w:rPr>
+        <w:drawing>
+          <wp:anchor distT="0" distB="0" distL="114300" distR="114300" simplePos="0" relativeHeight="251673600" behindDoc="1" locked="0" layoutInCell="1" hidden="0" allowOverlap="1" wp14:anchorId="5ED2E16D" wp14:editId="4A1EEA63">
+            <wp:simplePos x="0" y="0"/>
+            <wp:positionH relativeFrom="margin">
+              <wp:align>center</wp:align>
+            </wp:positionH>
+            <wp:positionV relativeFrom="paragraph">
+              <wp:posOffset>16510</wp:posOffset>
+            </wp:positionV>
+            <wp:extent cx="1066800" cy="1066800"/>
+            <wp:effectExtent l="0" t="0" r="0" b="0"/>
+            <wp:wrapTight wrapText="bothSides">
+              <wp:wrapPolygon edited="0">
+                <wp:start x="9643" y="0"/>
+                <wp:lineTo x="6557" y="386"/>
+                <wp:lineTo x="386" y="4629"/>
+                <wp:lineTo x="0" y="8871"/>
+                <wp:lineTo x="0" y="13114"/>
+                <wp:lineTo x="3086" y="19286"/>
+                <wp:lineTo x="8100" y="21214"/>
+                <wp:lineTo x="9643" y="21214"/>
+                <wp:lineTo x="11571" y="21214"/>
+                <wp:lineTo x="13114" y="21214"/>
+                <wp:lineTo x="18129" y="18900"/>
+                <wp:lineTo x="18514" y="18514"/>
+                <wp:lineTo x="21214" y="13114"/>
+                <wp:lineTo x="21214" y="8871"/>
+                <wp:lineTo x="20829" y="4629"/>
+                <wp:lineTo x="14657" y="386"/>
+                <wp:lineTo x="11571" y="0"/>
+                <wp:lineTo x="9643" y="0"/>
+              </wp:wrapPolygon>
+            </wp:wrapTight>
+            <wp:docPr id="2130470934" name="image4.png" descr="C:\Users\student\AppData\Local\Microsoft\Windows\INetCache\Content.Word\APC Seal-1.5ft.png"/>
+            <wp:cNvGraphicFramePr/>
+            <a:graphic xmlns:a="http://schemas.openxmlformats.org/drawingml/2006/main">
+              <a:graphicData uri="http://schemas.openxmlformats.org/drawingml/2006/picture">
+                <pic:pic xmlns:pic="http://schemas.openxmlformats.org/drawingml/2006/picture">
+                  <pic:nvPicPr>
+                    <pic:cNvPr id="0" name="image4.png" descr="C:\Users\student\AppData\Local\Microsoft\Windows\INetCache\Content.Word\APC Seal-1.5ft.png"/>
+                    <pic:cNvPicPr preferRelativeResize="0"/>
+                  </pic:nvPicPr>
+                  <pic:blipFill>
+                    <a:blip r:embed="rId16"/>
+                    <a:srcRect/>
+                    <a:stretch>
+                      <a:fillRect/>
+                    </a:stretch>
+                  </pic:blipFill>
+                  <pic:spPr>
+                    <a:xfrm>
+                      <a:off x="0" y="0"/>
+                      <a:ext cx="1066800" cy="1066800"/>
+                    </a:xfrm>
+                    <a:prstGeom prst="rect">
+                      <a:avLst/>
+                    </a:prstGeom>
+                    <a:ln/>
+                  </pic:spPr>
+                </pic:pic>
+              </a:graphicData>
+            </a:graphic>
+          </wp:anchor>
+        </w:drawing>
+      </w:r>
+    </w:p>
+    <w:p>
+      <w:pPr>
+        <w:spacing w:after="0" w:line="480" w:lineRule="auto"/>
+        <w:jc w:val="center"/>
+        <w:rPr>
+          <w:b/>
+          <w:bCs/>
+        </w:rPr>
+      </w:pPr>
+    </w:p>
+    <w:p>
+      <w:pPr>
+        <w:spacing w:after="0" w:line="480" w:lineRule="auto"/>
+        <w:jc w:val="center"/>
+        <w:rPr>
+          <w:b/>
+          <w:bCs/>
+        </w:rPr>
+      </w:pPr>
+    </w:p>
+    <w:p>
+      <w:pPr>
+        <w:spacing w:after="0" w:line="360" w:lineRule="auto"/>
+        <w:jc w:val="center"/>
+        <w:rPr>
+          <w:b/>
+          <w:bCs/>
+        </w:rPr>
+      </w:pPr>
+      <w:r>
+        <w:rPr>
+          <w:b/>
+          <w:bCs/>
+        </w:rPr>
+        <w:t>GroomShield</w:t>
+      </w:r>
+      <w:r>
+        <w:rPr>
+          <w:b/>
+          <w:bCs/>
+        </w:rPr>
+        <w:t xml:space="preserve">: </w:t>
+      </w:r>
+      <w:r>
+        <w:rPr>
+          <w:b/>
+          <w:bCs/>
+        </w:rPr>
+        <w:t>AI-Based Detection of Grooming-Related Interactions in Chat Conversations Using Contextual and Behavioral Analysis</w:t>
+      </w:r>
+    </w:p>
+    <w:p>
+      <w:pPr>
+        <w:spacing w:after="0" w:line="480" w:lineRule="auto"/>
+        <w:jc w:val="center"/>
+      </w:pPr>
+    </w:p>
+    <w:p>
+      <w:pPr>
+        <w:spacing w:after="0" w:line="480" w:lineRule="auto"/>
+        <w:jc w:val="center"/>
+      </w:pPr>
+      <w:r>
+        <w:t>A Thesis</w:t>
+      </w:r>
+    </w:p>
+    <w:p>
+      <w:pPr>
+        <w:spacing w:after="0" w:line="480" w:lineRule="auto"/>
+        <w:jc w:val="center"/>
+      </w:pPr>
+      <w:r>
+        <w:t>Presented to the Faculty of</w:t>
+      </w:r>
+    </w:p>
+    <w:p>
+      <w:pPr>
+        <w:spacing w:after="0" w:line="480" w:lineRule="auto"/>
+        <w:jc w:val="center"/>
+      </w:pPr>
+      <w:r>
+        <w:t>School of Computing and Information Technologies</w:t>
+      </w:r>
+    </w:p>
+    <w:p>
+      <w:pPr>
+        <w:spacing w:after="0" w:line="480" w:lineRule="auto"/>
+        <w:jc w:val="center"/>
+      </w:pPr>
+      <w:r>
+        <w:t>Asia Pacific College</w:t>
+      </w:r>
+    </w:p>
+    <w:p>
+      <w:pPr>
+        <w:spacing w:after="0" w:line="480" w:lineRule="auto"/>
+      </w:pPr>
+    </w:p>
+    <w:p>
+      <w:pPr>
+        <w:spacing w:after="0" w:line="480" w:lineRule="auto"/>
+        <w:jc w:val="center"/>
+      </w:pPr>
+      <w:r>
+        <w:t>In Partial Fulfillment</w:t>
+      </w:r>
+    </w:p>
+    <w:p>
+      <w:pPr>
+        <w:spacing w:after="0" w:line="480" w:lineRule="auto"/>
+        <w:jc w:val="center"/>
+      </w:pPr>
+      <w:r>
+        <w:t>of the Requirements for the Degree</w:t>
+      </w:r>
+    </w:p>
+    <w:p>
+      <w:pPr>
+        <w:spacing w:after="0" w:line="480" w:lineRule="auto"/>
+        <w:jc w:val="center"/>
+      </w:pPr>
+      <w:r>
+        <w:t>Bachelor of Science in Computer Science</w:t>
+      </w:r>
+    </w:p>
+    <w:p>
+      <w:pPr>
+        <w:spacing w:after="0" w:line="480" w:lineRule="auto"/>
+        <w:jc w:val="center"/>
+      </w:pPr>
+      <w:proofErr w:type="gramStart"/>
+      <w:r>
+        <w:t>by</w:t>
+      </w:r>
+      <w:proofErr w:type="gramEnd"/>
+    </w:p>
+    <w:tbl>
+      <w:tblPr>
+        <w:tblW w:w="9350" w:type="dxa"/>
+        <w:tblBorders>
+          <w:top w:val="nil"/>
+          <w:left w:val="nil"/>
+          <w:bottom w:val="nil"/>
+          <w:right w:val="nil"/>
+          <w:insideH w:val="nil"/>
+          <w:insideV w:val="nil"/>
+        </w:tblBorders>
+        <w:tblLayout w:type="fixed"/>
+        <w:tblLook w:val="0400" w:firstRow="0" w:lastRow="0" w:firstColumn="0" w:lastColumn="0" w:noHBand="0" w:noVBand="1"/>
+      </w:tblPr>
+      <w:tblGrid>
+        <w:gridCol w:w="4675"/>
+        <w:gridCol w:w="4675"/>
+      </w:tblGrid>
+      <w:tr>
+        <w:tc>
+          <w:tcPr>
+            <w:tcW w:w="4675" w:type="dxa"/>
+          </w:tcPr>
+          <w:p>
+            <w:pPr>
+              <w:spacing w:line="480" w:lineRule="auto"/>
+              <w:jc w:val="center"/>
+            </w:pPr>
+            <w:r>
+              <w:t xml:space="preserve">Justin Bryden G. </w:t>
+            </w:r>
+            <w:proofErr w:type="spellStart"/>
+            <w:r>
+              <w:t>Arroco</w:t>
+            </w:r>
+            <w:proofErr w:type="spellEnd"/>
+          </w:p>
+        </w:tc>
+        <w:tc>
+          <w:tcPr>
+            <w:tcW w:w="4675" w:type="dxa"/>
+          </w:tcPr>
+          <w:p>
+            <w:pPr>
+              <w:spacing w:line="480" w:lineRule="auto"/>
+              <w:jc w:val="center"/>
+            </w:pPr>
+            <w:r>
+              <w:t>Don Victor L. Idos</w:t>
+            </w:r>
+          </w:p>
+        </w:tc>
+      </w:tr>
+      <w:tr>
+        <w:tc>
+          <w:tcPr>
+            <w:tcW w:w="4675" w:type="dxa"/>
+          </w:tcPr>
+          <w:p>
+            <w:pPr>
+              <w:spacing w:line="480" w:lineRule="auto"/>
+              <w:jc w:val="center"/>
+            </w:pPr>
+            <w:r>
+              <w:t>John Michael O. Maala</w:t>
+            </w:r>
+          </w:p>
+        </w:tc>
+        <w:tc>
+          <w:tcPr>
+            <w:tcW w:w="4675" w:type="dxa"/>
+          </w:tcPr>
+          <w:p>
+            <w:pPr>
+              <w:spacing w:line="480" w:lineRule="auto"/>
+              <w:jc w:val="center"/>
+            </w:pPr>
+            <w:r>
+              <w:t>Andrei Luis M. Torres</w:t>
+            </w:r>
+          </w:p>
+        </w:tc>
+      </w:tr>
+    </w:tbl>
+    <w:p>
+      <w:pPr>
+        <w:spacing w:after="0" w:line="480" w:lineRule="auto"/>
+      </w:pPr>
+    </w:p>
+    <w:p>
+      <w:pPr>
+        <w:spacing w:after="0" w:line="480" w:lineRule="auto"/>
+        <w:jc w:val="center"/>
+      </w:pPr>
+      <w:r>
+        <w:t>Co-Authors:</w:t>
+      </w:r>
+    </w:p>
+    <w:p>
+      <w:pPr>
+        <w:spacing w:after="0" w:line="240" w:lineRule="auto"/>
+        <w:jc w:val="center"/>
+      </w:pPr>
+      <w:r>
+        <w:t>Manuel L. Calimlim Jr.</w:t>
+      </w:r>
+    </w:p>
+    <w:p>
+      <w:pPr>
+        <w:spacing w:after="0" w:line="240" w:lineRule="auto"/>
+        <w:jc w:val="center"/>
+      </w:pPr>
+      <w:r>
+        <w:t>Lorena W. Rabago</w:t>
+      </w:r>
+    </w:p>
+    <w:p>
+      <w:pPr>
+        <w:spacing w:after="0" w:line="240" w:lineRule="auto"/>
+        <w:jc w:val="center"/>
+      </w:pPr>
+    </w:p>
+    <w:p>
+      <w:pPr>
+        <w:spacing w:after="0" w:line="480" w:lineRule="auto"/>
+        <w:jc w:val="center"/>
+      </w:pPr>
+      <w:r>
+        <w:t>2026</w:t>
+      </w:r>
+    </w:p>
+    <w:p/>
+    <w:p>
+      <w:pPr>
+        <w:keepNext/>
+        <w:keepLines/>
+        <w:pBdr>
+          <w:top w:val="nil"/>
+          <w:left w:val="nil"/>
+          <w:bottom w:val="nil"/>
+          <w:right w:val="nil"/>
+          <w:between w:val="nil"/>
+        </w:pBdr>
+        <w:spacing w:after="0" w:line="480" w:lineRule="auto"/>
+        <w:rPr>
+          <w:smallCaps/>
+          <w:color w:val="000000"/>
+        </w:rPr>
+      </w:pPr>
+      <w:r>
+        <w:rPr>
+          <w:smallCaps/>
+          <w:color w:val="000000"/>
+        </w:rPr>
+        <w:t>Table of Contents</w:t>
+      </w:r>
+    </w:p>
+    <w:sdt>
+      <w:sdtPr>
+        <w:rPr>
+          <w:rFonts w:asciiTheme="majorHAnsi" w:eastAsiaTheme="majorEastAsia" w:hAnsiTheme="majorHAnsi" w:cstheme="majorBidi"/>
+          <w:b w:val="0"/>
+          <w:caps w:val="0"/>
+          <w:color w:val="0F4761" w:themeColor="accent1" w:themeShade="BF"/>
+          <w:sz w:val="24"/>
+          <w:szCs w:val="32"/>
+          <w:lang w:val="en-PH"/>
+        </w:rPr>
+        <w:id w:val="215478193"/>
+        <w:docPartObj>
+          <w:docPartGallery w:val="Table of Contents"/>
+          <w:docPartUnique/>
+        </w:docPartObj>
+      </w:sdtPr>
+      <w:sdtEndPr>
+        <w:rPr>
+          <w:sz w:val="32"/>
+          <w:lang w:val="en-US"/>
+        </w:rPr>
+      </w:sdtEndPr>
+      <w:sdtContent>
+        <w:p>
+          <w:pPr>
+            <w:pStyle w:val="TOCHeading"/>
+          </w:pPr>
+          <w:r>
+            <w:t>Contents</w:t>
+          </w:r>
+        </w:p>
+        <w:p>
+          <w:pPr>
+            <w:pStyle w:val="TOC1"/>
+            <w:rPr>
+              <w:rFonts w:asciiTheme="minorHAnsi" w:hAnsiTheme="minorHAnsi" w:cstheme="minorBidi"/>
+              <w:kern w:val="2"/>
+              <w:lang w:val="en-PH"/>
+              <w14:ligatures w14:val="standardContextual"/>
+            </w:rPr>
+          </w:pPr>
+          <w:r>
+            <w:fldChar w:fldCharType="begin"/>
+          </w:r>
+          <w:r>
+            <w:instrText>TOC \o "1-3" \z \u \h</w:instrText>
+          </w:r>
+          <w:r>
+            <w:fldChar w:fldCharType="separate"/>
+          </w:r>
+          <w:hyperlink w:anchor="_Toc243055186" w:history="1">
+            <w:r>
+              <w:rPr>
+                <w:rStyle w:val="Hyperlink"/>
+              </w:rPr>
+              <w:t>Abstract</w:t>
+            </w:r>
+            <w:r>
+              <w:rPr>
+                <w:webHidden/>
+              </w:rPr>
+              <w:tab/>
+            </w:r>
+            <w:r>
+              <w:rPr>
+                <w:webHidden/>
+              </w:rPr>
+              <w:fldChar w:fldCharType="begin"/>
+            </w:r>
+            <w:r>
+              <w:rPr>
+                <w:webHidden/>
+              </w:rPr>
+              <w:instrText xml:space="preserve"> PAGEREF _Toc243055186 \h </w:instrText>
+            </w:r>
+            <w:r>
+              <w:rPr>
+                <w:webHidden/>
+              </w:rPr>
+            </w:r>
+            <w:r>
+              <w:rPr>
+                <w:webHidden/>
+              </w:rPr>
+              <w:fldChar w:fldCharType="separate"/>
+            </w:r>
+            <w:r>
+              <w:rPr>
+                <w:webHidden/>
+              </w:rPr>
+              <w:t>7</w:t>
+            </w:r>
+            <w:r>
+              <w:rPr>
+                <w:webHidden/>
+              </w:rPr>
+              <w:fldChar w:fldCharType="end"/>
+            </w:r>
+          </w:hyperlink>
+        </w:p>
+        <w:p>
+          <w:pPr>
+            <w:pStyle w:val="TOC1"/>
+            <w:rPr>
+              <w:rFonts w:asciiTheme="minorHAnsi" w:hAnsiTheme="minorHAnsi" w:cstheme="minorBidi"/>
+              <w:kern w:val="2"/>
+              <w:lang w:val="en-PH"/>
+              <w14:ligatures w14:val="standardContextual"/>
+            </w:rPr>
+          </w:pPr>
+          <w:hyperlink w:anchor="_Toc243055187" w:history="1">
+            <w:r>
+              <w:rPr>
+                <w:rStyle w:val="Hyperlink"/>
+              </w:rPr>
+              <w:t>I. Introduction</w:t>
+            </w:r>
+            <w:r>
+              <w:rPr>
+                <w:webHidden/>
+              </w:rPr>
+              <w:tab/>
+            </w:r>
+            <w:r>
+              <w:rPr>
+                <w:webHidden/>
+              </w:rPr>
+              <w:fldChar w:fldCharType="begin"/>
+            </w:r>
+            <w:r>
+              <w:rPr>
+                <w:webHidden/>
+              </w:rPr>
+              <w:instrText xml:space="preserve"> PAGEREF _Toc243055187 \h </w:instrText>
+            </w:r>
+            <w:r>
+              <w:rPr>
+                <w:webHidden/>
+              </w:rPr>
+            </w:r>
+            <w:r>
+              <w:rPr>
+                <w:webHidden/>
+              </w:rPr>
+              <w:fldChar w:fldCharType="separate"/>
+            </w:r>
+            <w:r>
+              <w:rPr>
+                <w:webHidden/>
+              </w:rPr>
+              <w:t>8</w:t>
+            </w:r>
+            <w:r>
+              <w:rPr>
+                <w:webHidden/>
+              </w:rPr>
+              <w:fldChar w:fldCharType="end"/>
+            </w:r>
+          </w:hyperlink>
+        </w:p>
+        <w:p>
+          <w:pPr>
+            <w:pStyle w:val="TOC2"/>
+            <w:tabs>
+              <w:tab w:val="right" w:leader="dot" w:pos="9350"/>
+            </w:tabs>
+            <w:rPr>
+              <w:rFonts w:asciiTheme="minorHAnsi" w:hAnsiTheme="minorHAnsi" w:cstheme="minorBidi"/>
+              <w:noProof/>
+              <w:kern w:val="2"/>
+              <w:lang w:val="en-PH"/>
+              <w14:ligatures w14:val="standardContextual"/>
+            </w:rPr>
+          </w:pPr>
+          <w:hyperlink w:anchor="_Toc243055188" w:history="1">
+            <w:r>
+              <w:rPr>
+                <w:rStyle w:val="Hyperlink"/>
+                <w:noProof/>
+              </w:rPr>
+              <w:t>1.1 Background of the Study</w:t>
+            </w:r>
+            <w:r>
+              <w:rPr>
+                <w:noProof/>
+                <w:webHidden/>
+              </w:rPr>
+              <w:tab/>
+            </w:r>
+            <w:r>
+              <w:rPr>
+                <w:noProof/>
+                <w:webHidden/>
+              </w:rPr>
+              <w:fldChar w:fldCharType="begin"/>
+            </w:r>
+            <w:r>
+              <w:rPr>
+                <w:noProof/>
+                <w:webHidden/>
+              </w:rPr>
+              <w:instrText xml:space="preserve"> PAGEREF _Toc243055188 \h </w:instrText>
+            </w:r>
+            <w:r>
+              <w:rPr>
+                <w:noProof/>
+                <w:webHidden/>
+              </w:rPr>
+            </w:r>
+            <w:r>
+              <w:rPr>
+                <w:noProof/>
+                <w:webHidden/>
+              </w:rPr>
+              <w:fldChar w:fldCharType="separate"/>
+            </w:r>
+            <w:r>
+              <w:rPr>
+                <w:noProof/>
+                <w:webHidden/>
+              </w:rPr>
+              <w:t>8</w:t>
+            </w:r>
+            <w:r>
+              <w:rPr>
+                <w:noProof/>
+                <w:webHidden/>
+              </w:rPr>
+              <w:fldChar w:fldCharType="end"/>
+            </w:r>
+          </w:hyperlink>
+        </w:p>
+        <w:p>
+          <w:pPr>
+            <w:pStyle w:val="TOC2"/>
+            <w:tabs>
+              <w:tab w:val="right" w:leader="dot" w:pos="9350"/>
+            </w:tabs>
+            <w:rPr>
+              <w:rFonts w:asciiTheme="minorHAnsi" w:hAnsiTheme="minorHAnsi" w:cstheme="minorBidi"/>
+              <w:noProof/>
+              <w:kern w:val="2"/>
+              <w:lang w:val="en-PH"/>
+              <w14:ligatures w14:val="standardContextual"/>
+            </w:rPr>
+          </w:pPr>
+          <w:hyperlink w:anchor="_Toc243055189" w:history="1">
+            <w:r>
+              <w:rPr>
+                <w:rStyle w:val="Hyperlink"/>
+                <w:noProof/>
+              </w:rPr>
+              <w:t>1.2 Statement of the Problem</w:t>
+            </w:r>
+            <w:r>
+              <w:rPr>
+                <w:noProof/>
+                <w:webHidden/>
+              </w:rPr>
+              <w:tab/>
+            </w:r>
+            <w:r>
+              <w:rPr>
+                <w:noProof/>
+                <w:webHidden/>
+              </w:rPr>
+              <w:fldChar w:fldCharType="begin"/>
+            </w:r>
+            <w:r>
+              <w:rPr>
+                <w:noProof/>
+                <w:webHidden/>
+              </w:rPr>
+              <w:instrText xml:space="preserve"> PAGEREF _Toc243055189 \h </w:instrText>
+            </w:r>
+            <w:r>
+              <w:rPr>
+                <w:noProof/>
+                <w:webHidden/>
+              </w:rPr>
+            </w:r>
+            <w:r>
+              <w:rPr>
+                <w:noProof/>
+                <w:webHidden/>
+              </w:rPr>
+              <w:fldChar w:fldCharType="separate"/>
+            </w:r>
+            <w:r>
+              <w:rPr>
+                <w:noProof/>
+                <w:webHidden/>
+              </w:rPr>
+              <w:t>9</w:t>
+            </w:r>
+            <w:r>
+              <w:rPr>
+                <w:noProof/>
+                <w:webHidden/>
+              </w:rPr>
+              <w:fldChar w:fldCharType="end"/>
+            </w:r>
+          </w:hyperlink>
+        </w:p>
+        <w:p>
+          <w:pPr>
+            <w:pStyle w:val="TOC2"/>
+            <w:tabs>
+              <w:tab w:val="right" w:leader="dot" w:pos="9350"/>
+            </w:tabs>
+            <w:rPr>
+              <w:rFonts w:asciiTheme="minorHAnsi" w:hAnsiTheme="minorHAnsi" w:cstheme="minorBidi"/>
+              <w:noProof/>
+              <w:kern w:val="2"/>
+              <w:lang w:val="en-PH"/>
+              <w14:ligatures w14:val="standardContextual"/>
+            </w:rPr>
+          </w:pPr>
+          <w:hyperlink w:anchor="_Toc243055190" w:history="1">
+            <w:r>
+              <w:rPr>
+                <w:rStyle w:val="Hyperlink"/>
+                <w:noProof/>
+              </w:rPr>
+              <w:t>1.3 Objectives of the Study</w:t>
+            </w:r>
+            <w:r>
+              <w:rPr>
+                <w:noProof/>
+                <w:webHidden/>
+              </w:rPr>
+              <w:tab/>
+            </w:r>
+            <w:r>
+              <w:rPr>
+                <w:noProof/>
+                <w:webHidden/>
+              </w:rPr>
+              <w:fldChar w:fldCharType="begin"/>
+            </w:r>
+            <w:r>
+              <w:rPr>
+                <w:noProof/>
+                <w:webHidden/>
+              </w:rPr>
+              <w:instrText xml:space="preserve"> PAGEREF _Toc243055190 \h </w:instrText>
+            </w:r>
+            <w:r>
+              <w:rPr>
+                <w:noProof/>
+                <w:webHidden/>
+              </w:rPr>
+            </w:r>
+            <w:r>
+              <w:rPr>
+                <w:noProof/>
+                <w:webHidden/>
+              </w:rPr>
+              <w:fldChar w:fldCharType="separate"/>
+            </w:r>
+            <w:r>
+              <w:rPr>
+                <w:noProof/>
+                <w:webHidden/>
+              </w:rPr>
+              <w:t>10</w:t>
+            </w:r>
+            <w:r>
+              <w:rPr>
+                <w:noProof/>
+                <w:webHidden/>
+              </w:rPr>
+              <w:fldChar w:fldCharType="end"/>
+            </w:r>
+          </w:hyperlink>
+        </w:p>
+        <w:p>
+          <w:pPr>
+            <w:pStyle w:val="TOC2"/>
+            <w:tabs>
+              <w:tab w:val="right" w:leader="dot" w:pos="9350"/>
+            </w:tabs>
+            <w:rPr>
+              <w:rFonts w:asciiTheme="minorHAnsi" w:hAnsiTheme="minorHAnsi" w:cstheme="minorBidi"/>
+              <w:noProof/>
+              <w:kern w:val="2"/>
+              <w:lang w:val="en-PH"/>
+              <w14:ligatures w14:val="standardContextual"/>
+            </w:rPr>
+          </w:pPr>
+          <w:hyperlink w:anchor="_Toc243055191" w:history="1">
+            <w:r>
+              <w:rPr>
+                <w:rStyle w:val="Hyperlink"/>
+                <w:noProof/>
+              </w:rPr>
+              <w:t>1.4 Scope and Limitations</w:t>
+            </w:r>
+            <w:r>
+              <w:rPr>
+                <w:noProof/>
+                <w:webHidden/>
+              </w:rPr>
+              <w:tab/>
+            </w:r>
+            <w:r>
+              <w:rPr>
+                <w:noProof/>
+                <w:webHidden/>
+              </w:rPr>
+              <w:fldChar w:fldCharType="begin"/>
+            </w:r>
+            <w:r>
+              <w:rPr>
+                <w:noProof/>
+                <w:webHidden/>
+              </w:rPr>
+              <w:instrText xml:space="preserve"> PAGEREF _Toc243055191 \h </w:instrText>
+            </w:r>
+            <w:r>
+              <w:rPr>
+                <w:noProof/>
+                <w:webHidden/>
+              </w:rPr>
+            </w:r>
+            <w:r>
+              <w:rPr>
+                <w:noProof/>
+                <w:webHidden/>
+              </w:rPr>
+              <w:fldChar w:fldCharType="separate"/>
+            </w:r>
+            <w:r>
+              <w:rPr>
+                <w:noProof/>
+                <w:webHidden/>
+              </w:rPr>
+              <w:t>10</w:t>
+            </w:r>
+            <w:r>
+              <w:rPr>
+                <w:noProof/>
+                <w:webHidden/>
+              </w:rPr>
+              <w:fldChar w:fldCharType="end"/>
+            </w:r>
+          </w:hyperlink>
+        </w:p>
+        <w:p>
+          <w:pPr>
+            <w:pStyle w:val="TOC3"/>
+            <w:tabs>
+              <w:tab w:val="right" w:leader="dot" w:pos="9350"/>
+            </w:tabs>
+            <w:rPr>
+              <w:rFonts w:asciiTheme="minorHAnsi" w:hAnsiTheme="minorHAnsi" w:cstheme="minorBidi"/>
+              <w:noProof/>
+              <w:kern w:val="2"/>
+              <w:lang w:val="en-PH"/>
+              <w14:ligatures w14:val="standardContextual"/>
+            </w:rPr>
+          </w:pPr>
+          <w:hyperlink w:anchor="_Toc243055192" w:history="1">
+            <w:r>
+              <w:rPr>
+                <w:rStyle w:val="Hyperlink"/>
+                <w:noProof/>
+              </w:rPr>
+              <w:t>1.4.1 Scope of the Study</w:t>
+            </w:r>
+            <w:r>
+              <w:rPr>
+                <w:noProof/>
+                <w:webHidden/>
+              </w:rPr>
+              <w:tab/>
+            </w:r>
+            <w:r>
+              <w:rPr>
+                <w:noProof/>
+                <w:webHidden/>
+              </w:rPr>
+              <w:fldChar w:fldCharType="begin"/>
+            </w:r>
+            <w:r>
+              <w:rPr>
+                <w:noProof/>
+                <w:webHidden/>
+              </w:rPr>
+              <w:instrText xml:space="preserve"> PAGEREF _Toc243055192 \h </w:instrText>
+            </w:r>
+            <w:r>
+              <w:rPr>
+                <w:noProof/>
+                <w:webHidden/>
+              </w:rPr>
+            </w:r>
+            <w:r>
+              <w:rPr>
+                <w:noProof/>
+                <w:webHidden/>
+              </w:rPr>
+              <w:fldChar w:fldCharType="separate"/>
+            </w:r>
+            <w:r>
+              <w:rPr>
+                <w:noProof/>
+                <w:webHidden/>
+              </w:rPr>
+              <w:t>10</w:t>
+            </w:r>
+            <w:r>
+              <w:rPr>
+                <w:noProof/>
+                <w:webHidden/>
+              </w:rPr>
+              <w:fldChar w:fldCharType="end"/>
+            </w:r>
+          </w:hyperlink>
+        </w:p>
+        <w:p>
+          <w:pPr>
+            <w:pStyle w:val="TOC3"/>
+            <w:tabs>
+              <w:tab w:val="right" w:leader="dot" w:pos="9350"/>
+            </w:tabs>
+            <w:rPr>
+              <w:rFonts w:asciiTheme="minorHAnsi" w:hAnsiTheme="minorHAnsi" w:cstheme="minorBidi"/>
+              <w:noProof/>
+              <w:kern w:val="2"/>
+              <w:lang w:val="en-PH"/>
+              <w14:ligatures w14:val="standardContextual"/>
+            </w:rPr>
+          </w:pPr>
+          <w:hyperlink w:anchor="_Toc243055193" w:history="1">
+            <w:r>
+              <w:rPr>
+                <w:rStyle w:val="Hyperlink"/>
+                <w:noProof/>
+              </w:rPr>
+              <w:t>1.4.2 Limitations of the Study</w:t>
+            </w:r>
+            <w:r>
+              <w:rPr>
+                <w:noProof/>
+                <w:webHidden/>
+              </w:rPr>
+              <w:tab/>
+            </w:r>
+            <w:r>
+              <w:rPr>
+                <w:noProof/>
+                <w:webHidden/>
+              </w:rPr>
+              <w:fldChar w:fldCharType="begin"/>
+            </w:r>
+            <w:r>
+              <w:rPr>
+                <w:noProof/>
+                <w:webHidden/>
+              </w:rPr>
+              <w:instrText xml:space="preserve"> PAGEREF _Toc243055193 \h </w:instrText>
+            </w:r>
+            <w:r>
+              <w:rPr>
+                <w:noProof/>
+                <w:webHidden/>
+              </w:rPr>
+            </w:r>
+            <w:r>
+              <w:rPr>
+                <w:noProof/>
+                <w:webHidden/>
+              </w:rPr>
+              <w:fldChar w:fldCharType="separate"/>
+            </w:r>
+            <w:r>
+              <w:rPr>
+                <w:noProof/>
+                <w:webHidden/>
+              </w:rPr>
+              <w:t>11</w:t>
+            </w:r>
+            <w:r>
+              <w:rPr>
+                <w:noProof/>
+                <w:webHidden/>
+              </w:rPr>
+              <w:fldChar w:fldCharType="end"/>
+            </w:r>
+          </w:hyperlink>
+        </w:p>
+        <w:p>
+          <w:pPr>
+            <w:pStyle w:val="TOC2"/>
+            <w:tabs>
+              <w:tab w:val="right" w:leader="dot" w:pos="9350"/>
+            </w:tabs>
+            <w:rPr>
+              <w:rFonts w:asciiTheme="minorHAnsi" w:hAnsiTheme="minorHAnsi" w:cstheme="minorBidi"/>
+              <w:noProof/>
+              <w:kern w:val="2"/>
+              <w:lang w:val="en-PH"/>
+              <w14:ligatures w14:val="standardContextual"/>
+            </w:rPr>
+          </w:pPr>
+          <w:hyperlink w:anchor="_Toc243055194" w:history="1">
+            <w:r>
+              <w:rPr>
+                <w:rStyle w:val="Hyperlink"/>
+                <w:noProof/>
+              </w:rPr>
+              <w:t>1.5 Significance of the Study</w:t>
+            </w:r>
+            <w:r>
+              <w:rPr>
+                <w:noProof/>
+                <w:webHidden/>
+              </w:rPr>
+              <w:tab/>
+            </w:r>
+            <w:r>
+              <w:rPr>
+                <w:noProof/>
+                <w:webHidden/>
+              </w:rPr>
+              <w:fldChar w:fldCharType="begin"/>
+            </w:r>
+            <w:r>
+              <w:rPr>
+                <w:noProof/>
+                <w:webHidden/>
+              </w:rPr>
+              <w:instrText xml:space="preserve"> PAGEREF _Toc243055194 \h </w:instrText>
+            </w:r>
+            <w:r>
+              <w:rPr>
+                <w:noProof/>
+                <w:webHidden/>
+              </w:rPr>
+            </w:r>
+            <w:r>
+              <w:rPr>
+                <w:noProof/>
+                <w:webHidden/>
+              </w:rPr>
+              <w:fldChar w:fldCharType="separate"/>
+            </w:r>
+            <w:r>
+              <w:rPr>
+                <w:noProof/>
+                <w:webHidden/>
+              </w:rPr>
+              <w:t>12</w:t>
+            </w:r>
+            <w:r>
+              <w:rPr>
+                <w:noProof/>
+                <w:webHidden/>
+              </w:rPr>
+              <w:fldChar w:fldCharType="end"/>
+            </w:r>
+          </w:hyperlink>
+        </w:p>
+        <w:p>
+          <w:pPr>
+            <w:pStyle w:val="TOC3"/>
+            <w:tabs>
+              <w:tab w:val="right" w:leader="dot" w:pos="9350"/>
+            </w:tabs>
+            <w:rPr>
+              <w:rFonts w:asciiTheme="minorHAnsi" w:hAnsiTheme="minorHAnsi" w:cstheme="minorBidi"/>
+              <w:noProof/>
+              <w:kern w:val="2"/>
+              <w:lang w:val="en-PH"/>
+              <w14:ligatures w14:val="standardContextual"/>
+            </w:rPr>
+          </w:pPr>
+          <w:hyperlink w:anchor="_Toc243055195" w:history="1">
+            <w:r>
+              <w:rPr>
+                <w:rStyle w:val="Hyperlink"/>
+                <w:noProof/>
+              </w:rPr>
+              <w:t>1.5.1 Academic Contribution</w:t>
+            </w:r>
+            <w:r>
+              <w:rPr>
+                <w:noProof/>
+                <w:webHidden/>
+              </w:rPr>
+              <w:tab/>
+            </w:r>
+            <w:r>
+              <w:rPr>
+                <w:noProof/>
+                <w:webHidden/>
+              </w:rPr>
+              <w:fldChar w:fldCharType="begin"/>
+            </w:r>
+            <w:r>
+              <w:rPr>
+                <w:noProof/>
+                <w:webHidden/>
+              </w:rPr>
+              <w:instrText xml:space="preserve"> PAGEREF _Toc243055195 \h </w:instrText>
+            </w:r>
+            <w:r>
+              <w:rPr>
+                <w:noProof/>
+                <w:webHidden/>
+              </w:rPr>
+            </w:r>
+            <w:r>
+              <w:rPr>
+                <w:noProof/>
+                <w:webHidden/>
+              </w:rPr>
+              <w:fldChar w:fldCharType="separate"/>
+            </w:r>
+            <w:r>
+              <w:rPr>
+                <w:noProof/>
+                <w:webHidden/>
+              </w:rPr>
+              <w:t>12</w:t>
+            </w:r>
+            <w:r>
+              <w:rPr>
+                <w:noProof/>
+                <w:webHidden/>
+              </w:rPr>
+              <w:fldChar w:fldCharType="end"/>
+            </w:r>
+          </w:hyperlink>
+        </w:p>
+        <w:p>
+          <w:pPr>
+            <w:pStyle w:val="TOC3"/>
+            <w:tabs>
+              <w:tab w:val="right" w:leader="dot" w:pos="9350"/>
+            </w:tabs>
+            <w:rPr>
+              <w:rFonts w:asciiTheme="minorHAnsi" w:hAnsiTheme="minorHAnsi" w:cstheme="minorBidi"/>
+              <w:noProof/>
+              <w:kern w:val="2"/>
+              <w:lang w:val="en-PH"/>
+              <w14:ligatures w14:val="standardContextual"/>
+            </w:rPr>
+          </w:pPr>
+          <w:hyperlink w:anchor="_Toc243055196" w:history="1">
+            <w:r>
+              <w:rPr>
+                <w:rStyle w:val="Hyperlink"/>
+                <w:noProof/>
+              </w:rPr>
+              <w:t>1.5.2 Industry and Practical Applications</w:t>
+            </w:r>
+            <w:r>
+              <w:rPr>
+                <w:noProof/>
+                <w:webHidden/>
+              </w:rPr>
+              <w:tab/>
+            </w:r>
+            <w:r>
+              <w:rPr>
+                <w:noProof/>
+                <w:webHidden/>
+              </w:rPr>
+              <w:fldChar w:fldCharType="begin"/>
+            </w:r>
+            <w:r>
+              <w:rPr>
+                <w:noProof/>
+                <w:webHidden/>
+              </w:rPr>
+              <w:instrText xml:space="preserve"> PAGEREF _Toc243055196 \h </w:instrText>
+            </w:r>
+            <w:r>
+              <w:rPr>
+                <w:noProof/>
+                <w:webHidden/>
+              </w:rPr>
+            </w:r>
+            <w:r>
+              <w:rPr>
+                <w:noProof/>
+                <w:webHidden/>
+              </w:rPr>
+              <w:fldChar w:fldCharType="separate"/>
+            </w:r>
+            <w:r>
+              <w:rPr>
+                <w:noProof/>
+                <w:webHidden/>
+              </w:rPr>
+              <w:t>12</w:t>
+            </w:r>
+            <w:r>
+              <w:rPr>
+                <w:noProof/>
+                <w:webHidden/>
+              </w:rPr>
+              <w:fldChar w:fldCharType="end"/>
+            </w:r>
+          </w:hyperlink>
+        </w:p>
+        <w:p>
+          <w:pPr>
+            <w:pStyle w:val="TOC3"/>
+            <w:tabs>
+              <w:tab w:val="right" w:leader="dot" w:pos="9350"/>
+            </w:tabs>
+            <w:rPr>
+              <w:rFonts w:asciiTheme="minorHAnsi" w:hAnsiTheme="minorHAnsi" w:cstheme="minorBidi"/>
+              <w:noProof/>
+              <w:kern w:val="2"/>
+              <w:lang w:val="en-PH"/>
+              <w14:ligatures w14:val="standardContextual"/>
+            </w:rPr>
+          </w:pPr>
+          <w:hyperlink w:anchor="_Toc243055197" w:history="1">
+            <w:r>
+              <w:rPr>
+                <w:rStyle w:val="Hyperlink"/>
+                <w:noProof/>
+              </w:rPr>
+              <w:t>1.5.3 Societal Benefits</w:t>
+            </w:r>
+            <w:r>
+              <w:rPr>
+                <w:noProof/>
+                <w:webHidden/>
+              </w:rPr>
+              <w:tab/>
+            </w:r>
+            <w:r>
+              <w:rPr>
+                <w:noProof/>
+                <w:webHidden/>
+              </w:rPr>
+              <w:fldChar w:fldCharType="begin"/>
+            </w:r>
+            <w:r>
+              <w:rPr>
+                <w:noProof/>
+                <w:webHidden/>
+              </w:rPr>
+              <w:instrText xml:space="preserve"> PAGEREF _Toc243055197 \h </w:instrText>
+            </w:r>
+            <w:r>
+              <w:rPr>
+                <w:noProof/>
+                <w:webHidden/>
+              </w:rPr>
+            </w:r>
+            <w:r>
+              <w:rPr>
+                <w:noProof/>
+                <w:webHidden/>
+              </w:rPr>
+              <w:fldChar w:fldCharType="separate"/>
+            </w:r>
+            <w:r>
+              <w:rPr>
+                <w:noProof/>
+                <w:webHidden/>
+              </w:rPr>
+              <w:t>13</w:t>
+            </w:r>
+            <w:r>
+              <w:rPr>
+                <w:noProof/>
+                <w:webHidden/>
+              </w:rPr>
+              <w:fldChar w:fldCharType="end"/>
+            </w:r>
+          </w:hyperlink>
+        </w:p>
+        <w:p>
+          <w:pPr>
+            <w:pStyle w:val="TOC3"/>
+            <w:tabs>
+              <w:tab w:val="right" w:leader="dot" w:pos="9350"/>
+            </w:tabs>
+            <w:rPr>
+              <w:rFonts w:asciiTheme="minorHAnsi" w:hAnsiTheme="minorHAnsi" w:cstheme="minorBidi"/>
+              <w:noProof/>
+              <w:kern w:val="2"/>
+              <w:lang w:val="en-PH"/>
+              <w14:ligatures w14:val="standardContextual"/>
+            </w:rPr>
+          </w:pPr>
+          <w:hyperlink w:anchor="_Toc243055198" w:history="1">
+            <w:r>
+              <w:rPr>
+                <w:rStyle w:val="Hyperlink"/>
+                <w:noProof/>
+              </w:rPr>
+              <w:t>1.5.4 Implications for Future Research</w:t>
+            </w:r>
+            <w:r>
+              <w:rPr>
+                <w:noProof/>
+                <w:webHidden/>
+              </w:rPr>
+              <w:tab/>
+            </w:r>
+            <w:r>
+              <w:rPr>
+                <w:noProof/>
+                <w:webHidden/>
+              </w:rPr>
+              <w:fldChar w:fldCharType="begin"/>
+            </w:r>
+            <w:r>
+              <w:rPr>
+                <w:noProof/>
+                <w:webHidden/>
+              </w:rPr>
+              <w:instrText xml:space="preserve"> PAGEREF _Toc243055198 \h </w:instrText>
+            </w:r>
+            <w:r>
+              <w:rPr>
+                <w:noProof/>
+                <w:webHidden/>
+              </w:rPr>
+            </w:r>
+            <w:r>
+              <w:rPr>
+                <w:noProof/>
+                <w:webHidden/>
+              </w:rPr>
+              <w:fldChar w:fldCharType="separate"/>
+            </w:r>
+            <w:r>
+              <w:rPr>
+                <w:noProof/>
+                <w:webHidden/>
+              </w:rPr>
+              <w:t>13</w:t>
+            </w:r>
+            <w:r>
+              <w:rPr>
+                <w:noProof/>
+                <w:webHidden/>
+              </w:rPr>
+              <w:fldChar w:fldCharType="end"/>
+            </w:r>
+          </w:hyperlink>
+        </w:p>
+        <w:p>
+          <w:pPr>
+            <w:pStyle w:val="TOC3"/>
+            <w:tabs>
+              <w:tab w:val="right" w:leader="dot" w:pos="9350"/>
+            </w:tabs>
+            <w:rPr>
+              <w:rFonts w:asciiTheme="minorHAnsi" w:hAnsiTheme="minorHAnsi" w:cstheme="minorBidi"/>
+              <w:noProof/>
+              <w:kern w:val="2"/>
+              <w:lang w:val="en-PH"/>
+              <w14:ligatures w14:val="standardContextual"/>
+            </w:rPr>
+          </w:pPr>
+          <w:hyperlink w:anchor="_Toc243055199" w:history="1">
+            <w:r>
+              <w:rPr>
+                <w:rStyle w:val="Hyperlink"/>
+                <w:noProof/>
+              </w:rPr>
+              <w:t>1.5.5 Sustainable Development Goal (SDG) Contribution</w:t>
+            </w:r>
+            <w:r>
+              <w:rPr>
+                <w:noProof/>
+                <w:webHidden/>
+              </w:rPr>
+              <w:tab/>
+            </w:r>
+            <w:r>
+              <w:rPr>
+                <w:noProof/>
+                <w:webHidden/>
+              </w:rPr>
+              <w:fldChar w:fldCharType="begin"/>
+            </w:r>
+            <w:r>
+              <w:rPr>
+                <w:noProof/>
+                <w:webHidden/>
+              </w:rPr>
+              <w:instrText xml:space="preserve"> PAGEREF _Toc243055199 \h </w:instrText>
+            </w:r>
+            <w:r>
+              <w:rPr>
+                <w:noProof/>
+                <w:webHidden/>
+              </w:rPr>
+            </w:r>
+            <w:r>
+              <w:rPr>
+                <w:noProof/>
+                <w:webHidden/>
+              </w:rPr>
+              <w:fldChar w:fldCharType="separate"/>
+            </w:r>
+            <w:r>
+              <w:rPr>
+                <w:noProof/>
+                <w:webHidden/>
+              </w:rPr>
+              <w:t>14</w:t>
+            </w:r>
+            <w:r>
+              <w:rPr>
+                <w:noProof/>
+                <w:webHidden/>
+              </w:rPr>
+              <w:fldChar w:fldCharType="end"/>
+            </w:r>
+          </w:hyperlink>
+        </w:p>
+        <w:p>
+          <w:pPr>
+            <w:pStyle w:val="TOC2"/>
+            <w:tabs>
+              <w:tab w:val="right" w:leader="dot" w:pos="9350"/>
+            </w:tabs>
+            <w:rPr>
+              <w:rFonts w:asciiTheme="minorHAnsi" w:hAnsiTheme="minorHAnsi" w:cstheme="minorBidi"/>
+              <w:noProof/>
+              <w:kern w:val="2"/>
+              <w:lang w:val="en-PH"/>
+              <w14:ligatures w14:val="standardContextual"/>
+            </w:rPr>
+          </w:pPr>
+          <w:hyperlink w:anchor="_Toc243055200" w:history="1">
+            <w:r>
+              <w:rPr>
+                <w:rStyle w:val="Hyperlink"/>
+                <w:noProof/>
+              </w:rPr>
+              <w:t>1.6 Definition of Terms</w:t>
+            </w:r>
+            <w:r>
+              <w:rPr>
+                <w:noProof/>
+                <w:webHidden/>
+              </w:rPr>
+              <w:tab/>
+            </w:r>
+            <w:r>
+              <w:rPr>
+                <w:noProof/>
+                <w:webHidden/>
+              </w:rPr>
+              <w:fldChar w:fldCharType="begin"/>
+            </w:r>
+            <w:r>
+              <w:rPr>
+                <w:noProof/>
+                <w:webHidden/>
+              </w:rPr>
+              <w:instrText xml:space="preserve"> PAGEREF _Toc243055200 \h </w:instrText>
+            </w:r>
+            <w:r>
+              <w:rPr>
+                <w:noProof/>
+                <w:webHidden/>
+              </w:rPr>
+            </w:r>
+            <w:r>
+              <w:rPr>
+                <w:noProof/>
+                <w:webHidden/>
+              </w:rPr>
+              <w:fldChar w:fldCharType="separate"/>
+            </w:r>
+            <w:r>
+              <w:rPr>
+                <w:noProof/>
+                <w:webHidden/>
+              </w:rPr>
+              <w:t>14</w:t>
+            </w:r>
+            <w:r>
+              <w:rPr>
+                <w:noProof/>
+                <w:webHidden/>
+              </w:rPr>
+              <w:fldChar w:fldCharType="end"/>
+            </w:r>
+          </w:hyperlink>
+        </w:p>
+        <w:p>
+          <w:pPr>
+            <w:pStyle w:val="TOC1"/>
+            <w:rPr>
+              <w:rFonts w:asciiTheme="minorHAnsi" w:hAnsiTheme="minorHAnsi" w:cstheme="minorBidi"/>
+              <w:kern w:val="2"/>
+              <w:lang w:val="en-PH"/>
+              <w14:ligatures w14:val="standardContextual"/>
+            </w:rPr>
+          </w:pPr>
+          <w:hyperlink w:anchor="_Toc243055201" w:history="1">
+            <w:r>
+              <w:rPr>
+                <w:rStyle w:val="Hyperlink"/>
+              </w:rPr>
+              <w:t>II. RELATED WORK</w:t>
+            </w:r>
+            <w:r>
+              <w:rPr>
+                <w:webHidden/>
+              </w:rPr>
+              <w:tab/>
+            </w:r>
+            <w:r>
+              <w:rPr>
+                <w:webHidden/>
+              </w:rPr>
+              <w:fldChar w:fldCharType="begin"/>
+            </w:r>
+            <w:r>
+              <w:rPr>
+                <w:webHidden/>
+              </w:rPr>
+              <w:instrText xml:space="preserve"> PAGEREF _Toc243055201 \h </w:instrText>
+            </w:r>
+            <w:r>
+              <w:rPr>
+                <w:webHidden/>
+              </w:rPr>
+            </w:r>
+            <w:r>
+              <w:rPr>
+                <w:webHidden/>
+              </w:rPr>
+              <w:fldChar w:fldCharType="separate"/>
+            </w:r>
+            <w:r>
+              <w:rPr>
+                <w:webHidden/>
+              </w:rPr>
+              <w:t>16</w:t>
+            </w:r>
+            <w:r>
+              <w:rPr>
+                <w:webHidden/>
+              </w:rPr>
+              <w:fldChar w:fldCharType="end"/>
+            </w:r>
+          </w:hyperlink>
+        </w:p>
+        <w:p>
+          <w:pPr>
+            <w:pStyle w:val="TOC2"/>
+            <w:tabs>
+              <w:tab w:val="right" w:leader="dot" w:pos="9350"/>
+            </w:tabs>
+            <w:rPr>
+              <w:rFonts w:asciiTheme="minorHAnsi" w:hAnsiTheme="minorHAnsi" w:cstheme="minorBidi"/>
+              <w:noProof/>
+              <w:kern w:val="2"/>
+              <w:lang w:val="en-PH"/>
+              <w14:ligatures w14:val="standardContextual"/>
+            </w:rPr>
+          </w:pPr>
+          <w:hyperlink w:anchor="_Toc243055202" w:history="1">
+            <w:r>
+              <w:rPr>
+                <w:rStyle w:val="Hyperlink"/>
+                <w:noProof/>
+              </w:rPr>
+              <w:t>2.1 Review of Related Literature</w:t>
+            </w:r>
+            <w:r>
+              <w:rPr>
+                <w:noProof/>
+                <w:webHidden/>
+              </w:rPr>
+              <w:tab/>
+            </w:r>
+            <w:r>
+              <w:rPr>
+                <w:noProof/>
+                <w:webHidden/>
+              </w:rPr>
+              <w:fldChar w:fldCharType="begin"/>
+            </w:r>
+            <w:r>
+              <w:rPr>
+                <w:noProof/>
+                <w:webHidden/>
+              </w:rPr>
+              <w:instrText xml:space="preserve"> PAGEREF _Toc243055202 \h </w:instrText>
+            </w:r>
+            <w:r>
+              <w:rPr>
+                <w:noProof/>
+                <w:webHidden/>
+              </w:rPr>
+            </w:r>
+            <w:r>
+              <w:rPr>
+                <w:noProof/>
+                <w:webHidden/>
+              </w:rPr>
+              <w:fldChar w:fldCharType="separate"/>
+            </w:r>
+            <w:r>
+              <w:rPr>
+                <w:noProof/>
+                <w:webHidden/>
+              </w:rPr>
+              <w:t>16</w:t>
+            </w:r>
+            <w:r>
+              <w:rPr>
+                <w:noProof/>
+                <w:webHidden/>
+              </w:rPr>
+              <w:fldChar w:fldCharType="end"/>
+            </w:r>
+          </w:hyperlink>
+        </w:p>
+        <w:p>
+          <w:pPr>
+            <w:pStyle w:val="TOC2"/>
+            <w:tabs>
+              <w:tab w:val="right" w:leader="dot" w:pos="9350"/>
+            </w:tabs>
+            <w:rPr>
+              <w:rFonts w:asciiTheme="minorHAnsi" w:hAnsiTheme="minorHAnsi" w:cstheme="minorBidi"/>
+              <w:noProof/>
+              <w:kern w:val="2"/>
+              <w:lang w:val="en-PH"/>
+              <w14:ligatures w14:val="standardContextual"/>
+            </w:rPr>
+          </w:pPr>
+          <w:hyperlink w:anchor="_Toc243055203" w:history="1">
+            <w:r>
+              <w:rPr>
+                <w:rStyle w:val="Hyperlink"/>
+                <w:noProof/>
+              </w:rPr>
+              <w:t>2.2 Related Studies</w:t>
+            </w:r>
+            <w:r>
+              <w:rPr>
+                <w:noProof/>
+                <w:webHidden/>
+              </w:rPr>
+              <w:tab/>
+            </w:r>
+            <w:r>
+              <w:rPr>
+                <w:noProof/>
+                <w:webHidden/>
+              </w:rPr>
+              <w:fldChar w:fldCharType="begin"/>
+            </w:r>
+            <w:r>
+              <w:rPr>
+                <w:noProof/>
+                <w:webHidden/>
+              </w:rPr>
+              <w:instrText xml:space="preserve"> PAGEREF _Toc243055203 \h </w:instrText>
+            </w:r>
+            <w:r>
+              <w:rPr>
+                <w:noProof/>
+                <w:webHidden/>
+              </w:rPr>
+            </w:r>
+            <w:r>
+              <w:rPr>
+                <w:noProof/>
+                <w:webHidden/>
+              </w:rPr>
+              <w:fldChar w:fldCharType="separate"/>
+            </w:r>
+            <w:r>
+              <w:rPr>
+                <w:noProof/>
+                <w:webHidden/>
+              </w:rPr>
+              <w:t>17</w:t>
+            </w:r>
+            <w:r>
+              <w:rPr>
+                <w:noProof/>
+                <w:webHidden/>
+              </w:rPr>
+              <w:fldChar w:fldCharType="end"/>
+            </w:r>
+          </w:hyperlink>
+        </w:p>
+        <w:p>
+          <w:pPr>
+            <w:pStyle w:val="TOC2"/>
+            <w:tabs>
+              <w:tab w:val="right" w:leader="dot" w:pos="9350"/>
+            </w:tabs>
+            <w:rPr>
+              <w:rFonts w:asciiTheme="minorHAnsi" w:hAnsiTheme="minorHAnsi" w:cstheme="minorBidi"/>
+              <w:noProof/>
+              <w:kern w:val="2"/>
+              <w:lang w:val="en-PH"/>
+              <w14:ligatures w14:val="standardContextual"/>
+            </w:rPr>
+          </w:pPr>
+          <w:hyperlink w:anchor="_Toc243055204" w:history="1">
+            <w:r>
+              <w:rPr>
+                <w:rStyle w:val="Hyperlink"/>
+                <w:noProof/>
+              </w:rPr>
+              <w:t>2.3 Theoretical Background</w:t>
+            </w:r>
+            <w:r>
+              <w:rPr>
+                <w:noProof/>
+                <w:webHidden/>
+              </w:rPr>
+              <w:tab/>
+            </w:r>
+            <w:r>
+              <w:rPr>
+                <w:noProof/>
+                <w:webHidden/>
+              </w:rPr>
+              <w:fldChar w:fldCharType="begin"/>
+            </w:r>
+            <w:r>
+              <w:rPr>
+                <w:noProof/>
+                <w:webHidden/>
+              </w:rPr>
+              <w:instrText xml:space="preserve"> PAGEREF _Toc243055204 \h </w:instrText>
+            </w:r>
+            <w:r>
+              <w:rPr>
+                <w:noProof/>
+                <w:webHidden/>
+              </w:rPr>
+            </w:r>
+            <w:r>
+              <w:rPr>
+                <w:noProof/>
+                <w:webHidden/>
+              </w:rPr>
+              <w:fldChar w:fldCharType="separate"/>
+            </w:r>
+            <w:r>
+              <w:rPr>
+                <w:noProof/>
+                <w:webHidden/>
+              </w:rPr>
+              <w:t>18</w:t>
+            </w:r>
+            <w:r>
+              <w:rPr>
+                <w:noProof/>
+                <w:webHidden/>
+              </w:rPr>
+              <w:fldChar w:fldCharType="end"/>
+            </w:r>
+          </w:hyperlink>
+        </w:p>
+        <w:p>
+          <w:pPr>
+            <w:pStyle w:val="TOC1"/>
+            <w:rPr>
+              <w:rFonts w:asciiTheme="minorHAnsi" w:hAnsiTheme="minorHAnsi" w:cstheme="minorBidi"/>
+              <w:kern w:val="2"/>
+              <w:lang w:val="en-PH"/>
+              <w14:ligatures w14:val="standardContextual"/>
+            </w:rPr>
+          </w:pPr>
+          <w:hyperlink w:anchor="_Toc243055205" w:history="1">
+            <w:r>
+              <w:rPr>
+                <w:rStyle w:val="Hyperlink"/>
+              </w:rPr>
+              <w:t>III. METHODOLOGY</w:t>
+            </w:r>
+            <w:r>
+              <w:rPr>
+                <w:webHidden/>
+              </w:rPr>
+              <w:tab/>
+            </w:r>
+            <w:r>
+              <w:rPr>
+                <w:webHidden/>
+              </w:rPr>
+              <w:fldChar w:fldCharType="begin"/>
+            </w:r>
+            <w:r>
+              <w:rPr>
+                <w:webHidden/>
+              </w:rPr>
+              <w:instrText xml:space="preserve"> PAGEREF _Toc243055205 \h </w:instrText>
+            </w:r>
+            <w:r>
+              <w:rPr>
+                <w:webHidden/>
+              </w:rPr>
+            </w:r>
+            <w:r>
+              <w:rPr>
+                <w:webHidden/>
+              </w:rPr>
+              <w:fldChar w:fldCharType="separate"/>
+            </w:r>
+            <w:r>
+              <w:rPr>
+                <w:webHidden/>
+              </w:rPr>
+              <w:t>21</w:t>
+            </w:r>
+            <w:r>
+              <w:rPr>
+                <w:webHidden/>
+              </w:rPr>
+              <w:fldChar w:fldCharType="end"/>
+            </w:r>
+          </w:hyperlink>
+        </w:p>
+        <w:p>
+          <w:pPr>
+            <w:pStyle w:val="TOC2"/>
+            <w:tabs>
+              <w:tab w:val="right" w:leader="dot" w:pos="9350"/>
+            </w:tabs>
+            <w:rPr>
+              <w:rFonts w:asciiTheme="minorHAnsi" w:hAnsiTheme="minorHAnsi" w:cstheme="minorBidi"/>
+              <w:noProof/>
+              <w:kern w:val="2"/>
+              <w:lang w:val="en-PH"/>
+              <w14:ligatures w14:val="standardContextual"/>
+            </w:rPr>
+          </w:pPr>
+          <w:hyperlink w:anchor="_Toc243055206" w:history="1">
+            <w:r>
+              <w:rPr>
+                <w:rStyle w:val="Hyperlink"/>
+                <w:noProof/>
+              </w:rPr>
+              <w:t>3.1 Research Design</w:t>
+            </w:r>
+            <w:r>
+              <w:rPr>
+                <w:noProof/>
+                <w:webHidden/>
+              </w:rPr>
+              <w:tab/>
+            </w:r>
+            <w:r>
+              <w:rPr>
+                <w:noProof/>
+                <w:webHidden/>
+              </w:rPr>
+              <w:fldChar w:fldCharType="begin"/>
+            </w:r>
+            <w:r>
+              <w:rPr>
+                <w:noProof/>
+                <w:webHidden/>
+              </w:rPr>
+              <w:instrText xml:space="preserve"> PAGEREF _Toc243055206 \h </w:instrText>
+            </w:r>
+            <w:r>
+              <w:rPr>
+                <w:noProof/>
+                <w:webHidden/>
+              </w:rPr>
+            </w:r>
+            <w:r>
+              <w:rPr>
+                <w:noProof/>
+                <w:webHidden/>
+              </w:rPr>
+              <w:fldChar w:fldCharType="separate"/>
+            </w:r>
+            <w:r>
+              <w:rPr>
+                <w:noProof/>
+                <w:webHidden/>
+              </w:rPr>
+              <w:t>21</w:t>
+            </w:r>
+            <w:r>
+              <w:rPr>
+                <w:noProof/>
+                <w:webHidden/>
+              </w:rPr>
+              <w:fldChar w:fldCharType="end"/>
+            </w:r>
+          </w:hyperlink>
+        </w:p>
+        <w:p>
+          <w:pPr>
+            <w:pStyle w:val="TOC2"/>
+            <w:tabs>
+              <w:tab w:val="right" w:leader="dot" w:pos="9350"/>
+            </w:tabs>
+            <w:rPr>
+              <w:rFonts w:asciiTheme="minorHAnsi" w:hAnsiTheme="minorHAnsi" w:cstheme="minorBidi"/>
+              <w:noProof/>
+              <w:kern w:val="2"/>
+              <w:lang w:val="en-PH"/>
+              <w14:ligatures w14:val="standardContextual"/>
+            </w:rPr>
+          </w:pPr>
+          <w:hyperlink w:anchor="_Toc243055207" w:history="1">
+            <w:r>
+              <w:rPr>
+                <w:rStyle w:val="Hyperlink"/>
+                <w:noProof/>
+              </w:rPr>
+              <w:t>3.2 Relevant Technology</w:t>
+            </w:r>
+            <w:r>
+              <w:rPr>
+                <w:noProof/>
+                <w:webHidden/>
+              </w:rPr>
+              <w:tab/>
+            </w:r>
+            <w:r>
+              <w:rPr>
+                <w:noProof/>
+                <w:webHidden/>
+              </w:rPr>
+              <w:fldChar w:fldCharType="begin"/>
+            </w:r>
+            <w:r>
+              <w:rPr>
+                <w:noProof/>
+                <w:webHidden/>
+              </w:rPr>
+              <w:instrText xml:space="preserve"> PAGEREF _Toc243055207 \h </w:instrText>
+            </w:r>
+            <w:r>
+              <w:rPr>
+                <w:noProof/>
+                <w:webHidden/>
+              </w:rPr>
+            </w:r>
+            <w:r>
+              <w:rPr>
+                <w:noProof/>
+                <w:webHidden/>
+              </w:rPr>
+              <w:fldChar w:fldCharType="separate"/>
+            </w:r>
+            <w:r>
+              <w:rPr>
+                <w:noProof/>
+                <w:webHidden/>
+              </w:rPr>
+              <w:t>21</w:t>
+            </w:r>
+            <w:r>
+              <w:rPr>
+                <w:noProof/>
+                <w:webHidden/>
+              </w:rPr>
+              <w:fldChar w:fldCharType="end"/>
+            </w:r>
+          </w:hyperlink>
+        </w:p>
+        <w:p>
+          <w:pPr>
+            <w:pStyle w:val="TOC3"/>
+            <w:tabs>
+              <w:tab w:val="right" w:leader="dot" w:pos="9350"/>
+            </w:tabs>
+            <w:rPr>
+              <w:rFonts w:asciiTheme="minorHAnsi" w:hAnsiTheme="minorHAnsi" w:cstheme="minorBidi"/>
+              <w:noProof/>
+              <w:kern w:val="2"/>
+              <w:lang w:val="en-PH"/>
+              <w14:ligatures w14:val="standardContextual"/>
+            </w:rPr>
+          </w:pPr>
+          <w:hyperlink w:anchor="_Toc243055208" w:history="1">
+            <w:r>
+              <w:rPr>
+                <w:rStyle w:val="Hyperlink"/>
+                <w:noProof/>
+              </w:rPr>
+              <w:t>3.2.1 Python Programming Language</w:t>
+            </w:r>
+            <w:r>
+              <w:rPr>
+                <w:noProof/>
+                <w:webHidden/>
+              </w:rPr>
+              <w:tab/>
+            </w:r>
+            <w:r>
+              <w:rPr>
+                <w:noProof/>
+                <w:webHidden/>
+              </w:rPr>
+              <w:fldChar w:fldCharType="begin"/>
+            </w:r>
+            <w:r>
+              <w:rPr>
+                <w:noProof/>
+                <w:webHidden/>
+              </w:rPr>
+              <w:instrText xml:space="preserve"> PAGEREF _Toc243055208 \h </w:instrText>
+            </w:r>
+            <w:r>
+              <w:rPr>
+                <w:noProof/>
+                <w:webHidden/>
+              </w:rPr>
+            </w:r>
+            <w:r>
+              <w:rPr>
+                <w:noProof/>
+                <w:webHidden/>
+              </w:rPr>
+              <w:fldChar w:fldCharType="separate"/>
+            </w:r>
+            <w:r>
+              <w:rPr>
+                <w:noProof/>
+                <w:webHidden/>
+              </w:rPr>
+              <w:t>21</w:t>
+            </w:r>
+            <w:r>
+              <w:rPr>
+                <w:noProof/>
+                <w:webHidden/>
+              </w:rPr>
+              <w:fldChar w:fldCharType="end"/>
+            </w:r>
+          </w:hyperlink>
+        </w:p>
+        <w:p>
+          <w:pPr>
+            <w:pStyle w:val="TOC3"/>
+            <w:tabs>
+              <w:tab w:val="right" w:leader="dot" w:pos="9350"/>
+            </w:tabs>
+            <w:rPr>
+              <w:rFonts w:asciiTheme="minorHAnsi" w:hAnsiTheme="minorHAnsi" w:cstheme="minorBidi"/>
+              <w:noProof/>
+              <w:kern w:val="2"/>
+              <w:lang w:val="en-PH"/>
+              <w14:ligatures w14:val="standardContextual"/>
+            </w:rPr>
+          </w:pPr>
+          <w:hyperlink w:anchor="_Toc243055209" w:history="1">
+            <w:r>
+              <w:rPr>
+                <w:rStyle w:val="Hyperlink"/>
+                <w:noProof/>
+              </w:rPr>
+              <w:t>3.2.2 Hugging Face Transformers and PyTorch</w:t>
+            </w:r>
+            <w:r>
+              <w:rPr>
+                <w:noProof/>
+                <w:webHidden/>
+              </w:rPr>
+              <w:tab/>
+            </w:r>
+            <w:r>
+              <w:rPr>
+                <w:noProof/>
+                <w:webHidden/>
+              </w:rPr>
+              <w:fldChar w:fldCharType="begin"/>
+            </w:r>
+            <w:r>
+              <w:rPr>
+                <w:noProof/>
+                <w:webHidden/>
+              </w:rPr>
+              <w:instrText xml:space="preserve"> PAGEREF _Toc243055209 \h </w:instrText>
+            </w:r>
+            <w:r>
+              <w:rPr>
+                <w:noProof/>
+                <w:webHidden/>
+              </w:rPr>
+            </w:r>
+            <w:r>
+              <w:rPr>
+                <w:noProof/>
+                <w:webHidden/>
+              </w:rPr>
+              <w:fldChar w:fldCharType="separate"/>
+            </w:r>
+            <w:r>
+              <w:rPr>
+                <w:noProof/>
+                <w:webHidden/>
+              </w:rPr>
+              <w:t>22</w:t>
+            </w:r>
+            <w:r>
+              <w:rPr>
+                <w:noProof/>
+                <w:webHidden/>
+              </w:rPr>
+              <w:fldChar w:fldCharType="end"/>
+            </w:r>
+          </w:hyperlink>
+        </w:p>
+        <w:p>
+          <w:pPr>
+            <w:pStyle w:val="TOC3"/>
+            <w:tabs>
+              <w:tab w:val="right" w:leader="dot" w:pos="9350"/>
+            </w:tabs>
+            <w:rPr>
+              <w:rFonts w:asciiTheme="minorHAnsi" w:hAnsiTheme="minorHAnsi" w:cstheme="minorBidi"/>
+              <w:noProof/>
+              <w:kern w:val="2"/>
+              <w:lang w:val="en-PH"/>
+              <w14:ligatures w14:val="standardContextual"/>
+            </w:rPr>
+          </w:pPr>
+          <w:hyperlink w:anchor="_Toc243055210" w:history="1">
+            <w:r>
+              <w:rPr>
+                <w:rStyle w:val="Hyperlink"/>
+                <w:noProof/>
+              </w:rPr>
+              <w:t>3.2.3 DistilBERT</w:t>
+            </w:r>
+            <w:r>
+              <w:rPr>
+                <w:noProof/>
+                <w:webHidden/>
+              </w:rPr>
+              <w:tab/>
+            </w:r>
+            <w:r>
+              <w:rPr>
+                <w:noProof/>
+                <w:webHidden/>
+              </w:rPr>
+              <w:fldChar w:fldCharType="begin"/>
+            </w:r>
+            <w:r>
+              <w:rPr>
+                <w:noProof/>
+                <w:webHidden/>
+              </w:rPr>
+              <w:instrText xml:space="preserve"> PAGEREF _Toc243055210 \h </w:instrText>
+            </w:r>
+            <w:r>
+              <w:rPr>
+                <w:noProof/>
+                <w:webHidden/>
+              </w:rPr>
+            </w:r>
+            <w:r>
+              <w:rPr>
+                <w:noProof/>
+                <w:webHidden/>
+              </w:rPr>
+              <w:fldChar w:fldCharType="separate"/>
+            </w:r>
+            <w:r>
+              <w:rPr>
+                <w:noProof/>
+                <w:webHidden/>
+              </w:rPr>
+              <w:t>22</w:t>
+            </w:r>
+            <w:r>
+              <w:rPr>
+                <w:noProof/>
+                <w:webHidden/>
+              </w:rPr>
+              <w:fldChar w:fldCharType="end"/>
+            </w:r>
+          </w:hyperlink>
+        </w:p>
+        <w:p>
+          <w:pPr>
+            <w:pStyle w:val="TOC3"/>
+            <w:tabs>
+              <w:tab w:val="right" w:leader="dot" w:pos="9350"/>
+            </w:tabs>
+            <w:rPr>
+              <w:rFonts w:asciiTheme="minorHAnsi" w:hAnsiTheme="minorHAnsi" w:cstheme="minorBidi"/>
+              <w:noProof/>
+              <w:kern w:val="2"/>
+              <w:lang w:val="en-PH"/>
+              <w14:ligatures w14:val="standardContextual"/>
+            </w:rPr>
+          </w:pPr>
+          <w:hyperlink w:anchor="_Toc243055211" w:history="1">
+            <w:r>
+              <w:rPr>
+                <w:rStyle w:val="Hyperlink"/>
+                <w:noProof/>
+              </w:rPr>
+              <w:t>3.2.4 Development Environment</w:t>
+            </w:r>
+            <w:r>
+              <w:rPr>
+                <w:noProof/>
+                <w:webHidden/>
+              </w:rPr>
+              <w:tab/>
+            </w:r>
+            <w:r>
+              <w:rPr>
+                <w:noProof/>
+                <w:webHidden/>
+              </w:rPr>
+              <w:fldChar w:fldCharType="begin"/>
+            </w:r>
+            <w:r>
+              <w:rPr>
+                <w:noProof/>
+                <w:webHidden/>
+              </w:rPr>
+              <w:instrText xml:space="preserve"> PAGEREF _Toc243055211 \h </w:instrText>
+            </w:r>
+            <w:r>
+              <w:rPr>
+                <w:noProof/>
+                <w:webHidden/>
+              </w:rPr>
+            </w:r>
+            <w:r>
+              <w:rPr>
+                <w:noProof/>
+                <w:webHidden/>
+              </w:rPr>
+              <w:fldChar w:fldCharType="separate"/>
+            </w:r>
+            <w:r>
+              <w:rPr>
+                <w:noProof/>
+                <w:webHidden/>
+              </w:rPr>
+              <w:t>22</w:t>
+            </w:r>
+            <w:r>
+              <w:rPr>
+                <w:noProof/>
+                <w:webHidden/>
+              </w:rPr>
+              <w:fldChar w:fldCharType="end"/>
+            </w:r>
+          </w:hyperlink>
+        </w:p>
+        <w:p>
+          <w:pPr>
+            <w:pStyle w:val="TOC2"/>
+            <w:tabs>
+              <w:tab w:val="right" w:leader="dot" w:pos="9350"/>
+            </w:tabs>
+            <w:rPr>
+              <w:rFonts w:asciiTheme="minorHAnsi" w:hAnsiTheme="minorHAnsi" w:cstheme="minorBidi"/>
+              <w:noProof/>
+              <w:kern w:val="2"/>
+              <w:lang w:val="en-PH"/>
+              <w14:ligatures w14:val="standardContextual"/>
+            </w:rPr>
+          </w:pPr>
+          <w:hyperlink w:anchor="_Toc243055212" w:history="1">
+            <w:r>
+              <w:rPr>
+                <w:rStyle w:val="Hyperlink"/>
+                <w:noProof/>
+              </w:rPr>
+              <w:t>3.3 Data Collection and Processing</w:t>
+            </w:r>
+            <w:r>
+              <w:rPr>
+                <w:noProof/>
+                <w:webHidden/>
+              </w:rPr>
+              <w:tab/>
+            </w:r>
+            <w:r>
+              <w:rPr>
+                <w:noProof/>
+                <w:webHidden/>
+              </w:rPr>
+              <w:fldChar w:fldCharType="begin"/>
+            </w:r>
+            <w:r>
+              <w:rPr>
+                <w:noProof/>
+                <w:webHidden/>
+              </w:rPr>
+              <w:instrText xml:space="preserve"> PAGEREF _Toc243055212 \h </w:instrText>
+            </w:r>
+            <w:r>
+              <w:rPr>
+                <w:noProof/>
+                <w:webHidden/>
+              </w:rPr>
+            </w:r>
+            <w:r>
+              <w:rPr>
+                <w:noProof/>
+                <w:webHidden/>
+              </w:rPr>
+              <w:fldChar w:fldCharType="separate"/>
+            </w:r>
+            <w:r>
+              <w:rPr>
+                <w:noProof/>
+                <w:webHidden/>
+              </w:rPr>
+              <w:t>22</w:t>
+            </w:r>
+            <w:r>
+              <w:rPr>
+                <w:noProof/>
+                <w:webHidden/>
+              </w:rPr>
+              <w:fldChar w:fldCharType="end"/>
+            </w:r>
+          </w:hyperlink>
+        </w:p>
+        <w:p>
+          <w:pPr>
+            <w:pStyle w:val="TOC3"/>
+            <w:tabs>
+              <w:tab w:val="right" w:leader="dot" w:pos="9350"/>
+            </w:tabs>
+            <w:rPr>
+              <w:rFonts w:asciiTheme="minorHAnsi" w:hAnsiTheme="minorHAnsi" w:cstheme="minorBidi"/>
+              <w:noProof/>
+              <w:kern w:val="2"/>
+              <w:lang w:val="en-PH"/>
+              <w14:ligatures w14:val="standardContextual"/>
+            </w:rPr>
+          </w:pPr>
+          <w:hyperlink w:anchor="_Toc243055213" w:history="1">
+            <w:r>
+              <w:rPr>
+                <w:rStyle w:val="Hyperlink"/>
+                <w:noProof/>
+              </w:rPr>
+              <w:t>3.3.1 Corpus and Label Provenance</w:t>
+            </w:r>
+            <w:r>
+              <w:rPr>
+                <w:noProof/>
+                <w:webHidden/>
+              </w:rPr>
+              <w:tab/>
+            </w:r>
+            <w:r>
+              <w:rPr>
+                <w:noProof/>
+                <w:webHidden/>
+              </w:rPr>
+              <w:fldChar w:fldCharType="begin"/>
+            </w:r>
+            <w:r>
+              <w:rPr>
+                <w:noProof/>
+                <w:webHidden/>
+              </w:rPr>
+              <w:instrText xml:space="preserve"> PAGEREF _Toc243055213 \h </w:instrText>
+            </w:r>
+            <w:r>
+              <w:rPr>
+                <w:noProof/>
+                <w:webHidden/>
+              </w:rPr>
+            </w:r>
+            <w:r>
+              <w:rPr>
+                <w:noProof/>
+                <w:webHidden/>
+              </w:rPr>
+              <w:fldChar w:fldCharType="separate"/>
+            </w:r>
+            <w:r>
+              <w:rPr>
+                <w:noProof/>
+                <w:webHidden/>
+              </w:rPr>
+              <w:t>22</w:t>
+            </w:r>
+            <w:r>
+              <w:rPr>
+                <w:noProof/>
+                <w:webHidden/>
+              </w:rPr>
+              <w:fldChar w:fldCharType="end"/>
+            </w:r>
+          </w:hyperlink>
+        </w:p>
+        <w:p>
+          <w:pPr>
+            <w:pStyle w:val="TOC3"/>
+            <w:tabs>
+              <w:tab w:val="right" w:leader="dot" w:pos="9350"/>
+            </w:tabs>
+            <w:rPr>
+              <w:rFonts w:asciiTheme="minorHAnsi" w:hAnsiTheme="minorHAnsi" w:cstheme="minorBidi"/>
+              <w:noProof/>
+              <w:kern w:val="2"/>
+              <w:lang w:val="en-PH"/>
+              <w14:ligatures w14:val="standardContextual"/>
+            </w:rPr>
+          </w:pPr>
+          <w:hyperlink w:anchor="_Toc243055214" w:history="1">
+            <w:r>
+              <w:rPr>
+                <w:rStyle w:val="Hyperlink"/>
+                <w:noProof/>
+              </w:rPr>
+              <w:t>3.3.2 Inclusion and Preprocessing</w:t>
+            </w:r>
+            <w:r>
+              <w:rPr>
+                <w:noProof/>
+                <w:webHidden/>
+              </w:rPr>
+              <w:tab/>
+            </w:r>
+            <w:r>
+              <w:rPr>
+                <w:noProof/>
+                <w:webHidden/>
+              </w:rPr>
+              <w:fldChar w:fldCharType="begin"/>
+            </w:r>
+            <w:r>
+              <w:rPr>
+                <w:noProof/>
+                <w:webHidden/>
+              </w:rPr>
+              <w:instrText xml:space="preserve"> PAGEREF _Toc243055214 \h </w:instrText>
+            </w:r>
+            <w:r>
+              <w:rPr>
+                <w:noProof/>
+                <w:webHidden/>
+              </w:rPr>
+            </w:r>
+            <w:r>
+              <w:rPr>
+                <w:noProof/>
+                <w:webHidden/>
+              </w:rPr>
+              <w:fldChar w:fldCharType="separate"/>
+            </w:r>
+            <w:r>
+              <w:rPr>
+                <w:noProof/>
+                <w:webHidden/>
+              </w:rPr>
+              <w:t>23</w:t>
+            </w:r>
+            <w:r>
+              <w:rPr>
+                <w:noProof/>
+                <w:webHidden/>
+              </w:rPr>
+              <w:fldChar w:fldCharType="end"/>
+            </w:r>
+          </w:hyperlink>
+        </w:p>
+        <w:p>
+          <w:pPr>
+            <w:pStyle w:val="TOC3"/>
+            <w:tabs>
+              <w:tab w:val="right" w:leader="dot" w:pos="9350"/>
+            </w:tabs>
+            <w:rPr>
+              <w:rFonts w:asciiTheme="minorHAnsi" w:hAnsiTheme="minorHAnsi" w:cstheme="minorBidi"/>
+              <w:noProof/>
+              <w:kern w:val="2"/>
+              <w:lang w:val="en-PH"/>
+              <w14:ligatures w14:val="standardContextual"/>
+            </w:rPr>
+          </w:pPr>
+          <w:hyperlink w:anchor="_Toc243055215" w:history="1">
+            <w:r>
+              <w:rPr>
+                <w:rStyle w:val="Hyperlink"/>
+                <w:noProof/>
+              </w:rPr>
+              <w:t>3.3.3 Connected-Author Data Partitioning</w:t>
+            </w:r>
+            <w:r>
+              <w:rPr>
+                <w:noProof/>
+                <w:webHidden/>
+              </w:rPr>
+              <w:tab/>
+            </w:r>
+            <w:r>
+              <w:rPr>
+                <w:noProof/>
+                <w:webHidden/>
+              </w:rPr>
+              <w:fldChar w:fldCharType="begin"/>
+            </w:r>
+            <w:r>
+              <w:rPr>
+                <w:noProof/>
+                <w:webHidden/>
+              </w:rPr>
+              <w:instrText xml:space="preserve"> PAGEREF _Toc243055215 \h </w:instrText>
+            </w:r>
+            <w:r>
+              <w:rPr>
+                <w:noProof/>
+                <w:webHidden/>
+              </w:rPr>
+            </w:r>
+            <w:r>
+              <w:rPr>
+                <w:noProof/>
+                <w:webHidden/>
+              </w:rPr>
+              <w:fldChar w:fldCharType="separate"/>
+            </w:r>
+            <w:r>
+              <w:rPr>
+                <w:noProof/>
+                <w:webHidden/>
+              </w:rPr>
+              <w:t>24</w:t>
+            </w:r>
+            <w:r>
+              <w:rPr>
+                <w:noProof/>
+                <w:webHidden/>
+              </w:rPr>
+              <w:fldChar w:fldCharType="end"/>
+            </w:r>
+          </w:hyperlink>
+        </w:p>
+        <w:p>
+          <w:pPr>
+            <w:pStyle w:val="TOC3"/>
+            <w:tabs>
+              <w:tab w:val="right" w:leader="dot" w:pos="9350"/>
+            </w:tabs>
+            <w:rPr>
+              <w:rFonts w:asciiTheme="minorHAnsi" w:hAnsiTheme="minorHAnsi" w:cstheme="minorBidi"/>
+              <w:noProof/>
+              <w:kern w:val="2"/>
+              <w:lang w:val="en-PH"/>
+              <w14:ligatures w14:val="standardContextual"/>
+            </w:rPr>
+          </w:pPr>
+          <w:hyperlink w:anchor="_Toc243055216" w:history="1">
+            <w:r>
+              <w:rPr>
+                <w:rStyle w:val="Hyperlink"/>
+                <w:noProof/>
+              </w:rPr>
+              <w:t>3.3.4 Feature Engineering</w:t>
+            </w:r>
+            <w:r>
+              <w:rPr>
+                <w:noProof/>
+                <w:webHidden/>
+              </w:rPr>
+              <w:tab/>
+            </w:r>
+            <w:r>
+              <w:rPr>
+                <w:noProof/>
+                <w:webHidden/>
+              </w:rPr>
+              <w:fldChar w:fldCharType="begin"/>
+            </w:r>
+            <w:r>
+              <w:rPr>
+                <w:noProof/>
+                <w:webHidden/>
+              </w:rPr>
+              <w:instrText xml:space="preserve"> PAGEREF _Toc243055216 \h </w:instrText>
+            </w:r>
+            <w:r>
+              <w:rPr>
+                <w:noProof/>
+                <w:webHidden/>
+              </w:rPr>
+            </w:r>
+            <w:r>
+              <w:rPr>
+                <w:noProof/>
+                <w:webHidden/>
+              </w:rPr>
+              <w:fldChar w:fldCharType="separate"/>
+            </w:r>
+            <w:r>
+              <w:rPr>
+                <w:noProof/>
+                <w:webHidden/>
+              </w:rPr>
+              <w:t>24</w:t>
+            </w:r>
+            <w:r>
+              <w:rPr>
+                <w:noProof/>
+                <w:webHidden/>
+              </w:rPr>
+              <w:fldChar w:fldCharType="end"/>
+            </w:r>
+          </w:hyperlink>
+        </w:p>
+        <w:p>
+          <w:pPr>
+            <w:pStyle w:val="TOC2"/>
+            <w:tabs>
+              <w:tab w:val="right" w:leader="dot" w:pos="9350"/>
+            </w:tabs>
+            <w:rPr>
+              <w:rFonts w:asciiTheme="minorHAnsi" w:hAnsiTheme="minorHAnsi" w:cstheme="minorBidi"/>
+              <w:noProof/>
+              <w:kern w:val="2"/>
+              <w:lang w:val="en-PH"/>
+              <w14:ligatures w14:val="standardContextual"/>
+            </w:rPr>
+          </w:pPr>
+          <w:hyperlink w:anchor="_Toc243055217" w:history="1">
+            <w:r>
+              <w:rPr>
+                <w:rStyle w:val="Hyperlink"/>
+                <w:noProof/>
+              </w:rPr>
+              <w:t>3.4 Model Development</w:t>
+            </w:r>
+            <w:r>
+              <w:rPr>
+                <w:noProof/>
+                <w:webHidden/>
+              </w:rPr>
+              <w:tab/>
+            </w:r>
+            <w:r>
+              <w:rPr>
+                <w:noProof/>
+                <w:webHidden/>
+              </w:rPr>
+              <w:fldChar w:fldCharType="begin"/>
+            </w:r>
+            <w:r>
+              <w:rPr>
+                <w:noProof/>
+                <w:webHidden/>
+              </w:rPr>
+              <w:instrText xml:space="preserve"> PAGEREF _Toc243055217 \h </w:instrText>
+            </w:r>
+            <w:r>
+              <w:rPr>
+                <w:noProof/>
+                <w:webHidden/>
+              </w:rPr>
+            </w:r>
+            <w:r>
+              <w:rPr>
+                <w:noProof/>
+                <w:webHidden/>
+              </w:rPr>
+              <w:fldChar w:fldCharType="separate"/>
+            </w:r>
+            <w:r>
+              <w:rPr>
+                <w:noProof/>
+                <w:webHidden/>
+              </w:rPr>
+              <w:t>25</w:t>
+            </w:r>
+            <w:r>
+              <w:rPr>
+                <w:noProof/>
+                <w:webHidden/>
+              </w:rPr>
+              <w:fldChar w:fldCharType="end"/>
+            </w:r>
+          </w:hyperlink>
+        </w:p>
+        <w:p>
+          <w:pPr>
+            <w:pStyle w:val="TOC3"/>
+            <w:tabs>
+              <w:tab w:val="right" w:leader="dot" w:pos="9350"/>
+            </w:tabs>
+            <w:rPr>
+              <w:rFonts w:asciiTheme="minorHAnsi" w:hAnsiTheme="minorHAnsi" w:cstheme="minorBidi"/>
+              <w:noProof/>
+              <w:kern w:val="2"/>
+              <w:lang w:val="en-PH"/>
+              <w14:ligatures w14:val="standardContextual"/>
+            </w:rPr>
+          </w:pPr>
+          <w:hyperlink w:anchor="_Toc243055218" w:history="1">
+            <w:r>
+              <w:rPr>
+                <w:rStyle w:val="Hyperlink"/>
+                <w:noProof/>
+              </w:rPr>
+              <w:t>3.4.1 Author-Derived Layer 1 Classifier</w:t>
+            </w:r>
+            <w:r>
+              <w:rPr>
+                <w:noProof/>
+                <w:webHidden/>
+              </w:rPr>
+              <w:tab/>
+            </w:r>
+            <w:r>
+              <w:rPr>
+                <w:noProof/>
+                <w:webHidden/>
+              </w:rPr>
+              <w:fldChar w:fldCharType="begin"/>
+            </w:r>
+            <w:r>
+              <w:rPr>
+                <w:noProof/>
+                <w:webHidden/>
+              </w:rPr>
+              <w:instrText xml:space="preserve"> PAGEREF _Toc243055218 \h </w:instrText>
+            </w:r>
+            <w:r>
+              <w:rPr>
+                <w:noProof/>
+                <w:webHidden/>
+              </w:rPr>
+            </w:r>
+            <w:r>
+              <w:rPr>
+                <w:noProof/>
+                <w:webHidden/>
+              </w:rPr>
+              <w:fldChar w:fldCharType="separate"/>
+            </w:r>
+            <w:r>
+              <w:rPr>
+                <w:noProof/>
+                <w:webHidden/>
+              </w:rPr>
+              <w:t>25</w:t>
+            </w:r>
+            <w:r>
+              <w:rPr>
+                <w:noProof/>
+                <w:webHidden/>
+              </w:rPr>
+              <w:fldChar w:fldCharType="end"/>
+            </w:r>
+          </w:hyperlink>
+        </w:p>
+        <w:p>
+          <w:pPr>
+            <w:pStyle w:val="TOC3"/>
+            <w:tabs>
+              <w:tab w:val="right" w:leader="dot" w:pos="9350"/>
+            </w:tabs>
+            <w:rPr>
+              <w:rFonts w:asciiTheme="minorHAnsi" w:hAnsiTheme="minorHAnsi" w:cstheme="minorBidi"/>
+              <w:noProof/>
+              <w:kern w:val="2"/>
+              <w:lang w:val="en-PH"/>
+              <w14:ligatures w14:val="standardContextual"/>
+            </w:rPr>
+          </w:pPr>
+          <w:hyperlink w:anchor="_Toc243055219" w:history="1">
+            <w:r>
+              <w:rPr>
+                <w:rStyle w:val="Hyperlink"/>
+                <w:noProof/>
+              </w:rPr>
+              <w:t>3.4.2 LSTM-Based Trajectory Scoring Model</w:t>
+            </w:r>
+            <w:r>
+              <w:rPr>
+                <w:noProof/>
+                <w:webHidden/>
+              </w:rPr>
+              <w:tab/>
+            </w:r>
+            <w:r>
+              <w:rPr>
+                <w:noProof/>
+                <w:webHidden/>
+              </w:rPr>
+              <w:fldChar w:fldCharType="begin"/>
+            </w:r>
+            <w:r>
+              <w:rPr>
+                <w:noProof/>
+                <w:webHidden/>
+              </w:rPr>
+              <w:instrText xml:space="preserve"> PAGEREF _Toc243055219 \h </w:instrText>
+            </w:r>
+            <w:r>
+              <w:rPr>
+                <w:noProof/>
+                <w:webHidden/>
+              </w:rPr>
+            </w:r>
+            <w:r>
+              <w:rPr>
+                <w:noProof/>
+                <w:webHidden/>
+              </w:rPr>
+              <w:fldChar w:fldCharType="separate"/>
+            </w:r>
+            <w:r>
+              <w:rPr>
+                <w:noProof/>
+                <w:webHidden/>
+              </w:rPr>
+              <w:t>26</w:t>
+            </w:r>
+            <w:r>
+              <w:rPr>
+                <w:noProof/>
+                <w:webHidden/>
+              </w:rPr>
+              <w:fldChar w:fldCharType="end"/>
+            </w:r>
+          </w:hyperlink>
+        </w:p>
+        <w:p>
+          <w:pPr>
+            <w:pStyle w:val="TOC3"/>
+            <w:tabs>
+              <w:tab w:val="right" w:leader="dot" w:pos="9350"/>
+            </w:tabs>
+            <w:rPr>
+              <w:rFonts w:asciiTheme="minorHAnsi" w:hAnsiTheme="minorHAnsi" w:cstheme="minorBidi"/>
+              <w:noProof/>
+              <w:kern w:val="2"/>
+              <w:lang w:val="en-PH"/>
+              <w14:ligatures w14:val="standardContextual"/>
+            </w:rPr>
+          </w:pPr>
+          <w:hyperlink w:anchor="_Toc243055220" w:history="1">
+            <w:r>
+              <w:rPr>
+                <w:rStyle w:val="Hyperlink"/>
+                <w:noProof/>
+              </w:rPr>
+              <w:t>3.4.3 Comparison Models</w:t>
+            </w:r>
+            <w:r>
+              <w:rPr>
+                <w:noProof/>
+                <w:webHidden/>
+              </w:rPr>
+              <w:tab/>
+            </w:r>
+            <w:r>
+              <w:rPr>
+                <w:noProof/>
+                <w:webHidden/>
+              </w:rPr>
+              <w:fldChar w:fldCharType="begin"/>
+            </w:r>
+            <w:r>
+              <w:rPr>
+                <w:noProof/>
+                <w:webHidden/>
+              </w:rPr>
+              <w:instrText xml:space="preserve"> PAGEREF _Toc243055220 \h </w:instrText>
+            </w:r>
+            <w:r>
+              <w:rPr>
+                <w:noProof/>
+                <w:webHidden/>
+              </w:rPr>
+            </w:r>
+            <w:r>
+              <w:rPr>
+                <w:noProof/>
+                <w:webHidden/>
+              </w:rPr>
+              <w:fldChar w:fldCharType="separate"/>
+            </w:r>
+            <w:r>
+              <w:rPr>
+                <w:noProof/>
+                <w:webHidden/>
+              </w:rPr>
+              <w:t>27</w:t>
+            </w:r>
+            <w:r>
+              <w:rPr>
+                <w:noProof/>
+                <w:webHidden/>
+              </w:rPr>
+              <w:fldChar w:fldCharType="end"/>
+            </w:r>
+          </w:hyperlink>
+        </w:p>
+        <w:p>
+          <w:pPr>
+            <w:pStyle w:val="TOC2"/>
+            <w:tabs>
+              <w:tab w:val="right" w:leader="dot" w:pos="9350"/>
+            </w:tabs>
+            <w:rPr>
+              <w:rFonts w:asciiTheme="minorHAnsi" w:hAnsiTheme="minorHAnsi" w:cstheme="minorBidi"/>
+              <w:noProof/>
+              <w:kern w:val="2"/>
+              <w:lang w:val="en-PH"/>
+              <w14:ligatures w14:val="standardContextual"/>
+            </w:rPr>
+          </w:pPr>
+          <w:hyperlink w:anchor="_Toc243055221" w:history="1">
+            <w:r>
+              <w:rPr>
+                <w:rStyle w:val="Hyperlink"/>
+                <w:noProof/>
+              </w:rPr>
+              <w:t>3.5 Evaluation/Validation</w:t>
+            </w:r>
+            <w:r>
+              <w:rPr>
+                <w:noProof/>
+                <w:webHidden/>
+              </w:rPr>
+              <w:tab/>
+            </w:r>
+            <w:r>
+              <w:rPr>
+                <w:noProof/>
+                <w:webHidden/>
+              </w:rPr>
+              <w:fldChar w:fldCharType="begin"/>
+            </w:r>
+            <w:r>
+              <w:rPr>
+                <w:noProof/>
+                <w:webHidden/>
+              </w:rPr>
+              <w:instrText xml:space="preserve"> PAGEREF _Toc243055221 \h </w:instrText>
+            </w:r>
+            <w:r>
+              <w:rPr>
+                <w:noProof/>
+                <w:webHidden/>
+              </w:rPr>
+            </w:r>
+            <w:r>
+              <w:rPr>
+                <w:noProof/>
+                <w:webHidden/>
+              </w:rPr>
+              <w:fldChar w:fldCharType="separate"/>
+            </w:r>
+            <w:r>
+              <w:rPr>
+                <w:noProof/>
+                <w:webHidden/>
+              </w:rPr>
+              <w:t>27</w:t>
+            </w:r>
+            <w:r>
+              <w:rPr>
+                <w:noProof/>
+                <w:webHidden/>
+              </w:rPr>
+              <w:fldChar w:fldCharType="end"/>
+            </w:r>
+          </w:hyperlink>
+        </w:p>
+        <w:p>
+          <w:pPr>
+            <w:pStyle w:val="TOC3"/>
+            <w:tabs>
+              <w:tab w:val="right" w:leader="dot" w:pos="9350"/>
+            </w:tabs>
+            <w:rPr>
+              <w:rFonts w:asciiTheme="minorHAnsi" w:hAnsiTheme="minorHAnsi" w:cstheme="minorBidi"/>
+              <w:noProof/>
+              <w:kern w:val="2"/>
+              <w:lang w:val="en-PH"/>
+              <w14:ligatures w14:val="standardContextual"/>
+            </w:rPr>
+          </w:pPr>
+          <w:hyperlink w:anchor="_Toc243055222" w:history="1">
+            <w:r>
+              <w:rPr>
+                <w:rStyle w:val="Hyperlink"/>
+                <w:noProof/>
+              </w:rPr>
+              <w:t>3.5.1 Threshold Selection</w:t>
+            </w:r>
+            <w:r>
+              <w:rPr>
+                <w:noProof/>
+                <w:webHidden/>
+              </w:rPr>
+              <w:tab/>
+            </w:r>
+            <w:r>
+              <w:rPr>
+                <w:noProof/>
+                <w:webHidden/>
+              </w:rPr>
+              <w:fldChar w:fldCharType="begin"/>
+            </w:r>
+            <w:r>
+              <w:rPr>
+                <w:noProof/>
+                <w:webHidden/>
+              </w:rPr>
+              <w:instrText xml:space="preserve"> PAGEREF _Toc243055222 \h </w:instrText>
+            </w:r>
+            <w:r>
+              <w:rPr>
+                <w:noProof/>
+                <w:webHidden/>
+              </w:rPr>
+            </w:r>
+            <w:r>
+              <w:rPr>
+                <w:noProof/>
+                <w:webHidden/>
+              </w:rPr>
+              <w:fldChar w:fldCharType="separate"/>
+            </w:r>
+            <w:r>
+              <w:rPr>
+                <w:noProof/>
+                <w:webHidden/>
+              </w:rPr>
+              <w:t>27</w:t>
+            </w:r>
+            <w:r>
+              <w:rPr>
+                <w:noProof/>
+                <w:webHidden/>
+              </w:rPr>
+              <w:fldChar w:fldCharType="end"/>
+            </w:r>
+          </w:hyperlink>
+        </w:p>
+        <w:p>
+          <w:pPr>
+            <w:pStyle w:val="TOC3"/>
+            <w:tabs>
+              <w:tab w:val="right" w:leader="dot" w:pos="9350"/>
+            </w:tabs>
+            <w:rPr>
+              <w:rFonts w:asciiTheme="minorHAnsi" w:hAnsiTheme="minorHAnsi" w:cstheme="minorBidi"/>
+              <w:noProof/>
+              <w:kern w:val="2"/>
+              <w:lang w:val="en-PH"/>
+              <w14:ligatures w14:val="standardContextual"/>
+            </w:rPr>
+          </w:pPr>
+          <w:hyperlink w:anchor="_Toc243055223" w:history="1">
+            <w:r>
+              <w:rPr>
+                <w:rStyle w:val="Hyperlink"/>
+                <w:noProof/>
+              </w:rPr>
+              <w:t>3.5.2 Test-Score Analysis and Verification</w:t>
+            </w:r>
+            <w:r>
+              <w:rPr>
+                <w:noProof/>
+                <w:webHidden/>
+              </w:rPr>
+              <w:tab/>
+            </w:r>
+            <w:r>
+              <w:rPr>
+                <w:noProof/>
+                <w:webHidden/>
+              </w:rPr>
+              <w:fldChar w:fldCharType="begin"/>
+            </w:r>
+            <w:r>
+              <w:rPr>
+                <w:noProof/>
+                <w:webHidden/>
+              </w:rPr>
+              <w:instrText xml:space="preserve"> PAGEREF _Toc243055223 \h </w:instrText>
+            </w:r>
+            <w:r>
+              <w:rPr>
+                <w:noProof/>
+                <w:webHidden/>
+              </w:rPr>
+            </w:r>
+            <w:r>
+              <w:rPr>
+                <w:noProof/>
+                <w:webHidden/>
+              </w:rPr>
+              <w:fldChar w:fldCharType="separate"/>
+            </w:r>
+            <w:r>
+              <w:rPr>
+                <w:noProof/>
+                <w:webHidden/>
+              </w:rPr>
+              <w:t>29</w:t>
+            </w:r>
+            <w:r>
+              <w:rPr>
+                <w:noProof/>
+                <w:webHidden/>
+              </w:rPr>
+              <w:fldChar w:fldCharType="end"/>
+            </w:r>
+          </w:hyperlink>
+        </w:p>
+        <w:p>
+          <w:pPr>
+            <w:pStyle w:val="TOC3"/>
+            <w:tabs>
+              <w:tab w:val="right" w:leader="dot" w:pos="9350"/>
+            </w:tabs>
+            <w:rPr>
+              <w:rFonts w:asciiTheme="minorHAnsi" w:hAnsiTheme="minorHAnsi" w:cstheme="minorBidi"/>
+              <w:noProof/>
+              <w:kern w:val="2"/>
+              <w:lang w:val="en-PH"/>
+              <w14:ligatures w14:val="standardContextual"/>
+            </w:rPr>
+          </w:pPr>
+          <w:hyperlink w:anchor="_Toc243055224" w:history="1">
+            <w:r>
+              <w:rPr>
+                <w:rStyle w:val="Hyperlink"/>
+                <w:noProof/>
+              </w:rPr>
+              <w:t>3.5.3 Metrics and Comparative Analysis</w:t>
+            </w:r>
+            <w:r>
+              <w:rPr>
+                <w:noProof/>
+                <w:webHidden/>
+              </w:rPr>
+              <w:tab/>
+            </w:r>
+            <w:r>
+              <w:rPr>
+                <w:noProof/>
+                <w:webHidden/>
+              </w:rPr>
+              <w:fldChar w:fldCharType="begin"/>
+            </w:r>
+            <w:r>
+              <w:rPr>
+                <w:noProof/>
+                <w:webHidden/>
+              </w:rPr>
+              <w:instrText xml:space="preserve"> PAGEREF _Toc243055224 \h </w:instrText>
+            </w:r>
+            <w:r>
+              <w:rPr>
+                <w:noProof/>
+                <w:webHidden/>
+              </w:rPr>
+            </w:r>
+            <w:r>
+              <w:rPr>
+                <w:noProof/>
+                <w:webHidden/>
+              </w:rPr>
+              <w:fldChar w:fldCharType="separate"/>
+            </w:r>
+            <w:r>
+              <w:rPr>
+                <w:noProof/>
+                <w:webHidden/>
+              </w:rPr>
+              <w:t>29</w:t>
+            </w:r>
+            <w:r>
+              <w:rPr>
+                <w:noProof/>
+                <w:webHidden/>
+              </w:rPr>
+              <w:fldChar w:fldCharType="end"/>
+            </w:r>
+          </w:hyperlink>
+        </w:p>
+        <w:p>
+          <w:pPr>
+            <w:pStyle w:val="TOC3"/>
+            <w:tabs>
+              <w:tab w:val="right" w:leader="dot" w:pos="9350"/>
+            </w:tabs>
+            <w:rPr>
+              <w:rFonts w:asciiTheme="minorHAnsi" w:hAnsiTheme="minorHAnsi" w:cstheme="minorBidi"/>
+              <w:noProof/>
+              <w:kern w:val="2"/>
+              <w:lang w:val="en-PH"/>
+              <w14:ligatures w14:val="standardContextual"/>
+            </w:rPr>
+          </w:pPr>
+          <w:hyperlink w:anchor="_Toc243055225" w:history="1">
+            <w:r>
+              <w:rPr>
+                <w:rStyle w:val="Hyperlink"/>
+                <w:noProof/>
+              </w:rPr>
+              <w:t>3.5.4 Local Per-Turn Latency Benchmark</w:t>
+            </w:r>
+            <w:r>
+              <w:rPr>
+                <w:noProof/>
+                <w:webHidden/>
+              </w:rPr>
+              <w:tab/>
+            </w:r>
+            <w:r>
+              <w:rPr>
+                <w:noProof/>
+                <w:webHidden/>
+              </w:rPr>
+              <w:fldChar w:fldCharType="begin"/>
+            </w:r>
+            <w:r>
+              <w:rPr>
+                <w:noProof/>
+                <w:webHidden/>
+              </w:rPr>
+              <w:instrText xml:space="preserve"> PAGEREF _Toc243055225 \h </w:instrText>
+            </w:r>
+            <w:r>
+              <w:rPr>
+                <w:noProof/>
+                <w:webHidden/>
+              </w:rPr>
+            </w:r>
+            <w:r>
+              <w:rPr>
+                <w:noProof/>
+                <w:webHidden/>
+              </w:rPr>
+              <w:fldChar w:fldCharType="separate"/>
+            </w:r>
+            <w:r>
+              <w:rPr>
+                <w:noProof/>
+                <w:webHidden/>
+              </w:rPr>
+              <w:t>30</w:t>
+            </w:r>
+            <w:r>
+              <w:rPr>
+                <w:noProof/>
+                <w:webHidden/>
+              </w:rPr>
+              <w:fldChar w:fldCharType="end"/>
+            </w:r>
+          </w:hyperlink>
+        </w:p>
+        <w:p>
+          <w:pPr>
+            <w:pStyle w:val="TOC2"/>
+            <w:tabs>
+              <w:tab w:val="right" w:leader="dot" w:pos="9350"/>
+            </w:tabs>
+            <w:rPr>
+              <w:rFonts w:asciiTheme="minorHAnsi" w:hAnsiTheme="minorHAnsi" w:cstheme="minorBidi"/>
+              <w:noProof/>
+              <w:kern w:val="2"/>
+              <w:lang w:val="en-PH"/>
+              <w14:ligatures w14:val="standardContextual"/>
+            </w:rPr>
+          </w:pPr>
+          <w:hyperlink w:anchor="_Toc243055226" w:history="1">
+            <w:r>
+              <w:rPr>
+                <w:rStyle w:val="Hyperlink"/>
+                <w:noProof/>
+              </w:rPr>
+              <w:t>3.6 Ethical Considerations</w:t>
+            </w:r>
+            <w:r>
+              <w:rPr>
+                <w:noProof/>
+                <w:webHidden/>
+              </w:rPr>
+              <w:tab/>
+            </w:r>
+            <w:r>
+              <w:rPr>
+                <w:noProof/>
+                <w:webHidden/>
+              </w:rPr>
+              <w:fldChar w:fldCharType="begin"/>
+            </w:r>
+            <w:r>
+              <w:rPr>
+                <w:noProof/>
+                <w:webHidden/>
+              </w:rPr>
+              <w:instrText xml:space="preserve"> PAGEREF _Toc243055226 \h </w:instrText>
+            </w:r>
+            <w:r>
+              <w:rPr>
+                <w:noProof/>
+                <w:webHidden/>
+              </w:rPr>
+            </w:r>
+            <w:r>
+              <w:rPr>
+                <w:noProof/>
+                <w:webHidden/>
+              </w:rPr>
+              <w:fldChar w:fldCharType="separate"/>
+            </w:r>
+            <w:r>
+              <w:rPr>
+                <w:noProof/>
+                <w:webHidden/>
+              </w:rPr>
+              <w:t>31</w:t>
+            </w:r>
+            <w:r>
+              <w:rPr>
+                <w:noProof/>
+                <w:webHidden/>
+              </w:rPr>
+              <w:fldChar w:fldCharType="end"/>
+            </w:r>
+          </w:hyperlink>
+        </w:p>
+        <w:p>
+          <w:pPr>
+            <w:pStyle w:val="TOC1"/>
+            <w:rPr>
+              <w:rFonts w:asciiTheme="minorHAnsi" w:hAnsiTheme="minorHAnsi" w:cstheme="minorBidi"/>
+              <w:kern w:val="2"/>
+              <w:lang w:val="en-PH"/>
+              <w14:ligatures w14:val="standardContextual"/>
+            </w:rPr>
+          </w:pPr>
+          <w:hyperlink w:anchor="_Toc243055227" w:history="1">
+            <w:r>
+              <w:rPr>
+                <w:rStyle w:val="Hyperlink"/>
+              </w:rPr>
+              <w:t>IV. RESULTS AND DISCUSSION</w:t>
+            </w:r>
+            <w:r>
+              <w:rPr>
+                <w:webHidden/>
+              </w:rPr>
+              <w:tab/>
+            </w:r>
+            <w:r>
+              <w:rPr>
+                <w:webHidden/>
+              </w:rPr>
+              <w:fldChar w:fldCharType="begin"/>
+            </w:r>
+            <w:r>
+              <w:rPr>
+                <w:webHidden/>
+              </w:rPr>
+              <w:instrText xml:space="preserve"> PAGEREF _Toc243055227 \h </w:instrText>
+            </w:r>
+            <w:r>
+              <w:rPr>
+                <w:webHidden/>
+              </w:rPr>
+            </w:r>
+            <w:r>
+              <w:rPr>
+                <w:webHidden/>
+              </w:rPr>
+              <w:fldChar w:fldCharType="separate"/>
+            </w:r>
+            <w:r>
+              <w:rPr>
+                <w:webHidden/>
+              </w:rPr>
+              <w:t>32</w:t>
+            </w:r>
+            <w:r>
+              <w:rPr>
+                <w:webHidden/>
+              </w:rPr>
+              <w:fldChar w:fldCharType="end"/>
+            </w:r>
+          </w:hyperlink>
+        </w:p>
+        <w:p>
+          <w:pPr>
+            <w:pStyle w:val="TOC2"/>
+            <w:tabs>
+              <w:tab w:val="right" w:leader="dot" w:pos="9350"/>
+            </w:tabs>
+            <w:rPr>
+              <w:rFonts w:asciiTheme="minorHAnsi" w:hAnsiTheme="minorHAnsi" w:cstheme="minorBidi"/>
+              <w:noProof/>
+              <w:kern w:val="2"/>
+              <w:lang w:val="en-PH"/>
+              <w14:ligatures w14:val="standardContextual"/>
+            </w:rPr>
+          </w:pPr>
+          <w:hyperlink w:anchor="_Toc243055228" w:history="1">
+            <w:r>
+              <w:rPr>
+                <w:rStyle w:val="Hyperlink"/>
+                <w:noProof/>
+              </w:rPr>
+              <w:t>4.1 Experimental Dataset and Author-Disjoint Partitions</w:t>
+            </w:r>
+            <w:r>
+              <w:rPr>
+                <w:noProof/>
+                <w:webHidden/>
+              </w:rPr>
+              <w:tab/>
+            </w:r>
+            <w:r>
+              <w:rPr>
+                <w:noProof/>
+                <w:webHidden/>
+              </w:rPr>
+              <w:fldChar w:fldCharType="begin"/>
+            </w:r>
+            <w:r>
+              <w:rPr>
+                <w:noProof/>
+                <w:webHidden/>
+              </w:rPr>
+              <w:instrText xml:space="preserve"> PAGEREF _Toc243055228 \h </w:instrText>
+            </w:r>
+            <w:r>
+              <w:rPr>
+                <w:noProof/>
+                <w:webHidden/>
+              </w:rPr>
+            </w:r>
+            <w:r>
+              <w:rPr>
+                <w:noProof/>
+                <w:webHidden/>
+              </w:rPr>
+              <w:fldChar w:fldCharType="separate"/>
+            </w:r>
+            <w:r>
+              <w:rPr>
+                <w:noProof/>
+                <w:webHidden/>
+              </w:rPr>
+              <w:t>32</w:t>
+            </w:r>
+            <w:r>
+              <w:rPr>
+                <w:noProof/>
+                <w:webHidden/>
+              </w:rPr>
+              <w:fldChar w:fldCharType="end"/>
+            </w:r>
+          </w:hyperlink>
+        </w:p>
+        <w:p>
+          <w:pPr>
+            <w:pStyle w:val="TOC2"/>
+            <w:tabs>
+              <w:tab w:val="right" w:leader="dot" w:pos="9350"/>
+            </w:tabs>
+            <w:rPr>
+              <w:rFonts w:asciiTheme="minorHAnsi" w:hAnsiTheme="minorHAnsi" w:cstheme="minorBidi"/>
+              <w:noProof/>
+              <w:kern w:val="2"/>
+              <w:lang w:val="en-PH"/>
+              <w14:ligatures w14:val="standardContextual"/>
+            </w:rPr>
+          </w:pPr>
+          <w:hyperlink w:anchor="_Toc243055229" w:history="1">
+            <w:r>
+              <w:rPr>
+                <w:rStyle w:val="Hyperlink"/>
+                <w:noProof/>
+              </w:rPr>
+              <w:t>4.2 F2-Selected Performance on the Author-Disjoint Test Partition</w:t>
+            </w:r>
+            <w:r>
+              <w:rPr>
+                <w:noProof/>
+                <w:webHidden/>
+              </w:rPr>
+              <w:tab/>
+            </w:r>
+            <w:r>
+              <w:rPr>
+                <w:noProof/>
+                <w:webHidden/>
+              </w:rPr>
+              <w:fldChar w:fldCharType="begin"/>
+            </w:r>
+            <w:r>
+              <w:rPr>
+                <w:noProof/>
+                <w:webHidden/>
+              </w:rPr>
+              <w:instrText xml:space="preserve"> PAGEREF _Toc243055229 \h </w:instrText>
+            </w:r>
+            <w:r>
+              <w:rPr>
+                <w:noProof/>
+                <w:webHidden/>
+              </w:rPr>
+            </w:r>
+            <w:r>
+              <w:rPr>
+                <w:noProof/>
+                <w:webHidden/>
+              </w:rPr>
+              <w:fldChar w:fldCharType="separate"/>
+            </w:r>
+            <w:r>
+              <w:rPr>
+                <w:noProof/>
+                <w:webHidden/>
+              </w:rPr>
+              <w:t>32</w:t>
+            </w:r>
+            <w:r>
+              <w:rPr>
+                <w:noProof/>
+                <w:webHidden/>
+              </w:rPr>
+              <w:fldChar w:fldCharType="end"/>
+            </w:r>
+          </w:hyperlink>
+        </w:p>
+        <w:p>
+          <w:pPr>
+            <w:pStyle w:val="TOC3"/>
+            <w:tabs>
+              <w:tab w:val="right" w:leader="dot" w:pos="9350"/>
+            </w:tabs>
+            <w:rPr>
+              <w:rFonts w:asciiTheme="minorHAnsi" w:hAnsiTheme="minorHAnsi" w:cstheme="minorBidi"/>
+              <w:noProof/>
+              <w:kern w:val="2"/>
+              <w:lang w:val="en-PH"/>
+              <w14:ligatures w14:val="standardContextual"/>
+            </w:rPr>
+          </w:pPr>
+          <w:hyperlink w:anchor="_Toc243055230" w:history="1">
+            <w:r>
+              <w:rPr>
+                <w:rStyle w:val="Hyperlink"/>
+                <w:noProof/>
+              </w:rPr>
+              <w:t>4.2.1 Comparison of F0.5, F1, and F2 Operating Policies</w:t>
+            </w:r>
+            <w:r>
+              <w:rPr>
+                <w:noProof/>
+                <w:webHidden/>
+              </w:rPr>
+              <w:tab/>
+            </w:r>
+            <w:r>
+              <w:rPr>
+                <w:noProof/>
+                <w:webHidden/>
+              </w:rPr>
+              <w:fldChar w:fldCharType="begin"/>
+            </w:r>
+            <w:r>
+              <w:rPr>
+                <w:noProof/>
+                <w:webHidden/>
+              </w:rPr>
+              <w:instrText xml:space="preserve"> PAGEREF _Toc243055230 \h </w:instrText>
+            </w:r>
+            <w:r>
+              <w:rPr>
+                <w:noProof/>
+                <w:webHidden/>
+              </w:rPr>
+            </w:r>
+            <w:r>
+              <w:rPr>
+                <w:noProof/>
+                <w:webHidden/>
+              </w:rPr>
+              <w:fldChar w:fldCharType="separate"/>
+            </w:r>
+            <w:r>
+              <w:rPr>
+                <w:noProof/>
+                <w:webHidden/>
+              </w:rPr>
+              <w:t>34</w:t>
+            </w:r>
+            <w:r>
+              <w:rPr>
+                <w:noProof/>
+                <w:webHidden/>
+              </w:rPr>
+              <w:fldChar w:fldCharType="end"/>
+            </w:r>
+          </w:hyperlink>
+        </w:p>
+        <w:p>
+          <w:pPr>
+            <w:pStyle w:val="TOC2"/>
+            <w:tabs>
+              <w:tab w:val="right" w:leader="dot" w:pos="9350"/>
+            </w:tabs>
+            <w:rPr>
+              <w:rFonts w:asciiTheme="minorHAnsi" w:hAnsiTheme="minorHAnsi" w:cstheme="minorBidi"/>
+              <w:noProof/>
+              <w:kern w:val="2"/>
+              <w:lang w:val="en-PH"/>
+              <w14:ligatures w14:val="standardContextual"/>
+            </w:rPr>
+          </w:pPr>
+          <w:hyperlink w:anchor="_Toc243055231" w:history="1">
+            <w:r>
+              <w:rPr>
+                <w:rStyle w:val="Hyperlink"/>
+                <w:noProof/>
+              </w:rPr>
+              <w:t>4.3 Paired Bootstrap Difference Analysis</w:t>
+            </w:r>
+            <w:r>
+              <w:rPr>
+                <w:noProof/>
+                <w:webHidden/>
+              </w:rPr>
+              <w:tab/>
+            </w:r>
+            <w:r>
+              <w:rPr>
+                <w:noProof/>
+                <w:webHidden/>
+              </w:rPr>
+              <w:fldChar w:fldCharType="begin"/>
+            </w:r>
+            <w:r>
+              <w:rPr>
+                <w:noProof/>
+                <w:webHidden/>
+              </w:rPr>
+              <w:instrText xml:space="preserve"> PAGEREF _Toc243055231 \h </w:instrText>
+            </w:r>
+            <w:r>
+              <w:rPr>
+                <w:noProof/>
+                <w:webHidden/>
+              </w:rPr>
+            </w:r>
+            <w:r>
+              <w:rPr>
+                <w:noProof/>
+                <w:webHidden/>
+              </w:rPr>
+              <w:fldChar w:fldCharType="separate"/>
+            </w:r>
+            <w:r>
+              <w:rPr>
+                <w:noProof/>
+                <w:webHidden/>
+              </w:rPr>
+              <w:t>36</w:t>
+            </w:r>
+            <w:r>
+              <w:rPr>
+                <w:noProof/>
+                <w:webHidden/>
+              </w:rPr>
+              <w:fldChar w:fldCharType="end"/>
+            </w:r>
+          </w:hyperlink>
+        </w:p>
+        <w:p>
+          <w:pPr>
+            <w:pStyle w:val="TOC2"/>
+            <w:tabs>
+              <w:tab w:val="right" w:leader="dot" w:pos="9350"/>
+            </w:tabs>
+            <w:rPr>
+              <w:rFonts w:asciiTheme="minorHAnsi" w:hAnsiTheme="minorHAnsi" w:cstheme="minorBidi"/>
+              <w:noProof/>
+              <w:kern w:val="2"/>
+              <w:lang w:val="en-PH"/>
+              <w14:ligatures w14:val="standardContextual"/>
+            </w:rPr>
+          </w:pPr>
+          <w:hyperlink w:anchor="_Toc243055232" w:history="1">
+            <w:r>
+              <w:rPr>
+                <w:rStyle w:val="Hyperlink"/>
+                <w:noProof/>
+              </w:rPr>
+              <w:t>4.4 Validation and Test Behavior</w:t>
+            </w:r>
+            <w:r>
+              <w:rPr>
+                <w:noProof/>
+                <w:webHidden/>
+              </w:rPr>
+              <w:tab/>
+            </w:r>
+            <w:r>
+              <w:rPr>
+                <w:noProof/>
+                <w:webHidden/>
+              </w:rPr>
+              <w:fldChar w:fldCharType="begin"/>
+            </w:r>
+            <w:r>
+              <w:rPr>
+                <w:noProof/>
+                <w:webHidden/>
+              </w:rPr>
+              <w:instrText xml:space="preserve"> PAGEREF _Toc243055232 \h </w:instrText>
+            </w:r>
+            <w:r>
+              <w:rPr>
+                <w:noProof/>
+                <w:webHidden/>
+              </w:rPr>
+            </w:r>
+            <w:r>
+              <w:rPr>
+                <w:noProof/>
+                <w:webHidden/>
+              </w:rPr>
+              <w:fldChar w:fldCharType="separate"/>
+            </w:r>
+            <w:r>
+              <w:rPr>
+                <w:noProof/>
+                <w:webHidden/>
+              </w:rPr>
+              <w:t>38</w:t>
+            </w:r>
+            <w:r>
+              <w:rPr>
+                <w:noProof/>
+                <w:webHidden/>
+              </w:rPr>
+              <w:fldChar w:fldCharType="end"/>
+            </w:r>
+          </w:hyperlink>
+        </w:p>
+        <w:p>
+          <w:pPr>
+            <w:pStyle w:val="TOC2"/>
+            <w:tabs>
+              <w:tab w:val="right" w:leader="dot" w:pos="9350"/>
+            </w:tabs>
+            <w:rPr>
+              <w:rFonts w:asciiTheme="minorHAnsi" w:hAnsiTheme="minorHAnsi" w:cstheme="minorBidi"/>
+              <w:noProof/>
+              <w:kern w:val="2"/>
+              <w:lang w:val="en-PH"/>
+              <w14:ligatures w14:val="standardContextual"/>
+            </w:rPr>
+          </w:pPr>
+          <w:hyperlink w:anchor="_Toc243055233" w:history="1">
+            <w:r>
+              <w:rPr>
+                <w:rStyle w:val="Hyperlink"/>
+                <w:noProof/>
+              </w:rPr>
+              <w:t>4.5 Interpretation of the Seven-Feature Trajectory</w:t>
+            </w:r>
+            <w:r>
+              <w:rPr>
+                <w:noProof/>
+                <w:webHidden/>
+              </w:rPr>
+              <w:tab/>
+            </w:r>
+            <w:r>
+              <w:rPr>
+                <w:noProof/>
+                <w:webHidden/>
+              </w:rPr>
+              <w:fldChar w:fldCharType="begin"/>
+            </w:r>
+            <w:r>
+              <w:rPr>
+                <w:noProof/>
+                <w:webHidden/>
+              </w:rPr>
+              <w:instrText xml:space="preserve"> PAGEREF _Toc243055233 \h </w:instrText>
+            </w:r>
+            <w:r>
+              <w:rPr>
+                <w:noProof/>
+                <w:webHidden/>
+              </w:rPr>
+            </w:r>
+            <w:r>
+              <w:rPr>
+                <w:noProof/>
+                <w:webHidden/>
+              </w:rPr>
+              <w:fldChar w:fldCharType="separate"/>
+            </w:r>
+            <w:r>
+              <w:rPr>
+                <w:noProof/>
+                <w:webHidden/>
+              </w:rPr>
+              <w:t>38</w:t>
+            </w:r>
+            <w:r>
+              <w:rPr>
+                <w:noProof/>
+                <w:webHidden/>
+              </w:rPr>
+              <w:fldChar w:fldCharType="end"/>
+            </w:r>
+          </w:hyperlink>
+        </w:p>
+        <w:p>
+          <w:pPr>
+            <w:pStyle w:val="TOC2"/>
+            <w:tabs>
+              <w:tab w:val="right" w:leader="dot" w:pos="9350"/>
+            </w:tabs>
+            <w:rPr>
+              <w:rFonts w:asciiTheme="minorHAnsi" w:hAnsiTheme="minorHAnsi" w:cstheme="minorBidi"/>
+              <w:noProof/>
+              <w:kern w:val="2"/>
+              <w:lang w:val="en-PH"/>
+              <w14:ligatures w14:val="standardContextual"/>
+            </w:rPr>
+          </w:pPr>
+          <w:hyperlink w:anchor="_Toc243055234" w:history="1">
+            <w:r>
+              <w:rPr>
+                <w:rStyle w:val="Hyperlink"/>
+                <w:noProof/>
+              </w:rPr>
+              <w:t>4.6 Descriptive Error Analysis</w:t>
+            </w:r>
+            <w:r>
+              <w:rPr>
+                <w:noProof/>
+                <w:webHidden/>
+              </w:rPr>
+              <w:tab/>
+            </w:r>
+            <w:r>
+              <w:rPr>
+                <w:noProof/>
+                <w:webHidden/>
+              </w:rPr>
+              <w:fldChar w:fldCharType="begin"/>
+            </w:r>
+            <w:r>
+              <w:rPr>
+                <w:noProof/>
+                <w:webHidden/>
+              </w:rPr>
+              <w:instrText xml:space="preserve"> PAGEREF _Toc243055234 \h </w:instrText>
+            </w:r>
+            <w:r>
+              <w:rPr>
+                <w:noProof/>
+                <w:webHidden/>
+              </w:rPr>
+            </w:r>
+            <w:r>
+              <w:rPr>
+                <w:noProof/>
+                <w:webHidden/>
+              </w:rPr>
+              <w:fldChar w:fldCharType="separate"/>
+            </w:r>
+            <w:r>
+              <w:rPr>
+                <w:noProof/>
+                <w:webHidden/>
+              </w:rPr>
+              <w:t>39</w:t>
+            </w:r>
+            <w:r>
+              <w:rPr>
+                <w:noProof/>
+                <w:webHidden/>
+              </w:rPr>
+              <w:fldChar w:fldCharType="end"/>
+            </w:r>
+          </w:hyperlink>
+        </w:p>
+        <w:p>
+          <w:pPr>
+            <w:pStyle w:val="TOC2"/>
+            <w:tabs>
+              <w:tab w:val="right" w:leader="dot" w:pos="9350"/>
+            </w:tabs>
+            <w:rPr>
+              <w:rFonts w:asciiTheme="minorHAnsi" w:hAnsiTheme="minorHAnsi" w:cstheme="minorBidi"/>
+              <w:noProof/>
+              <w:kern w:val="2"/>
+              <w:lang w:val="en-PH"/>
+              <w14:ligatures w14:val="standardContextual"/>
+            </w:rPr>
+          </w:pPr>
+          <w:hyperlink w:anchor="_Toc243055235" w:history="1">
+            <w:r>
+              <w:rPr>
+                <w:rStyle w:val="Hyperlink"/>
+                <w:noProof/>
+              </w:rPr>
+              <w:t>4.7 Practical Implications</w:t>
+            </w:r>
+            <w:r>
+              <w:rPr>
+                <w:noProof/>
+                <w:webHidden/>
+              </w:rPr>
+              <w:tab/>
+            </w:r>
+            <w:r>
+              <w:rPr>
+                <w:noProof/>
+                <w:webHidden/>
+              </w:rPr>
+              <w:fldChar w:fldCharType="begin"/>
+            </w:r>
+            <w:r>
+              <w:rPr>
+                <w:noProof/>
+                <w:webHidden/>
+              </w:rPr>
+              <w:instrText xml:space="preserve"> PAGEREF _Toc243055235 \h </w:instrText>
+            </w:r>
+            <w:r>
+              <w:rPr>
+                <w:noProof/>
+                <w:webHidden/>
+              </w:rPr>
+            </w:r>
+            <w:r>
+              <w:rPr>
+                <w:noProof/>
+                <w:webHidden/>
+              </w:rPr>
+              <w:fldChar w:fldCharType="separate"/>
+            </w:r>
+            <w:r>
+              <w:rPr>
+                <w:noProof/>
+                <w:webHidden/>
+              </w:rPr>
+              <w:t>40</w:t>
+            </w:r>
+            <w:r>
+              <w:rPr>
+                <w:noProof/>
+                <w:webHidden/>
+              </w:rPr>
+              <w:fldChar w:fldCharType="end"/>
+            </w:r>
+          </w:hyperlink>
+        </w:p>
+        <w:p>
+          <w:pPr>
+            <w:pStyle w:val="TOC3"/>
+            <w:tabs>
+              <w:tab w:val="right" w:leader="dot" w:pos="9350"/>
+            </w:tabs>
+            <w:rPr>
+              <w:rFonts w:asciiTheme="minorHAnsi" w:hAnsiTheme="minorHAnsi" w:cstheme="minorBidi"/>
+              <w:noProof/>
+              <w:kern w:val="2"/>
+              <w:lang w:val="en-PH"/>
+              <w14:ligatures w14:val="standardContextual"/>
+            </w:rPr>
+          </w:pPr>
+          <w:hyperlink w:anchor="_Toc243055236" w:history="1">
+            <w:r>
+              <w:rPr>
+                <w:rStyle w:val="Hyperlink"/>
+                <w:noProof/>
+              </w:rPr>
+              <w:t>4.7.1 Local Latency and Throughput</w:t>
+            </w:r>
+            <w:r>
+              <w:rPr>
+                <w:noProof/>
+                <w:webHidden/>
+              </w:rPr>
+              <w:tab/>
+            </w:r>
+            <w:r>
+              <w:rPr>
+                <w:noProof/>
+                <w:webHidden/>
+              </w:rPr>
+              <w:fldChar w:fldCharType="begin"/>
+            </w:r>
+            <w:r>
+              <w:rPr>
+                <w:noProof/>
+                <w:webHidden/>
+              </w:rPr>
+              <w:instrText xml:space="preserve"> PAGEREF _Toc243055236 \h </w:instrText>
+            </w:r>
+            <w:r>
+              <w:rPr>
+                <w:noProof/>
+                <w:webHidden/>
+              </w:rPr>
+            </w:r>
+            <w:r>
+              <w:rPr>
+                <w:noProof/>
+                <w:webHidden/>
+              </w:rPr>
+              <w:fldChar w:fldCharType="separate"/>
+            </w:r>
+            <w:r>
+              <w:rPr>
+                <w:noProof/>
+                <w:webHidden/>
+              </w:rPr>
+              <w:t>41</w:t>
+            </w:r>
+            <w:r>
+              <w:rPr>
+                <w:noProof/>
+                <w:webHidden/>
+              </w:rPr>
+              <w:fldChar w:fldCharType="end"/>
+            </w:r>
+          </w:hyperlink>
+        </w:p>
+        <w:p>
+          <w:pPr>
+            <w:pStyle w:val="TOC3"/>
+            <w:tabs>
+              <w:tab w:val="right" w:leader="dot" w:pos="9350"/>
+            </w:tabs>
+            <w:rPr>
+              <w:rFonts w:asciiTheme="minorHAnsi" w:hAnsiTheme="minorHAnsi" w:cstheme="minorBidi"/>
+              <w:noProof/>
+              <w:kern w:val="2"/>
+              <w:lang w:val="en-PH"/>
+              <w14:ligatures w14:val="standardContextual"/>
+            </w:rPr>
+          </w:pPr>
+          <w:hyperlink w:anchor="_Toc243055237" w:history="1">
+            <w:r>
+              <w:rPr>
+                <w:rStyle w:val="Hyperlink"/>
+                <w:noProof/>
+              </w:rPr>
+              <w:t>Table 4.4. Local Per-Turn HTTP Latency and Sequential Throughput</w:t>
+            </w:r>
+            <w:r>
+              <w:rPr>
+                <w:noProof/>
+                <w:webHidden/>
+              </w:rPr>
+              <w:tab/>
+            </w:r>
+            <w:r>
+              <w:rPr>
+                <w:noProof/>
+                <w:webHidden/>
+              </w:rPr>
+              <w:fldChar w:fldCharType="begin"/>
+            </w:r>
+            <w:r>
+              <w:rPr>
+                <w:noProof/>
+                <w:webHidden/>
+              </w:rPr>
+              <w:instrText xml:space="preserve"> PAGEREF _Toc243055237 \h </w:instrText>
+            </w:r>
+            <w:r>
+              <w:rPr>
+                <w:noProof/>
+                <w:webHidden/>
+              </w:rPr>
+            </w:r>
+            <w:r>
+              <w:rPr>
+                <w:noProof/>
+                <w:webHidden/>
+              </w:rPr>
+              <w:fldChar w:fldCharType="separate"/>
+            </w:r>
+            <w:r>
+              <w:rPr>
+                <w:noProof/>
+                <w:webHidden/>
+              </w:rPr>
+              <w:t>41</w:t>
+            </w:r>
+            <w:r>
+              <w:rPr>
+                <w:noProof/>
+                <w:webHidden/>
+              </w:rPr>
+              <w:fldChar w:fldCharType="end"/>
+            </w:r>
+          </w:hyperlink>
+        </w:p>
+        <w:p>
+          <w:pPr>
+            <w:pStyle w:val="TOC2"/>
+            <w:tabs>
+              <w:tab w:val="right" w:leader="dot" w:pos="9350"/>
+            </w:tabs>
+            <w:rPr>
+              <w:rFonts w:asciiTheme="minorHAnsi" w:hAnsiTheme="minorHAnsi" w:cstheme="minorBidi"/>
+              <w:noProof/>
+              <w:kern w:val="2"/>
+              <w:lang w:val="en-PH"/>
+              <w14:ligatures w14:val="standardContextual"/>
+            </w:rPr>
+          </w:pPr>
+          <w:hyperlink w:anchor="_Toc243055238" w:history="1">
+            <w:r>
+              <w:rPr>
+                <w:rStyle w:val="Hyperlink"/>
+                <w:noProof/>
+              </w:rPr>
+              <w:t>4.8 Chapter Summary</w:t>
+            </w:r>
+            <w:r>
+              <w:rPr>
+                <w:noProof/>
+                <w:webHidden/>
+              </w:rPr>
+              <w:tab/>
+            </w:r>
+            <w:r>
+              <w:rPr>
+                <w:noProof/>
+                <w:webHidden/>
+              </w:rPr>
+              <w:fldChar w:fldCharType="begin"/>
+            </w:r>
+            <w:r>
+              <w:rPr>
+                <w:noProof/>
+                <w:webHidden/>
+              </w:rPr>
+              <w:instrText xml:space="preserve"> PAGEREF _Toc243055238 \h </w:instrText>
+            </w:r>
+            <w:r>
+              <w:rPr>
+                <w:noProof/>
+                <w:webHidden/>
+              </w:rPr>
+            </w:r>
+            <w:r>
+              <w:rPr>
+                <w:noProof/>
+                <w:webHidden/>
+              </w:rPr>
+              <w:fldChar w:fldCharType="separate"/>
+            </w:r>
+            <w:r>
+              <w:rPr>
+                <w:noProof/>
+                <w:webHidden/>
+              </w:rPr>
+              <w:t>42</w:t>
+            </w:r>
+            <w:r>
+              <w:rPr>
+                <w:noProof/>
+                <w:webHidden/>
+              </w:rPr>
+              <w:fldChar w:fldCharType="end"/>
+            </w:r>
+          </w:hyperlink>
+        </w:p>
+        <w:p>
+          <w:pPr>
+            <w:pStyle w:val="TOC1"/>
+            <w:rPr>
+              <w:rFonts w:asciiTheme="minorHAnsi" w:hAnsiTheme="minorHAnsi" w:cstheme="minorBidi"/>
+              <w:kern w:val="2"/>
+              <w:lang w:val="en-PH"/>
+              <w14:ligatures w14:val="standardContextual"/>
+            </w:rPr>
+          </w:pPr>
+          <w:hyperlink w:anchor="_Toc243055239" w:history="1">
+            <w:r>
+              <w:rPr>
+                <w:rStyle w:val="Hyperlink"/>
+              </w:rPr>
+              <w:t>V. SUMMARY, CONCLUSIONS, AND RECOMMENDATIONS</w:t>
+            </w:r>
+            <w:r>
+              <w:rPr>
+                <w:webHidden/>
+              </w:rPr>
+              <w:tab/>
+            </w:r>
+            <w:r>
+              <w:rPr>
+                <w:webHidden/>
+              </w:rPr>
+              <w:fldChar w:fldCharType="begin"/>
+            </w:r>
+            <w:r>
+              <w:rPr>
+                <w:webHidden/>
+              </w:rPr>
+              <w:instrText xml:space="preserve"> PAGEREF _Toc243055239 \h </w:instrText>
+            </w:r>
+            <w:r>
+              <w:rPr>
+                <w:webHidden/>
+              </w:rPr>
+            </w:r>
+            <w:r>
+              <w:rPr>
+                <w:webHidden/>
+              </w:rPr>
+              <w:fldChar w:fldCharType="separate"/>
+            </w:r>
+            <w:r>
+              <w:rPr>
+                <w:webHidden/>
+              </w:rPr>
+              <w:t>43</w:t>
+            </w:r>
+            <w:r>
+              <w:rPr>
+                <w:webHidden/>
+              </w:rPr>
+              <w:fldChar w:fldCharType="end"/>
+            </w:r>
+          </w:hyperlink>
+        </w:p>
+        <w:p>
+          <w:pPr>
+            <w:pStyle w:val="TOC2"/>
+            <w:tabs>
+              <w:tab w:val="right" w:leader="dot" w:pos="9350"/>
+            </w:tabs>
+            <w:rPr>
+              <w:rFonts w:asciiTheme="minorHAnsi" w:hAnsiTheme="minorHAnsi" w:cstheme="minorBidi"/>
+              <w:noProof/>
+              <w:kern w:val="2"/>
+              <w:lang w:val="en-PH"/>
+              <w14:ligatures w14:val="standardContextual"/>
+            </w:rPr>
+          </w:pPr>
+          <w:hyperlink w:anchor="_Toc243055240" w:history="1">
+            <w:r>
+              <w:rPr>
+                <w:rStyle w:val="Hyperlink"/>
+                <w:noProof/>
+              </w:rPr>
+              <w:t>5.1 Summary of Findings</w:t>
+            </w:r>
+            <w:r>
+              <w:rPr>
+                <w:noProof/>
+                <w:webHidden/>
+              </w:rPr>
+              <w:tab/>
+            </w:r>
+            <w:r>
+              <w:rPr>
+                <w:noProof/>
+                <w:webHidden/>
+              </w:rPr>
+              <w:fldChar w:fldCharType="begin"/>
+            </w:r>
+            <w:r>
+              <w:rPr>
+                <w:noProof/>
+                <w:webHidden/>
+              </w:rPr>
+              <w:instrText xml:space="preserve"> PAGEREF _Toc243055240 \h </w:instrText>
+            </w:r>
+            <w:r>
+              <w:rPr>
+                <w:noProof/>
+                <w:webHidden/>
+              </w:rPr>
+            </w:r>
+            <w:r>
+              <w:rPr>
+                <w:noProof/>
+                <w:webHidden/>
+              </w:rPr>
+              <w:fldChar w:fldCharType="separate"/>
+            </w:r>
+            <w:r>
+              <w:rPr>
+                <w:noProof/>
+                <w:webHidden/>
+              </w:rPr>
+              <w:t>43</w:t>
+            </w:r>
+            <w:r>
+              <w:rPr>
+                <w:noProof/>
+                <w:webHidden/>
+              </w:rPr>
+              <w:fldChar w:fldCharType="end"/>
+            </w:r>
+          </w:hyperlink>
+        </w:p>
+        <w:p>
+          <w:pPr>
+            <w:pStyle w:val="TOC2"/>
+            <w:tabs>
+              <w:tab w:val="right" w:leader="dot" w:pos="9350"/>
+            </w:tabs>
+            <w:rPr>
+              <w:rFonts w:asciiTheme="minorHAnsi" w:hAnsiTheme="minorHAnsi" w:cstheme="minorBidi"/>
+              <w:noProof/>
+              <w:kern w:val="2"/>
+              <w:lang w:val="en-PH"/>
+              <w14:ligatures w14:val="standardContextual"/>
+            </w:rPr>
+          </w:pPr>
+          <w:hyperlink w:anchor="_Toc243055241" w:history="1">
+            <w:r>
+              <w:rPr>
+                <w:rStyle w:val="Hyperlink"/>
+                <w:noProof/>
+              </w:rPr>
+              <w:t>5.2 Conclusions</w:t>
+            </w:r>
+            <w:r>
+              <w:rPr>
+                <w:noProof/>
+                <w:webHidden/>
+              </w:rPr>
+              <w:tab/>
+            </w:r>
+            <w:r>
+              <w:rPr>
+                <w:noProof/>
+                <w:webHidden/>
+              </w:rPr>
+              <w:fldChar w:fldCharType="begin"/>
+            </w:r>
+            <w:r>
+              <w:rPr>
+                <w:noProof/>
+                <w:webHidden/>
+              </w:rPr>
+              <w:instrText xml:space="preserve"> PAGEREF _Toc243055241 \h </w:instrText>
+            </w:r>
+            <w:r>
+              <w:rPr>
+                <w:noProof/>
+                <w:webHidden/>
+              </w:rPr>
+            </w:r>
+            <w:r>
+              <w:rPr>
+                <w:noProof/>
+                <w:webHidden/>
+              </w:rPr>
+              <w:fldChar w:fldCharType="separate"/>
+            </w:r>
+            <w:r>
+              <w:rPr>
+                <w:noProof/>
+                <w:webHidden/>
+              </w:rPr>
+              <w:t>44</w:t>
+            </w:r>
+            <w:r>
+              <w:rPr>
+                <w:noProof/>
+                <w:webHidden/>
+              </w:rPr>
+              <w:fldChar w:fldCharType="end"/>
+            </w:r>
+          </w:hyperlink>
+        </w:p>
+        <w:p>
+          <w:pPr>
+            <w:pStyle w:val="TOC2"/>
+            <w:tabs>
+              <w:tab w:val="right" w:leader="dot" w:pos="9350"/>
+            </w:tabs>
+            <w:rPr>
+              <w:rFonts w:asciiTheme="minorHAnsi" w:hAnsiTheme="minorHAnsi" w:cstheme="minorBidi"/>
+              <w:noProof/>
+              <w:kern w:val="2"/>
+              <w:lang w:val="en-PH"/>
+              <w14:ligatures w14:val="standardContextual"/>
+            </w:rPr>
+          </w:pPr>
+          <w:hyperlink w:anchor="_Toc243055242" w:history="1">
+            <w:r>
+              <w:rPr>
+                <w:rStyle w:val="Hyperlink"/>
+                <w:noProof/>
+              </w:rPr>
+              <w:t>5.3 Recommendations</w:t>
+            </w:r>
+            <w:r>
+              <w:rPr>
+                <w:noProof/>
+                <w:webHidden/>
+              </w:rPr>
+              <w:tab/>
+            </w:r>
+            <w:r>
+              <w:rPr>
+                <w:noProof/>
+                <w:webHidden/>
+              </w:rPr>
+              <w:fldChar w:fldCharType="begin"/>
+            </w:r>
+            <w:r>
+              <w:rPr>
+                <w:noProof/>
+                <w:webHidden/>
+              </w:rPr>
+              <w:instrText xml:space="preserve"> PAGEREF _Toc243055242 \h </w:instrText>
+            </w:r>
+            <w:r>
+              <w:rPr>
+                <w:noProof/>
+                <w:webHidden/>
+              </w:rPr>
+            </w:r>
+            <w:r>
+              <w:rPr>
+                <w:noProof/>
+                <w:webHidden/>
+              </w:rPr>
+              <w:fldChar w:fldCharType="separate"/>
+            </w:r>
+            <w:r>
+              <w:rPr>
+                <w:noProof/>
+                <w:webHidden/>
+              </w:rPr>
+              <w:t>45</w:t>
+            </w:r>
+            <w:r>
+              <w:rPr>
+                <w:noProof/>
+                <w:webHidden/>
+              </w:rPr>
+              <w:fldChar w:fldCharType="end"/>
+            </w:r>
+          </w:hyperlink>
+        </w:p>
+        <w:p>
+          <w:pPr>
+            <w:pStyle w:val="TOC1"/>
+            <w:rPr>
+              <w:rFonts w:asciiTheme="minorHAnsi" w:hAnsiTheme="minorHAnsi" w:cstheme="minorBidi"/>
+              <w:kern w:val="2"/>
+              <w:lang w:val="en-PH"/>
+              <w14:ligatures w14:val="standardContextual"/>
+            </w:rPr>
+          </w:pPr>
+          <w:hyperlink w:anchor="_Toc243055243" w:history="1">
+            <w:r>
+              <w:rPr>
+                <w:rStyle w:val="Hyperlink"/>
+                <w:rFonts w:ascii="Aptos Display" w:eastAsia="Aptos Display" w:hAnsi="Aptos Display" w:cs="Aptos Display"/>
+              </w:rPr>
+              <w:t>References</w:t>
+            </w:r>
+            <w:r>
+              <w:rPr>
+                <w:webHidden/>
+              </w:rPr>
+              <w:tab/>
+            </w:r>
+            <w:r>
+              <w:rPr>
+                <w:webHidden/>
+              </w:rPr>
+              <w:fldChar w:fldCharType="begin"/>
+            </w:r>
+            <w:r>
+              <w:rPr>
+                <w:webHidden/>
+              </w:rPr>
+              <w:instrText xml:space="preserve"> PAGEREF _Toc243055243 \h </w:instrText>
+            </w:r>
+            <w:r>
+              <w:rPr>
+                <w:webHidden/>
+              </w:rPr>
+            </w:r>
+            <w:r>
+              <w:rPr>
+                <w:webHidden/>
+              </w:rPr>
+              <w:fldChar w:fldCharType="separate"/>
+            </w:r>
+            <w:r>
+              <w:rPr>
+                <w:webHidden/>
+              </w:rPr>
+              <w:t>47</w:t>
+            </w:r>
+            <w:r>
+              <w:rPr>
+                <w:webHidden/>
+              </w:rPr>
+              <w:fldChar w:fldCharType="end"/>
+            </w:r>
+          </w:hyperlink>
+        </w:p>
+        <w:p>
+          <w:pPr>
+            <w:pStyle w:val="Heading1"/>
+            <w:pageBreakBefore/>
+            <w:rPr>
+              <w:color w:val="auto"/>
+            </w:rPr>
+          </w:pPr>
+          <w:r>
+            <w:rPr>
+              <w:b/>
+              <w:bCs/>
+              <w:noProof/>
+            </w:rPr>
+            <w:lastRenderedPageBreak/>
+            <w:fldChar w:fldCharType="end"/>
+          </w:r>
+        </w:p>
+      </w:sdtContent>
+    </w:sdt>
     <w:p>
       <w:pPr>
         <w:pStyle w:val="Heading1"/>
@@ -1122,6 +5882,54 @@
           <w:color w:val="auto"/>
         </w:rPr>
       </w:pPr>
+      <w:bookmarkStart w:id="0" w:name="_Toc243055186"/>
+      <w:r>
+        <w:rPr>
+          <w:color w:val="auto"/>
+        </w:rPr>
+        <w:lastRenderedPageBreak/>
+        <w:t>Abstract</w:t>
+      </w:r>
+      <w:bookmarkEnd w:id="0"/>
+    </w:p>
+    <w:p>
+      <w:pPr>
+        <w:ind w:firstLine="720"/>
+        <w:jc w:val="both"/>
+      </w:pPr>
+      <w:r>
+        <w:t xml:space="preserve">Keyword-based chat moderation can miss grooming-related interactions whose meaning emerges through conversational context and behavioral progression. This study develops GroomShield, a two-layer artificial intelligence module designed to improve detection coverage and reduce false negatives. A context-conditioned </w:t>
+      </w:r>
+      <w:proofErr w:type="spellStart"/>
+      <w:r>
+        <w:t>DistilBERT</w:t>
+      </w:r>
+      <w:proofErr w:type="spellEnd"/>
+      <w:r>
+        <w:t xml:space="preserve"> classifier produces turn-level author-derived proxy scores, while a Long Short-Term Memory (LSTM) network processes seven chronological features describing score patterns, semantic movement, and speaker participation. The PAN-2012 Sexual Predator Identification corpus was selected for evaluation, with positive conversations defined by the presence of an officially identified predator author. Connected-author partitioning separates participants across training, validation, and test sets. The Trajectory-Feature LSTM is compared with a keyword rule, maximum classifier-score aggregation, and a weighted scorer using the same features; an Embedding-and-Feature LSTM additionally incorporates text embeddings. The revised operating policy selects thresholds using validation F2 and applies them to previously evaluated test scores. Across 1,862 test conversations containing 44 positives, the Trajectory-Feature LSTM achieved 93.18% recall, 66.13% precision, and 0.8613 F2, missing three positives compared with six for the weighted scorer, five for maximum classifier-score aggregation, and 17 for the keyword rule. Paired component-bootstrap intervals supported its F2 and PR-AUC advantages over the weighted scorer. The Embedding-and-Feature LSTM detected all 44 positives at 51.76% precision and 0.8429 F2. These findings demonstrate the contribution of contextual and behavioral sequence modeling to recall-oriented conversation detection, providing a foundation for AI-assisted moderation that complements existing safeguards and human review.</w:t>
+      </w:r>
+    </w:p>
+    <w:p>
+      <w:r>
+        <w:rPr>
+          <w:b/>
+          <w:bCs/>
+        </w:rPr>
+        <w:t>Keywords:</w:t>
+      </w:r>
+      <w:r>
+        <w:t xml:space="preserve"> online grooming detection; chat moderation; conversational context; behavioral pattern analysis; natural language processing; long short-term memory networks.</w:t>
+      </w:r>
+    </w:p>
+    <w:p>
+      <w:pPr>
+        <w:pStyle w:val="Heading1"/>
+        <w:pageBreakBefore/>
+        <w:rPr>
+          <w:color w:val="auto"/>
+        </w:rPr>
+      </w:pPr>
+      <w:bookmarkStart w:id="1" w:name="_Toc243055187"/>
       <w:r>
         <w:rPr>
           <w:color w:val="auto"/>
@@ -1129,6 +5937,7 @@
         <w:lastRenderedPageBreak/>
         <w:t>I. Introduction</w:t>
       </w:r>
+      <w:bookmarkEnd w:id="1"/>
     </w:p>
     <w:p>
       <w:pPr>
@@ -1137,12 +5946,14 @@
           <w:color w:val="auto"/>
         </w:rPr>
       </w:pPr>
+      <w:bookmarkStart w:id="2" w:name="_Toc243055188"/>
       <w:r>
         <w:rPr>
           <w:color w:val="auto"/>
         </w:rPr>
         <w:t>1.1 Background of the Study</w:t>
       </w:r>
+      <w:bookmarkEnd w:id="2"/>
     </w:p>
     <w:p>
       <w:r>
@@ -1166,7 +5977,15 @@
     </w:p>
     <w:p>
       <w:r>
-        <w:t>This study develops GroomShield, an AI-powered moderation module that combines contextual language analysis with behavioral sequence modeling. Layer 1 uses DistilBERT to evaluate the current turn together with up to two preceding turns. Layer 2 uses an LSTM to aggregate a chronological sequence of seven trajectory features reflecting score level and change, semantic movement, and speaker-turn structure. GroomShield complements keyword filters and reporting mechanisms by identifying conversations that warrant human review, with recall and false-negative reduction as its central performance priorities.</w:t>
+        <w:t xml:space="preserve">This study develops GroomShield, an AI-powered moderation module that combines contextual language analysis with behavioral sequence modeling. Layer 1 uses </w:t>
+      </w:r>
+      <w:proofErr w:type="spellStart"/>
+      <w:r>
+        <w:t>DistilBERT</w:t>
+      </w:r>
+      <w:proofErr w:type="spellEnd"/>
+      <w:r>
+        <w:t xml:space="preserve"> to evaluate the current turn together with up to two preceding turns. Layer 2 uses an LSTM to aggregate a chronological sequence of seven trajectory features reflecting score level and change, semantic movement, and speaker-turn structure. GroomShield complements keyword filters and reporting mechanisms by identifying conversations that warrant human review, with recall and false-negative reduction as its central performance priorities.</w:t>
       </w:r>
     </w:p>
     <w:p>
@@ -1187,12 +6006,14 @@
           <w:color w:val="auto"/>
         </w:rPr>
       </w:pPr>
+      <w:bookmarkStart w:id="3" w:name="_Toc243055189"/>
       <w:r>
         <w:rPr>
           <w:color w:val="auto"/>
         </w:rPr>
         <w:t>1.2 Statement of the Problem</w:t>
       </w:r>
+      <w:bookmarkEnd w:id="3"/>
     </w:p>
     <w:p>
       <w:r>
@@ -1247,12 +6068,14 @@
           <w:color w:val="auto"/>
         </w:rPr>
       </w:pPr>
+      <w:bookmarkStart w:id="4" w:name="_Toc243055190"/>
       <w:r>
         <w:rPr>
           <w:color w:val="auto"/>
         </w:rPr>
         <w:t>1.3 Objectives of the Study</w:t>
       </w:r>
+      <w:bookmarkEnd w:id="4"/>
     </w:p>
     <w:p>
       <w:r>
@@ -1314,12 +6137,14 @@
           <w:color w:val="auto"/>
         </w:rPr>
       </w:pPr>
+      <w:bookmarkStart w:id="5" w:name="_Toc243055191"/>
       <w:r>
         <w:rPr>
           <w:color w:val="auto"/>
         </w:rPr>
         <w:t>1.4 Scope and Limitations</w:t>
       </w:r>
+      <w:bookmarkEnd w:id="5"/>
     </w:p>
     <w:p>
       <w:pPr>
@@ -1328,21 +6153,39 @@
           <w:color w:val="auto"/>
         </w:rPr>
       </w:pPr>
+      <w:bookmarkStart w:id="6" w:name="_Toc243055192"/>
       <w:r>
         <w:rPr>
           <w:color w:val="auto"/>
         </w:rPr>
         <w:t>1.4.1 Scope of the Study</w:t>
       </w:r>
-    </w:p>
-    <w:p>
-      <w:r>
-        <w:t>The study covers the design, implementation, and comparative evaluation of an AI-powered moderation module that combines contextual message analysis with behavioral trajectory modeling. The prototype is intended to augment, rather than replace, keyword filters, user reports, and human moderation by assigning conversation-level scores that can help prioritize review.</w:t>
-      </w:r>
-    </w:p>
-    <w:p>
-      <w:r>
-        <w:t xml:space="preserve">The completed architecture contains two learned layers. Layer 1 uses a context-conditioned DistilBERT classifier to produce an author-derived proxy score for each turn. Layer 2 analyzes the chronological sequence of seven trajectory features using an LSTM. </w:t>
+      <w:bookmarkEnd w:id="6"/>
+    </w:p>
+    <w:p>
+      <w:r>
+        <w:t xml:space="preserve">The study covers the design, implementation, and comparative evaluation of an AI-powered moderation module that combines contextual message analysis with behavioral trajectory modeling. The prototype is intended to augment, rather than </w:t>
+      </w:r>
+      <w:proofErr w:type="gramStart"/>
+      <w:r>
+        <w:t>replace,</w:t>
+      </w:r>
+      <w:proofErr w:type="gramEnd"/>
+      <w:r>
+        <w:t xml:space="preserve"> keyword filters, user reports, and human moderation by assigning conversation-level scores that can help prioritize review.</w:t>
+      </w:r>
+    </w:p>
+    <w:p>
+      <w:r>
+        <w:t xml:space="preserve">The completed architecture contains two learned layers. Layer 1 uses a context-conditioned </w:t>
+      </w:r>
+      <w:proofErr w:type="spellStart"/>
+      <w:r>
+        <w:t>DistilBERT</w:t>
+      </w:r>
+      <w:proofErr w:type="spellEnd"/>
+      <w:r>
+        <w:t xml:space="preserve"> classifier to produce an author-derived proxy score for each turn. Layer 2 analyzes the chronological sequence of seven trajectory features using an LSTM. </w:t>
       </w:r>
       <w:r>
         <w:lastRenderedPageBreak/>
@@ -1356,7 +6199,15 @@
     </w:p>
     <w:p>
       <w:r>
-        <w:t>The study evaluates two DistilBERT-based sequence variants: the Trajectory-Feature LSTM, which receives seven behavioral features, and the Embedding-and-Feature LSTM, which receives those features together with 768-dimensional text embeddings. Both are compared with a training-derived keyword rule, maximum Layer 1 proxy aggregation, and a validation-fitted weighted trajectory scorer. All methods use identical author-disjoint conversation partitions. F2 is the principal final-cutoff selection criterion, supported by recall, false-negative counts, precision, PR-AUC, and paired performance differences.</w:t>
+        <w:t xml:space="preserve">The study evaluates two </w:t>
+      </w:r>
+      <w:proofErr w:type="spellStart"/>
+      <w:r>
+        <w:t>DistilBERT</w:t>
+      </w:r>
+      <w:proofErr w:type="spellEnd"/>
+      <w:r>
+        <w:t>-based sequence variants: the Trajectory-Feature LSTM, which receives seven behavioral features, and the Embedding-and-Feature LSTM, which receives those features together with 768-dimensional text embeddings. Both are compared with a training-derived keyword rule, maximum Layer 1 proxy aggregation, and a validation-fitted weighted trajectory scorer. All methods use identical author-disjoint conversation partitions. F2 is the principal final-cutoff selection criterion, supported by recall, false-negative counts, precision, PR-AUC, and paired performance differences.</w:t>
       </w:r>
     </w:p>
     <w:p>
@@ -1366,12 +6217,14 @@
           <w:color w:val="auto"/>
         </w:rPr>
       </w:pPr>
+      <w:bookmarkStart w:id="7" w:name="_Toc243055193"/>
       <w:r>
         <w:rPr>
           <w:color w:val="auto"/>
         </w:rPr>
         <w:t>1.4.2 Limitations of the Study</w:t>
       </w:r>
+      <w:bookmarkEnd w:id="7"/>
     </w:p>
     <w:p>
       <w:r>
@@ -1380,7 +6233,15 @@
     </w:p>
     <w:p>
       <w:r>
-        <w:t>The completed evaluation uses one established historical benchmark. Locally generated synthetic conversations and other unreviewed candidate datasets are excluded. Results therefore describe controlled performance on the selected PAN12 data only; they do not establish transfer to representative contemporary communication, other platforms, or live moderation. External evaluation is needed, including current slang, newly developed obfuscation strategies, Filipino or Taglish communication, and other platform environments. No independent English-language filter was applied.</w:t>
+        <w:t xml:space="preserve">The completed evaluation uses one established historical benchmark. Locally generated synthetic conversations and other unreviewed candidate datasets are excluded. Results therefore describe controlled performance on the selected PAN12 data only; they do not establish transfer to representative contemporary communication, other platforms, or live moderation. External evaluation is needed, including current slang, newly developed obfuscation strategies, Filipino or </w:t>
+      </w:r>
+      <w:proofErr w:type="spellStart"/>
+      <w:r>
+        <w:t>Taglish</w:t>
+      </w:r>
+      <w:proofErr w:type="spellEnd"/>
+      <w:r>
+        <w:t xml:space="preserve"> communication, and other platform environments. No independent English-language filter was applied.</w:t>
       </w:r>
     </w:p>
     <w:p>
@@ -1399,7 +6260,15 @@
     </w:p>
     <w:p>
       <w:r>
-        <w:t>The system builds upon pretrained language models and a dyadic conversation design. Its performance is therefore influenced by the limitations of those models, the age and composition of the selected corpus, class imbalance, and the extent to which the selected trajectory features represent behavior in other environments.</w:t>
+        <w:t xml:space="preserve">The system </w:t>
+      </w:r>
+      <w:proofErr w:type="gramStart"/>
+      <w:r>
+        <w:t>builds</w:t>
+      </w:r>
+      <w:proofErr w:type="gramEnd"/>
+      <w:r>
+        <w:t xml:space="preserve"> upon pretrained language models and a dyadic conversation design. Its performance is therefore influenced by the limitations of those models, the age and composition of the selected corpus, class imbalance, and the extent to which the selected trajectory features represent behavior in other environments.</w:t>
       </w:r>
     </w:p>
     <w:p>
@@ -1409,12 +6278,14 @@
           <w:color w:val="auto"/>
         </w:rPr>
       </w:pPr>
+      <w:bookmarkStart w:id="8" w:name="_Toc243055194"/>
       <w:r>
         <w:rPr>
           <w:color w:val="auto"/>
         </w:rPr>
         <w:t>1.5 Significance of the Study</w:t>
       </w:r>
+      <w:bookmarkEnd w:id="8"/>
     </w:p>
     <w:p>
       <w:r>
@@ -1428,21 +6299,47 @@
           <w:color w:val="auto"/>
         </w:rPr>
       </w:pPr>
+      <w:bookmarkStart w:id="9" w:name="_Toc243055195"/>
       <w:r>
         <w:rPr>
           <w:color w:val="auto"/>
         </w:rPr>
         <w:t>1.5.1 Academic Contribution</w:t>
       </w:r>
-    </w:p>
-    <w:p>
-      <w:r>
-        <w:t>This research contributes to computer science, artificial intelligence, cybersecurity, and online-safety research by demonstrating how contextual natural language processing can be integrated with behavioral trajectory analysis in a complete moderation architecture. Rather than reducing an interaction to isolated keywords or a single message score, the proposed system represents how evidence evolves across an ordered conversation.</w:t>
-      </w:r>
-    </w:p>
-    <w:p>
-      <w:r>
-        <w:t>The study contributes a two-layer design consisting of a context-conditioned DistilBERT classifier, seven interpretable trajectory features, and recurrent LSTM aggregation. The matched comparison between the seven-feature LSTM and a weighted scorer receiving the same information provides direct empirical evidence that learned sequence modeling adds predictive value beyond static feature combination. The Trajectory-Feature LSTM’s improvements in recall and false-negative reduction also address the study’s central safety-oriented performance objective.</w:t>
+      <w:bookmarkEnd w:id="9"/>
+    </w:p>
+    <w:p>
+      <w:r>
+        <w:t xml:space="preserve">This research contributes to computer science, artificial intelligence, cybersecurity, and online-safety research by demonstrating how contextual natural language processing can be integrated with behavioral trajectory analysis in </w:t>
+      </w:r>
+      <w:proofErr w:type="gramStart"/>
+      <w:r>
+        <w:t>a complete</w:t>
+      </w:r>
+      <w:proofErr w:type="gramEnd"/>
+      <w:r>
+        <w:t xml:space="preserve"> moderation architecture. Rather than reducing </w:t>
+      </w:r>
+      <w:proofErr w:type="gramStart"/>
+      <w:r>
+        <w:t>an interaction</w:t>
+      </w:r>
+      <w:proofErr w:type="gramEnd"/>
+      <w:r>
+        <w:t xml:space="preserve"> to isolated keywords or a single message score, the proposed system represents how evidence evolves across an ordered conversation.</w:t>
+      </w:r>
+    </w:p>
+    <w:p>
+      <w:r>
+        <w:t xml:space="preserve">The study contributes a two-layer design consisting of a context-conditioned </w:t>
+      </w:r>
+      <w:proofErr w:type="spellStart"/>
+      <w:r>
+        <w:t>DistilBERT</w:t>
+      </w:r>
+      <w:proofErr w:type="spellEnd"/>
+      <w:r>
+        <w:t xml:space="preserve"> classifier, seven interpretable trajectory features, and recurrent LSTM aggregation. The matched comparison between the seven-feature LSTM and a weighted scorer receiving the same information provides direct empirical evidence that learned sequence modeling adds predictive value beyond static feature combination. The Trajectory-Feature LSTM’s improvements in recall and false-negative reduction also address the study’s central safety-oriented performance objective.</w:t>
       </w:r>
     </w:p>
     <w:p>
@@ -1457,12 +6354,14 @@
           <w:color w:val="auto"/>
         </w:rPr>
       </w:pPr>
+      <w:bookmarkStart w:id="10" w:name="_Toc243055196"/>
       <w:r>
         <w:rPr>
           <w:color w:val="auto"/>
         </w:rPr>
         <w:t>1.5.2 Industry and Practical Applications</w:t>
       </w:r>
+      <w:bookmarkEnd w:id="10"/>
     </w:p>
     <w:p>
       <w:r>
@@ -1487,12 +6386,14 @@
           <w:color w:val="auto"/>
         </w:rPr>
       </w:pPr>
+      <w:bookmarkStart w:id="11" w:name="_Toc243055197"/>
       <w:r>
         <w:rPr>
           <w:color w:val="auto"/>
         </w:rPr>
         <w:t>1.5.3 Societal Benefits</w:t>
       </w:r>
+      <w:bookmarkEnd w:id="11"/>
     </w:p>
     <w:p>
       <w:r>
@@ -1516,12 +6417,14 @@
           <w:color w:val="auto"/>
         </w:rPr>
       </w:pPr>
+      <w:bookmarkStart w:id="12" w:name="_Toc243055198"/>
       <w:r>
         <w:rPr>
           <w:color w:val="auto"/>
         </w:rPr>
         <w:t>1.5.4 Implications for Future Research</w:t>
       </w:r>
+      <w:bookmarkEnd w:id="12"/>
     </w:p>
     <w:p>
       <w:r>
@@ -1549,12 +6452,14 @@
           <w:color w:val="auto"/>
         </w:rPr>
       </w:pPr>
+      <w:bookmarkStart w:id="13" w:name="_Toc243055199"/>
       <w:r>
         <w:rPr>
           <w:color w:val="auto"/>
         </w:rPr>
         <w:t>1.5.5 Sustainable Development Goal (SDG) Contribution</w:t>
       </w:r>
+      <w:bookmarkEnd w:id="13"/>
     </w:p>
     <w:p>
       <w:r>
@@ -1568,12 +6473,14 @@
           <w:color w:val="auto"/>
         </w:rPr>
       </w:pPr>
+      <w:bookmarkStart w:id="14" w:name="_Toc243055200"/>
       <w:r>
         <w:rPr>
           <w:color w:val="auto"/>
         </w:rPr>
         <w:t>1.6 Definition of Terms</w:t>
       </w:r>
+      <w:bookmarkEnd w:id="14"/>
     </w:p>
     <w:p>
       <w:r>
@@ -1608,7 +6515,15 @@
     <w:p>
       <w:r>
         <w:lastRenderedPageBreak/>
-        <w:t>GroomShield - The proposed conversation-analysis module combining context-conditioned DistilBERT scoring with LSTM-based behavioral sequence modeling.</w:t>
+        <w:t xml:space="preserve">GroomShield - The proposed conversation-analysis module combining context-conditioned </w:t>
+      </w:r>
+      <w:proofErr w:type="spellStart"/>
+      <w:r>
+        <w:t>DistilBERT</w:t>
+      </w:r>
+      <w:proofErr w:type="spellEnd"/>
+      <w:r>
+        <w:t xml:space="preserve"> scoring with LSTM-based behavioral sequence modeling.</w:t>
       </w:r>
     </w:p>
     <w:p>
@@ -1664,6 +6579,7 @@
           <w:color w:val="auto"/>
         </w:rPr>
       </w:pPr>
+      <w:bookmarkStart w:id="15" w:name="_Toc243055201"/>
       <w:r>
         <w:rPr>
           <w:color w:val="auto"/>
@@ -1671,6 +6587,7 @@
         <w:lastRenderedPageBreak/>
         <w:t>II. RELATED WORK</w:t>
       </w:r>
+      <w:bookmarkEnd w:id="15"/>
     </w:p>
     <w:p>
       <w:r>
@@ -1689,12 +6606,14 @@
           <w:color w:val="auto"/>
         </w:rPr>
       </w:pPr>
+      <w:bookmarkStart w:id="16" w:name="_Toc243055202"/>
       <w:r>
         <w:rPr>
           <w:color w:val="auto"/>
         </w:rPr>
         <w:t>2.1 Review of Related Literature</w:t>
       </w:r>
+      <w:bookmarkEnd w:id="16"/>
     </w:p>
     <w:p>
       <w:r>
@@ -1703,12 +6622,36 @@
     </w:p>
     <w:p>
       <w:r>
-        <w:t>Modern studies emphasize the importance of contextual understanding in detecting harmful user behavior. Schurger-Foy et al. [9] demonstrated that approximately 67% of toxic messages in multiplayer gaming environments are context dependent, meaning that they appear harmless when analyzed as isolated text but become problematic when examined within conversational history. Similarly, Yang et al. [6] introduced the ToxBuster architecture, which incorporates message history and speaker metadata into text classification models. Their results showed significant improvements in detection accuracy, achieving up to 95% precision in identifying harmful interactions through sequence-based moderation rather than single message evaluation.</w:t>
-      </w:r>
-    </w:p>
-    <w:p>
-      <w:r>
-        <w:t>These findings suggest that integrating conversational context and historical behavioral patterns improves moderation effectiveness compared to static filtering methods. Transformer-based NLP architectures such as BERT, RoBERTa, and DistilBERT have consequently emerged as standard tools for understanding linguistic patterns in chat environments.</w:t>
+        <w:t xml:space="preserve">Modern studies emphasize the importance of contextual understanding in detecting harmful user behavior. Schurger-Foy et al. [9] demonstrated that approximately 67% of toxic messages in multiplayer gaming environments are context dependent, meaning that they appear harmless when analyzed as isolated text but become problematic when examined within conversational history. Similarly, Yang et al. [6] introduced the </w:t>
+      </w:r>
+      <w:proofErr w:type="spellStart"/>
+      <w:r>
+        <w:t>ToxBuster</w:t>
+      </w:r>
+      <w:proofErr w:type="spellEnd"/>
+      <w:r>
+        <w:t xml:space="preserve"> architecture, which incorporates message history and speaker metadata into text classification models. Their results showed significant improvements in detection accuracy, achieving up to 95% precision in identifying harmful interactions through sequence-based moderation rather than single message evaluation.</w:t>
+      </w:r>
+    </w:p>
+    <w:p>
+      <w:r>
+        <w:t xml:space="preserve">These findings suggest that integrating conversational context and historical behavioral patterns improves moderation effectiveness compared to static filtering methods. Transformer-based NLP architectures such as BERT, </w:t>
+      </w:r>
+      <w:proofErr w:type="spellStart"/>
+      <w:r>
+        <w:t>RoBERTa</w:t>
+      </w:r>
+      <w:proofErr w:type="spellEnd"/>
+      <w:r>
+        <w:t xml:space="preserve">, and </w:t>
+      </w:r>
+      <w:proofErr w:type="spellStart"/>
+      <w:r>
+        <w:t>DistilBERT</w:t>
+      </w:r>
+      <w:proofErr w:type="spellEnd"/>
+      <w:r>
+        <w:t xml:space="preserve"> have consequently emerged as standard tools for understanding linguistic patterns in chat environments.</w:t>
       </w:r>
     </w:p>
     <w:p>
@@ -1729,12 +6672,14 @@
           <w:color w:val="auto"/>
         </w:rPr>
       </w:pPr>
+      <w:bookmarkStart w:id="17" w:name="_Toc243055203"/>
       <w:r>
         <w:rPr>
           <w:color w:val="auto"/>
         </w:rPr>
         <w:t>2.2 Related Studies</w:t>
       </w:r>
+      <w:bookmarkEnd w:id="17"/>
     </w:p>
     <w:p>
       <w:r>
@@ -1758,13 +6703,22 @@
     </w:p>
     <w:p>
       <w:r>
-        <w:t>Street et al. [2] developed a transformer-based classification approach using BERT and RoBERTa to identify online grooming interactions by analyzing conversational roles between adults and minors. Their contextual determination framework improved cross-dataset robustness in identifying suspicious communication patterns across multiplayer gaming chats.</w:t>
+        <w:t xml:space="preserve">Street et al. [2] developed a transformer-based classification approach using BERT and </w:t>
+      </w:r>
+      <w:proofErr w:type="spellStart"/>
+      <w:r>
+        <w:t>RoBERTa</w:t>
+      </w:r>
+      <w:proofErr w:type="spellEnd"/>
+      <w:r>
+        <w:t xml:space="preserve"> to identify online grooming interactions by analyzing conversational roles between adults and minors. Their contextual determination framework improved cross-dataset robustness in identifying suspicious communication patterns across multiplayer gaming chats.</w:t>
       </w:r>
     </w:p>
     <w:p>
       <w:r>
         <w:t xml:space="preserve">Faraz et al. [3] proposed </w:t>
       </w:r>
+      <w:proofErr w:type="spellStart"/>
       <w:r>
         <w:rPr>
           <w:i/>
@@ -1772,8 +6726,25 @@
         </w:rPr>
         <w:t>Protectbot</w:t>
       </w:r>
-      <w:r>
-        <w:t xml:space="preserve">, an AI-based chatbot that actively simulates user interaction to expose predatory intent. Using DialoGPT together with intent classifiers such as fastText and Support Vector Machines, the system reported an </w:t>
+      <w:proofErr w:type="spellEnd"/>
+      <w:r>
+        <w:t xml:space="preserve">, an AI-based chatbot that actively simulates user interaction to expose predatory intent. Using </w:t>
+      </w:r>
+      <w:proofErr w:type="spellStart"/>
+      <w:r>
+        <w:t>DialoGPT</w:t>
+      </w:r>
+      <w:proofErr w:type="spellEnd"/>
+      <w:r>
+        <w:t xml:space="preserve"> together with intent classifiers such as </w:t>
+      </w:r>
+      <w:proofErr w:type="spellStart"/>
+      <w:r>
+        <w:t>fastText</w:t>
+      </w:r>
+      <w:proofErr w:type="spellEnd"/>
+      <w:r>
+        <w:t xml:space="preserve"> and Support Vector Machines, the system reported an </w:t>
       </w:r>
       <w:r>
         <w:rPr>
@@ -1802,7 +6773,15 @@
       </w:r>
       <w:r>
         <w:lastRenderedPageBreak/>
-        <w:t>cost. Their findings support the use of lightweight transformer architectures such as DistilBERT when contextual analysis must remain computationally manageable.</w:t>
+        <w:t xml:space="preserve">cost. Their findings support the use of lightweight transformer architectures such as </w:t>
+      </w:r>
+      <w:proofErr w:type="spellStart"/>
+      <w:r>
+        <w:t>DistilBERT</w:t>
+      </w:r>
+      <w:proofErr w:type="spellEnd"/>
+      <w:r>
+        <w:t xml:space="preserve"> when contextual analysis must remain computationally manageable.</w:t>
       </w:r>
     </w:p>
     <w:p>
@@ -1822,12 +6801,14 @@
           <w:color w:val="auto"/>
         </w:rPr>
       </w:pPr>
+      <w:bookmarkStart w:id="18" w:name="_Toc243055204"/>
       <w:r>
         <w:rPr>
           <w:color w:val="auto"/>
         </w:rPr>
         <w:t>2.3 Theoretical Background</w:t>
       </w:r>
+      <w:bookmarkEnd w:id="18"/>
     </w:p>
     <w:p>
       <w:r>
@@ -1836,12 +6817,28 @@
     </w:p>
     <w:p>
       <w:r>
-        <w:t>O’Connell [12] provided an influential early typology of online grooming, describing a progression through friendship forming, relationship forming, risk assessment, exclusivity, and sexual stages. This framework established that grooming should be understood as a developing interaction rather than a collection of independent messages. Later research, however, showed that offenders do not necessarily follow one fixed linear order.</w:t>
-      </w:r>
-    </w:p>
-    <w:p>
-      <w:r>
-        <w:t>The principal theoretical framework adopted in this study is the Online Grooming Discourse Model developed by Lorenzo-Dus, Izura, and Perez-Tattam [11]. Based on a large corpus of offender chat logs, OGDM describes grooming as an entrapment network realized through four interrelated communicative processes: deceptive trust development, sexual gratification, compliance testing, and isolation. Deceptive trust development concerns the discursive construction of rapport and an exclusive relationship. Compliance testing involves probing boundaries and adjusting behavior in response, while isolation concentrates the interaction within the dyad and weakens external sources of support.</w:t>
+        <w:t xml:space="preserve">O’Connell [12] provided an influential early typology of online grooming, describing </w:t>
+      </w:r>
+      <w:proofErr w:type="gramStart"/>
+      <w:r>
+        <w:t>a progression</w:t>
+      </w:r>
+      <w:proofErr w:type="gramEnd"/>
+      <w:r>
+        <w:t xml:space="preserve"> through friendship forming, relationship forming, risk assessment, exclusivity, and sexual stages. This framework established that grooming should be understood as a developing interaction rather than a collection of independent messages. Later research, however, showed that offenders do not necessarily follow one fixed linear order.</w:t>
+      </w:r>
+    </w:p>
+    <w:p>
+      <w:r>
+        <w:t xml:space="preserve">The principal theoretical framework adopted in this study is the Online Grooming Discourse Model developed by Lorenzo-Dus, </w:t>
+      </w:r>
+      <w:proofErr w:type="spellStart"/>
+      <w:r>
+        <w:t>Izura</w:t>
+      </w:r>
+      <w:proofErr w:type="spellEnd"/>
+      <w:r>
+        <w:t>, and Perez-Tattam [11]. Based on a large corpus of offender chat logs, OGDM describes grooming as an entrapment network realized through four interrelated communicative processes: deceptive trust development, sexual gratification, compliance testing, and isolation. Deceptive trust development concerns the discursive construction of rapport and an exclusive relationship. Compliance testing involves probing boundaries and adjusting behavior in response, while isolation concentrates the interaction within the dyad and weakens external sources of support.</w:t>
       </w:r>
     </w:p>
     <w:p>
@@ -2278,7 +7275,15 @@
     </w:tbl>
     <w:p>
       <w:r>
-        <w:t>This mapping provides the theoretical motivation for each feature family. The features operationalize cross-turn properties for model testing; they are not direct annotations of OGDM stages, which would require independently reviewed discourse-stage labels.</w:t>
+        <w:t xml:space="preserve">This mapping provides </w:t>
+      </w:r>
+      <w:proofErr w:type="gramStart"/>
+      <w:r>
+        <w:t>the theoretical</w:t>
+      </w:r>
+      <w:proofErr w:type="gramEnd"/>
+      <w:r>
+        <w:t xml:space="preserve"> motivation for each feature family. The features operationalize cross-turn properties for model testing; they are not direct annotations of OGDM stages, which would require independently reviewed discourse-stage labels.</w:t>
       </w:r>
     </w:p>
     <w:p>
@@ -2288,7 +7293,15 @@
     </w:p>
     <w:p>
       <w:r>
-        <w:t>Sequence-learning theory provides the computational complement to OGDM. LSTMs are designed to preserve and update information across ordered observations, allowing the model to learn whether the order, persistence, and interaction of trajectory signals contribute to a final decision. The matched comparison with a weighted scorer tests this proposition directly because both methods receive the same seven inputs, while only the LSTM learns recurrent aggregation.</w:t>
+        <w:t xml:space="preserve">Sequence-learning theory provides </w:t>
+      </w:r>
+      <w:proofErr w:type="gramStart"/>
+      <w:r>
+        <w:t>the</w:t>
+      </w:r>
+      <w:proofErr w:type="gramEnd"/>
+      <w:r>
+        <w:t xml:space="preserve"> computational complement to OGDM. LSTMs are designed to preserve and update information across ordered observations, allowing the model to learn whether the order, persistence, and interaction of trajectory signals contribute to a final decision. The matched comparison with a weighted scorer tests this proposition directly because both methods receive the same seven inputs, while only the LSTM learns recurrent aggregation.</w:t>
       </w:r>
     </w:p>
     <w:p>
@@ -2313,6 +7326,7 @@
           <w:color w:val="auto"/>
         </w:rPr>
       </w:pPr>
+      <w:bookmarkStart w:id="19" w:name="_Toc243055205"/>
       <w:r>
         <w:rPr>
           <w:color w:val="auto"/>
@@ -2320,6 +7334,7 @@
         <w:lastRenderedPageBreak/>
         <w:t>III. METHODOLOGY</w:t>
       </w:r>
+      <w:bookmarkEnd w:id="19"/>
     </w:p>
     <w:p>
       <w:pPr>
@@ -2328,12 +7343,14 @@
           <w:color w:val="auto"/>
         </w:rPr>
       </w:pPr>
+      <w:bookmarkStart w:id="20" w:name="_Toc243055206"/>
       <w:r>
         <w:rPr>
           <w:color w:val="auto"/>
         </w:rPr>
         <w:t>3.1 Research Design</w:t>
       </w:r>
+      <w:bookmarkEnd w:id="20"/>
     </w:p>
     <w:p>
       <w:r>
@@ -2352,7 +7369,15 @@
     </w:p>
     <w:p>
       <w:r>
-        <w:t xml:space="preserve">The proposed system has two learned layers. Layer 1 fine-tunes DistilBERT using the official predator-author list as weak supervision. For each current turn, it processes that turn together with the two preceding turns and produces a </w:t>
+        <w:t xml:space="preserve">The proposed system has two learned layers. Layer 1 fine-tunes </w:t>
+      </w:r>
+      <w:proofErr w:type="spellStart"/>
+      <w:r>
+        <w:t>DistilBERT</w:t>
+      </w:r>
+      <w:proofErr w:type="spellEnd"/>
+      <w:r>
+        <w:t xml:space="preserve"> using the official predator-author list as weak supervision. For each current turn, it processes that turn together with the two preceding turns and produces a </w:t>
       </w:r>
       <w:r>
         <w:rPr>
@@ -2372,7 +7397,15 @@
     </w:p>
     <w:p>
       <w:r>
-        <w:t>The experiment tests whether an LSTM using the same seven trajectory inputs as the weighted scorer improves the approved conversation-level endpoint. It also evaluates an Embedding-and-Feature LSTM that additionally receives a 768-dimensional base DistilBERT embedding, allowing the input-representation comparison to be distinguished from the matched-input aggregation comparison. No superiority result is assumed in advance.</w:t>
+        <w:t xml:space="preserve">The experiment tests whether an LSTM using the same seven trajectory inputs as the weighted scorer improves the approved conversation-level endpoint. It also evaluates an Embedding-and-Feature LSTM that additionally receives a 768-dimensional base </w:t>
+      </w:r>
+      <w:proofErr w:type="spellStart"/>
+      <w:r>
+        <w:t>DistilBERT</w:t>
+      </w:r>
+      <w:proofErr w:type="spellEnd"/>
+      <w:r>
+        <w:t xml:space="preserve"> embedding, allowing the input-representation comparison to be distinguished from the matched-input aggregation comparison. No superiority result is assumed in advance.</w:t>
       </w:r>
     </w:p>
     <w:p>
@@ -2382,12 +7415,14 @@
           <w:color w:val="auto"/>
         </w:rPr>
       </w:pPr>
+      <w:bookmarkStart w:id="21" w:name="_Toc243055207"/>
       <w:r>
         <w:rPr>
           <w:color w:val="auto"/>
         </w:rPr>
         <w:t>3.2 Relevant Technology</w:t>
       </w:r>
+      <w:bookmarkEnd w:id="21"/>
     </w:p>
     <w:p>
       <w:pPr>
@@ -2396,12 +7431,14 @@
           <w:color w:val="auto"/>
         </w:rPr>
       </w:pPr>
+      <w:bookmarkStart w:id="22" w:name="_Toc243055208"/>
       <w:r>
         <w:rPr>
           <w:color w:val="auto"/>
         </w:rPr>
         <w:t>3.2.1 Python Programming Language</w:t>
       </w:r>
+      <w:bookmarkEnd w:id="22"/>
     </w:p>
     <w:p>
       <w:r>
@@ -2415,17 +7452,43 @@
           <w:color w:val="auto"/>
         </w:rPr>
       </w:pPr>
+      <w:bookmarkStart w:id="23" w:name="_Toc243055209"/>
       <w:r>
         <w:rPr>
           <w:color w:val="auto"/>
         </w:rPr>
         <w:lastRenderedPageBreak/>
-        <w:t>3.2.2 Hugging Face Transformers and PyTorch</w:t>
-      </w:r>
-    </w:p>
-    <w:p>
-      <w:r>
-        <w:t>The study utilizes the Hugging Face Transformers library together with the PyTorch deep learning framework for model training and inference. These technologies provide pre-trained transformer architectures and efficient tools for fine-tuning NLP models for text classification tasks.</w:t>
+        <w:t xml:space="preserve">3.2.2 Hugging Face Transformers and </w:t>
+      </w:r>
+      <w:proofErr w:type="spellStart"/>
+      <w:r>
+        <w:rPr>
+          <w:color w:val="auto"/>
+        </w:rPr>
+        <w:t>PyTorch</w:t>
+      </w:r>
+      <w:bookmarkEnd w:id="23"/>
+      <w:proofErr w:type="spellEnd"/>
+    </w:p>
+    <w:p>
+      <w:r>
+        <w:t xml:space="preserve">The study utilizes the Hugging Face Transformers library together with the </w:t>
+      </w:r>
+      <w:proofErr w:type="spellStart"/>
+      <w:r>
+        <w:t>PyTorch</w:t>
+      </w:r>
+      <w:proofErr w:type="spellEnd"/>
+      <w:r>
+        <w:t xml:space="preserve"> deep learning framework for model training and inference. These technologies provide pre-trained transformer </w:t>
+      </w:r>
+      <w:proofErr w:type="gramStart"/>
+      <w:r>
+        <w:t>architectures</w:t>
+      </w:r>
+      <w:proofErr w:type="gramEnd"/>
+      <w:r>
+        <w:t xml:space="preserve"> and efficient tools for fine-tuning NLP models for text classification tasks.</w:t>
       </w:r>
     </w:p>
     <w:p>
@@ -2435,16 +7498,39 @@
           <w:color w:val="auto"/>
         </w:rPr>
       </w:pPr>
+      <w:bookmarkStart w:id="24" w:name="_Toc243055210"/>
       <w:r>
         <w:rPr>
           <w:color w:val="auto"/>
         </w:rPr>
-        <w:t>3.2.3 DistilBERT</w:t>
-      </w:r>
-    </w:p>
-    <w:p>
-      <w:r>
-        <w:t>DistilBERT serves as the text encoder and Layer 1 sequence classifier. It is a lightweight transformer-based model derived from BERT that retains contextual language representations while reducing computational requirements. In the revised experiment, the fine-tuned classifier estimates the author-derived training target for the current turn under preceding conversational context, producing the trajectory signal used by Layer 2. A separate, unchanged distilbert-base-uncased encoder supplies the 768-dimensional embedding used by topic-distance computation and the Embedding-and-Feature LSTM.</w:t>
+        <w:t xml:space="preserve">3.2.3 </w:t>
+      </w:r>
+      <w:proofErr w:type="spellStart"/>
+      <w:r>
+        <w:rPr>
+          <w:color w:val="auto"/>
+        </w:rPr>
+        <w:t>DistilBERT</w:t>
+      </w:r>
+      <w:bookmarkEnd w:id="24"/>
+      <w:proofErr w:type="spellEnd"/>
+    </w:p>
+    <w:p>
+      <w:proofErr w:type="spellStart"/>
+      <w:r>
+        <w:t>DistilBERT</w:t>
+      </w:r>
+      <w:proofErr w:type="spellEnd"/>
+      <w:r>
+        <w:t xml:space="preserve"> serves as the text encoder and Layer 1 sequence classifier. It is a lightweight transformer-based model derived from BERT that retains contextual language representations while reducing computational requirements. In the revised experiment, the fine-tuned classifier estimates the author-derived training target for the current turn under preceding conversational context, producing the trajectory signal used by Layer 2. A separate, unchanged </w:t>
+      </w:r>
+      <w:proofErr w:type="spellStart"/>
+      <w:r>
+        <w:t>distilbert</w:t>
+      </w:r>
+      <w:proofErr w:type="spellEnd"/>
+      <w:r>
+        <w:t>-base-uncased encoder supplies the 768-dimensional embedding used by topic-distance computation and the Embedding-and-Feature LSTM.</w:t>
       </w:r>
     </w:p>
     <w:p>
@@ -2454,16 +7540,26 @@
           <w:color w:val="auto"/>
         </w:rPr>
       </w:pPr>
+      <w:bookmarkStart w:id="25" w:name="_Toc243055211"/>
       <w:r>
         <w:rPr>
           <w:color w:val="auto"/>
         </w:rPr>
         <w:t>3.2.4 Development Environment</w:t>
       </w:r>
-    </w:p>
-    <w:p>
-      <w:r>
-        <w:t>The prototype system was developed and tested using Jupyter Notebook and Visual Studio Code within a Python-based experimental environment. Layer 1 training used an NVIDIA RTX 3060 Ti with CUDA, BF16 mixed precision, and TF32. The returned run recorded its software environment, command-line configuration, random seed, and locked split assignment. Table 3.1 records the local environment used to rerun and demonstrate the completed pipeline.</w:t>
+      <w:bookmarkEnd w:id="25"/>
+    </w:p>
+    <w:p>
+      <w:r>
+        <w:t xml:space="preserve">The prototype system was developed and tested using Jupyter Notebook and Visual Studio Code within a Python-based experimental environment. Layer 1 training used an NVIDIA RTX 3060 Ti with CUDA, BF16 mixed precision, and TF32. The returned run recorded its software environment, command-line configuration, random seed, and locked split assignment. Table 3.1 records the local environment used to rerun and demonstrate the </w:t>
+      </w:r>
+      <w:proofErr w:type="gramStart"/>
+      <w:r>
+        <w:t>completed</w:t>
+      </w:r>
+      <w:proofErr w:type="gramEnd"/>
+      <w:r>
+        <w:t xml:space="preserve"> pipeline.</w:t>
       </w:r>
     </w:p>
     <w:tbl>
@@ -2617,12 +7713,14 @@
             <w:pPr>
               <w:spacing w:after="40"/>
             </w:pPr>
+            <w:proofErr w:type="spellStart"/>
             <w:r>
               <w:rPr>
                 <w:sz w:val="20"/>
               </w:rPr>
               <w:t>PyTorch</w:t>
             </w:r>
+            <w:proofErr w:type="spellEnd"/>
           </w:p>
         </w:tc>
         <w:tc>
@@ -2938,12 +8036,14 @@
           <w:color w:val="auto"/>
         </w:rPr>
       </w:pPr>
+      <w:bookmarkStart w:id="26" w:name="_Toc243055212"/>
       <w:r>
         <w:rPr>
           <w:color w:val="auto"/>
         </w:rPr>
         <w:t>3.3 Data Collection and Processing</w:t>
       </w:r>
+      <w:bookmarkEnd w:id="26"/>
     </w:p>
     <w:p>
       <w:pPr>
@@ -2952,12 +8052,14 @@
           <w:color w:val="auto"/>
         </w:rPr>
       </w:pPr>
+      <w:bookmarkStart w:id="27" w:name="_Toc243055213"/>
       <w:r>
         <w:rPr>
           <w:color w:val="auto"/>
         </w:rPr>
         <w:t>3.3.1 Corpus and Label Provenance</w:t>
       </w:r>
+      <w:bookmarkEnd w:id="27"/>
     </w:p>
     <w:p>
       <w:r>
@@ -3333,7 +8435,15 @@
     </w:p>
     <w:p>
       <w:r>
-        <w:t>The author-derived target supplies consistent weak supervision for contextualized turns. Layer 1’s training target and Layer 2’s conversation label remain distinct throughout the pipeline, and no per-message field is treated as exhaustive grooming ground truth.</w:t>
+        <w:t xml:space="preserve">The author-derived target supplies consistent weak supervision for contextualized turns. Layer 1’s training target and Layer 2’s conversation label </w:t>
+      </w:r>
+      <w:proofErr w:type="gramStart"/>
+      <w:r>
+        <w:t>remain</w:t>
+      </w:r>
+      <w:proofErr w:type="gramEnd"/>
+      <w:r>
+        <w:t xml:space="preserve"> distinct throughout the pipeline, and no per-message field is treated as exhaustive grooming ground truth.</w:t>
       </w:r>
     </w:p>
     <w:p>
@@ -3343,12 +8453,14 @@
           <w:color w:val="auto"/>
         </w:rPr>
       </w:pPr>
+      <w:bookmarkStart w:id="28" w:name="_Toc243055214"/>
       <w:r>
         <w:rPr>
           <w:color w:val="auto"/>
         </w:rPr>
         <w:t>3.3.2 Inclusion and Preprocessing</w:t>
       </w:r>
+      <w:bookmarkEnd w:id="28"/>
     </w:p>
     <w:p>
       <w:r>
@@ -3357,11 +8469,27 @@
     </w:p>
     <w:p>
       <w:r>
-        <w:t xml:space="preserve">Conversations are ordered by their original line identifier. Layer 1 receives a prefix-only context consisting of the current turn and up to two immediately preceding turns from the same conversation. Neutral turn separators are inserted, but raw author identifiers, predator-list membership, the project is_suspicious field, source-revealing role names, future turns, and conversation labels are never included in model text. Training and </w:t>
+        <w:t xml:space="preserve">Conversations are ordered by their original line identifier. Layer 1 receives a prefix-only context consisting of the current turn and up to two immediately preceding turns from the same conversation. Neutral turn separators are inserted, but raw author identifiers, predator-list membership, the project </w:t>
+      </w:r>
+      <w:proofErr w:type="spellStart"/>
+      <w:r>
+        <w:t>is_suspicious</w:t>
+      </w:r>
+      <w:proofErr w:type="spellEnd"/>
+      <w:r>
+        <w:t xml:space="preserve"> field, source-revealing role names, future turns, and conversation labels are never included in model text. Training and </w:t>
       </w:r>
       <w:r>
         <w:lastRenderedPageBreak/>
-        <w:t>inference use the identical context-construction function. The DistilBERT tokenizer truncates each context to 128 tokens and applies dynamic padding within each batch.</w:t>
+        <w:t xml:space="preserve">inference use the identical context-construction function. The </w:t>
+      </w:r>
+      <w:proofErr w:type="spellStart"/>
+      <w:r>
+        <w:t>DistilBERT</w:t>
+      </w:r>
+      <w:proofErr w:type="spellEnd"/>
+      <w:r>
+        <w:t xml:space="preserve"> tokenizer truncates each context to 128 tokens and applies dynamic padding within each batch.</w:t>
       </w:r>
     </w:p>
     <w:p>
@@ -3376,16 +8504,42 @@
           <w:color w:val="auto"/>
         </w:rPr>
       </w:pPr>
+      <w:bookmarkStart w:id="29" w:name="_Toc243055215"/>
       <w:r>
         <w:rPr>
           <w:color w:val="auto"/>
         </w:rPr>
         <w:t>3.3.3 Connected-Author Data Partitioning</w:t>
       </w:r>
-    </w:p>
-    <w:p>
-      <w:r>
-        <w:t>The dataset is partitioned before negative sampling, context caching, centroid construction, model fitting, or threshold selection. Conversations are represented as vertices in a graph; any conversations sharing an author are connected. Every resulting connected component is assigned wholly to one partition, creating zero conversation overlap and zero author overlap across training, validation, and final test data.</w:t>
+      <w:bookmarkEnd w:id="29"/>
+    </w:p>
+    <w:p>
+      <w:r>
+        <w:t xml:space="preserve">The dataset is partitioned before negative sampling, context caching, centroid construction, model fitting, or threshold selection. Conversations are represented as vertices in a graph; any conversations </w:t>
+      </w:r>
+      <w:proofErr w:type="gramStart"/>
+      <w:r>
+        <w:t>sharing</w:t>
+      </w:r>
+      <w:proofErr w:type="gramEnd"/>
+      <w:r>
+        <w:t xml:space="preserve"> an author are connected. Every resulting connected component is assigned wholly to one partition, creating zero conversation </w:t>
+      </w:r>
+      <w:proofErr w:type="gramStart"/>
+      <w:r>
+        <w:t>overlap</w:t>
+      </w:r>
+      <w:proofErr w:type="gramEnd"/>
+      <w:r>
+        <w:t xml:space="preserve"> and zero author </w:t>
+      </w:r>
+      <w:proofErr w:type="gramStart"/>
+      <w:r>
+        <w:t>overlap</w:t>
+      </w:r>
+      <w:proofErr w:type="gramEnd"/>
+      <w:r>
+        <w:t xml:space="preserve"> across training, validation, and final test data.</w:t>
       </w:r>
     </w:p>
     <w:p>
@@ -3400,7 +8554,15 @@
     </w:p>
     <w:p>
       <w:r>
-        <w:t>The training partition is used for parameter estimation. After partitioning, negative Layer 1 training rows were downsampled to three negatives per positive row; validation and test distributions remained untouched. Validation supplies checkpoint selection, hyperparameter selection, comparator fitting, and threshold selection. The original test evaluation produced preserved conversation scores; the revised F2 policy is evaluated from those same scores using validation-selected cutoffs, as described in Section 3.5.2.</w:t>
+        <w:t xml:space="preserve">The training partition is used for parameter estimation. After partitioning, negative Layer 1 training rows were </w:t>
+      </w:r>
+      <w:proofErr w:type="spellStart"/>
+      <w:r>
+        <w:t>downsampled</w:t>
+      </w:r>
+      <w:proofErr w:type="spellEnd"/>
+      <w:r>
+        <w:t xml:space="preserve"> to three negatives per positive row; validation and test distributions remained untouched. Validation supplies checkpoint selection, hyperparameter selection, comparator fitting, and threshold selection. The original test evaluation produced preserved conversation scores; the revised F2 policy is evaluated from those same scores using validation-selected cutoffs, as described in Section 3.5.2.</w:t>
       </w:r>
     </w:p>
     <w:p>
@@ -3410,12 +8572,14 @@
           <w:color w:val="auto"/>
         </w:rPr>
       </w:pPr>
+      <w:bookmarkStart w:id="30" w:name="_Toc243055216"/>
       <w:r>
         <w:rPr>
           <w:color w:val="auto"/>
         </w:rPr>
         <w:t>3.3.4 Feature Engineering</w:t>
       </w:r>
+      <w:bookmarkEnd w:id="30"/>
     </w:p>
     <w:p>
       <w:r>
@@ -4081,7 +9245,15 @@
         </m:r>
       </m:oMath>
       <w:r>
-        <w:t>, and 1 thereafter; otherwise 0.</w:t>
+        <w:t xml:space="preserve">, and 1 thereafter; </w:t>
+      </w:r>
+      <w:proofErr w:type="gramStart"/>
+      <w:r>
+        <w:t>otherwise</w:t>
+      </w:r>
+      <w:proofErr w:type="gramEnd"/>
+      <w:r>
+        <w:t xml:space="preserve"> 0.</w:t>
       </w:r>
     </w:p>
     <w:p>
@@ -4640,7 +9812,15 @@
     </w:p>
     <w:p>
       <w:r>
-        <w:t>The centroid source conversation IDs and embedding-model digest are recorded, and validation or test text is never used to construct it. The spike and drop thresholds are selected on validation data and then frozen. Each turn-level cache is keyed by the stable dataset/conversation/line identifier and records the context-construction version, Layer 1 checkpoint digest, base-encoder digest, and split assignment.</w:t>
+        <w:t xml:space="preserve">The centroid source conversation IDs and embedding-model digest are recorded, and validation or test text is never used to construct it. The </w:t>
+      </w:r>
+      <w:proofErr w:type="gramStart"/>
+      <w:r>
+        <w:t>spike</w:t>
+      </w:r>
+      <w:proofErr w:type="gramEnd"/>
+      <w:r>
+        <w:t xml:space="preserve"> and drop thresholds are selected on validation data and then frozen. Each turn-level cache is keyed by the stable dataset/conversation/line identifier and records the context-construction version, Layer 1 checkpoint digest, base-encoder digest, and split assignment.</w:t>
       </w:r>
     </w:p>
     <w:tbl>
@@ -4956,7 +10136,21 @@
               <w:rPr>
                 <w:sz w:val="20"/>
               </w:rPr>
-              <w:t>Base DistilBERT embedding</w:t>
+              <w:t xml:space="preserve">Base </w:t>
+            </w:r>
+            <w:proofErr w:type="spellStart"/>
+            <w:r>
+              <w:rPr>
+                <w:sz w:val="20"/>
+              </w:rPr>
+              <w:t>DistilBERT</w:t>
+            </w:r>
+            <w:proofErr w:type="spellEnd"/>
+            <w:r>
+              <w:rPr>
+                <w:sz w:val="20"/>
+              </w:rPr>
+              <w:t xml:space="preserve"> embedding</w:t>
             </w:r>
           </w:p>
         </w:tc>
@@ -5018,7 +10212,23 @@
           <w:i/>
           <w:iCs/>
         </w:rPr>
-        <w:t>Table 3.2. Inputs used by the comparison methods.</w:t>
+        <w:t xml:space="preserve">Table 3.2. Inputs used by </w:t>
+      </w:r>
+      <w:proofErr w:type="gramStart"/>
+      <w:r>
+        <w:rPr>
+          <w:i/>
+          <w:iCs/>
+        </w:rPr>
+        <w:t>the comparison</w:t>
+      </w:r>
+      <w:proofErr w:type="gramEnd"/>
+      <w:r>
+        <w:rPr>
+          <w:i/>
+          <w:iCs/>
+        </w:rPr>
+        <w:t xml:space="preserve"> methods.</w:t>
       </w:r>
     </w:p>
     <w:p>
@@ -5028,12 +10238,14 @@
           <w:color w:val="auto"/>
         </w:rPr>
       </w:pPr>
+      <w:bookmarkStart w:id="31" w:name="_Toc243055217"/>
       <w:r>
         <w:rPr>
           <w:color w:val="auto"/>
         </w:rPr>
         <w:t>3.4 Model Development</w:t>
       </w:r>
+      <w:bookmarkEnd w:id="31"/>
     </w:p>
     <w:p>
       <w:pPr>
@@ -5042,16 +10254,26 @@
           <w:color w:val="auto"/>
         </w:rPr>
       </w:pPr>
+      <w:bookmarkStart w:id="32" w:name="_Toc243055218"/>
       <w:r>
         <w:rPr>
           <w:color w:val="auto"/>
         </w:rPr>
         <w:t>3.4.1 Author-Derived Layer 1 Classifier</w:t>
       </w:r>
-    </w:p>
-    <w:p>
-      <w:r>
-        <w:t xml:space="preserve">Layer 1 uses distilbert-base-uncased with a two-class sequence-classification head. Its input is the current turn plus up to two preceding turns defined in Section 3.3.2, and its target is the current author’s official predator-list membership </w:t>
+      <w:bookmarkEnd w:id="32"/>
+    </w:p>
+    <w:p>
+      <w:r>
+        <w:t xml:space="preserve">Layer 1 uses </w:t>
+      </w:r>
+      <w:proofErr w:type="spellStart"/>
+      <w:r>
+        <w:t>distilbert</w:t>
+      </w:r>
+      <w:proofErr w:type="spellEnd"/>
+      <w:r>
+        <w:t xml:space="preserve">-base-uncased with a two-class sequence-classification head. Its input is the current turn plus up to two preceding turns defined in Section 3.3.2, and its target is the current author’s official predator-list membership </w:t>
       </w:r>
       <m:oMath>
         <m:sSub>
@@ -5085,12 +10307,28 @@
       </w:r>
       <w:r>
         <w:lastRenderedPageBreak/>
-        <w:t>class cross-entropy. Negative-row downsampling is confined to the training partition; validation and final test rows retain their natural class distribution.</w:t>
-      </w:r>
-    </w:p>
-    <w:p>
-      <w:r>
-        <w:t xml:space="preserve">Optimization uses fused AdamW on an NVIDIA RTX 3060 Ti, BF16 mixed precision, TF32, gradient clipping at 1.0, and random seed 42. The completed run uses five epochs, learning rate </w:t>
+        <w:t xml:space="preserve">class cross-entropy. </w:t>
+      </w:r>
+      <w:proofErr w:type="gramStart"/>
+      <w:r>
+        <w:t>Negative-row</w:t>
+      </w:r>
+      <w:proofErr w:type="gramEnd"/>
+      <w:r>
+        <w:t xml:space="preserve"> downsampling is confined to the training partition; validation and final test rows retain their natural class distribution.</w:t>
+      </w:r>
+    </w:p>
+    <w:p>
+      <w:r>
+        <w:t xml:space="preserve">Optimization uses fused </w:t>
+      </w:r>
+      <w:proofErr w:type="spellStart"/>
+      <w:r>
+        <w:t>AdamW</w:t>
+      </w:r>
+      <w:proofErr w:type="spellEnd"/>
+      <w:r>
+        <w:t xml:space="preserve"> on an NVIDIA RTX 3060 Ti, BF16 mixed precision, TF32, gradient clipping at 1.0, and random seed 42. The completed run uses five epochs, learning rate </w:t>
       </w:r>
       <m:oMath>
         <m:r>
@@ -5144,12 +10382,36 @@
         </m:sSup>
       </m:oMath>
       <w:r>
-        <w:t>, weight decay 0.01, warm-up ratio 0.10, three sampled training negatives per positive row, physical training batch size 8, validation batch size 16, gradient accumulation 1, and early-stopping patience of two epoch evaluations. The checkpoint was selected using validation PR-AUC, and its original diagnostic binary threshold was selected using F0.5. Layer 2 consumes the continuous positive-class score, not this diagnostic binary decision; the Layer 1 checkpoint and diagnostic threshold remain unchanged. The selected checkpoint, tokenizer, configuration, metrics history, and row manifest are saved together.</w:t>
-      </w:r>
-    </w:p>
-    <w:p>
-      <w:r>
-        <w:t xml:space="preserve">The positive-class softmax output is denoted </w:t>
+        <w:t xml:space="preserve">, weight decay 0.01, warm-up ratio 0.10, three sampled training negatives per positive row, physical training batch size 8, validation batch size 16, gradient accumulation 1, and </w:t>
+      </w:r>
+      <w:proofErr w:type="gramStart"/>
+      <w:r>
+        <w:t>early-stopping</w:t>
+      </w:r>
+      <w:proofErr w:type="gramEnd"/>
+      <w:r>
+        <w:t xml:space="preserve"> patience of two epoch evaluations. The checkpoint was selected using validation PR-AUC, and its original diagnostic binary threshold was selected using F0.5. Layer 2 consumes the continuous positive-class score, not this diagnostic binary decision; the Layer 1 checkpoint and diagnostic threshold remain unchanged. The selected checkpoint, tokenizer, configuration, metrics history, and row manifest are saved together.</w:t>
+      </w:r>
+    </w:p>
+    <w:p>
+      <w:r>
+        <w:t xml:space="preserve">The </w:t>
+      </w:r>
+      <w:proofErr w:type="gramStart"/>
+      <w:r>
+        <w:t>positive-class</w:t>
+      </w:r>
+      <w:proofErr w:type="gramEnd"/>
+      <w:r>
+        <w:t xml:space="preserve"> </w:t>
+      </w:r>
+      <w:proofErr w:type="spellStart"/>
+      <w:r>
+        <w:t>softmax</w:t>
+      </w:r>
+      <w:proofErr w:type="spellEnd"/>
+      <w:r>
+        <w:t xml:space="preserve"> output is denoted </w:t>
       </w:r>
       <m:oMath>
         <m:sSub>
@@ -5189,21 +10451,47 @@
           <w:color w:val="auto"/>
         </w:rPr>
       </w:pPr>
+      <w:bookmarkStart w:id="33" w:name="_Toc243055219"/>
       <w:r>
         <w:rPr>
           <w:color w:val="auto"/>
         </w:rPr>
         <w:t>3.4.2 LSTM-Based Trajectory Scoring Model</w:t>
       </w:r>
-    </w:p>
-    <w:p>
-      <w:r>
-        <w:t>Both LSTM variants use the same upstream contextual DistilBERT classifier and fixed base encoder. The Trajectory-Feature LSTM receives the chronological sequence of seven behavioral features also supplied to the weighted scorer. The Embedding-and-Feature LSTM directly receives the 768-dimensional base DistilBERT embedding concatenated with those seven features, producing a 775-dimensional turn vector. Padding masks ensure that padded turns do not affect hidden-state computation. The weighted-scorer comparison uses matched seven-feature inputs; the comparison between LSTMs evaluates different input representations.</w:t>
-      </w:r>
-    </w:p>
-    <w:p>
-      <w:r>
-        <w:t>The selected Trajectory-Feature LSTM is a unidirectional, single-layer LSTM with hidden dimension 128 and dropout 0.20, trained with batch size 32, Adam learning rate 0.001, weight decay 0.0001, gradient clipping at 1.0, a maximum of 20 epochs, and early-stopping patience of four validation evaluations. The selected Embedding-and-Feature LSTM uses the same hidden dimension, layer count, dropout, batch size, and stopping rule with learning rate 0.0005. Both completed searches used seed 42 and validation PR-AUC with validation F0.5 as the first tie-break criterion. These checkpoints are retained; F2 changes their final conversation cutoffs, not the training loss, learned weights, or checkpoint selection.</w:t>
+      <w:bookmarkEnd w:id="33"/>
+    </w:p>
+    <w:p>
+      <w:r>
+        <w:t xml:space="preserve">Both LSTM variants use the same upstream contextual </w:t>
+      </w:r>
+      <w:proofErr w:type="spellStart"/>
+      <w:r>
+        <w:t>DistilBERT</w:t>
+      </w:r>
+      <w:proofErr w:type="spellEnd"/>
+      <w:r>
+        <w:t xml:space="preserve"> classifier and fixed base encoder. The Trajectory-Feature LSTM receives the chronological sequence of seven behavioral features also supplied to the weighted scorer. The Embedding-and-Feature LSTM directly receives the 768-dimensional base </w:t>
+      </w:r>
+      <w:proofErr w:type="spellStart"/>
+      <w:r>
+        <w:t>DistilBERT</w:t>
+      </w:r>
+      <w:proofErr w:type="spellEnd"/>
+      <w:r>
+        <w:t xml:space="preserve"> embedding concatenated with those seven features, producing a 775-dimensional turn vector. Padding masks ensure that padded turns do not affect hidden-state computation. The weighted-scorer comparison uses matched seven-feature inputs; the comparison between LSTMs evaluates different input representations.</w:t>
+      </w:r>
+    </w:p>
+    <w:p>
+      <w:r>
+        <w:t xml:space="preserve">The selected Trajectory-Feature LSTM is a unidirectional, single-layer LSTM with hidden dimension 128 and dropout 0.20, trained with batch size 32, Adam learning rate 0.001, weight decay 0.0001, gradient clipping at 1.0, a maximum of 20 epochs, and </w:t>
+      </w:r>
+      <w:proofErr w:type="gramStart"/>
+      <w:r>
+        <w:t>early-stopping</w:t>
+      </w:r>
+      <w:proofErr w:type="gramEnd"/>
+      <w:r>
+        <w:t xml:space="preserve"> patience of four validation evaluations. The selected Embedding-and-Feature LSTM uses the same hidden dimension, layer count, dropout, batch size, and stopping rule with learning rate 0.0005. Both completed searches used seed 42 and validation PR-AUC with validation F0.5 as the first tie-break criterion. These checkpoints are retained; F2 changes their final conversation cutoffs, not the training loss, learned weights, or checkpoint selection.</w:t>
       </w:r>
     </w:p>
     <w:p>
@@ -5242,7 +10530,15 @@
       </w:r>
       <w:r>
         <w:lastRenderedPageBreak/>
-        <w:t>computed solely from the 12,712 negative and 319 positive training conversations. No turn-level loss or cumulative is_suspicious target is used. Validation selects the LSTM checkpoint and its conversation flagging threshold. Intermediate prefix scores demonstrate sequence processing, and the first threshold crossing is summarized as an exploratory prefix statistic.</w:t>
+        <w:t xml:space="preserve">computed solely from the 12,712 negative and 319 positive training conversations. No turn-level loss or cumulative </w:t>
+      </w:r>
+      <w:proofErr w:type="spellStart"/>
+      <w:r>
+        <w:t>is_suspicious</w:t>
+      </w:r>
+      <w:proofErr w:type="spellEnd"/>
+      <w:r>
+        <w:t xml:space="preserve"> target is used. Validation selects the LSTM checkpoint and its conversation flagging threshold. Intermediate prefix scores demonstrate sequence processing, and the first threshold crossing is summarized as an exploratory prefix statistic.</w:t>
       </w:r>
     </w:p>
     <w:p>
@@ -5252,12 +10548,14 @@
           <w:color w:val="auto"/>
         </w:rPr>
       </w:pPr>
+      <w:bookmarkStart w:id="34" w:name="_Toc243055220"/>
       <w:r>
         <w:rPr>
           <w:color w:val="auto"/>
         </w:rPr>
         <w:t>3.4.3 Comparison Models</w:t>
       </w:r>
+      <w:bookmarkEnd w:id="34"/>
     </w:p>
     <w:p>
       <w:r>
@@ -5356,7 +10654,15 @@
     </w:p>
     <w:p>
       <w:r>
-        <w:t>The principal architecture comparison is the seven-feature LSTM versus the seven-feature weighted scorer. The F2 analysis holds learned parameters, weighted-scorer coefficients, keyword resources, and feature definitions fixed and selects each scored method’s final cutoff independently on validation data. It compares fixed models under an F2 operating policy, not a new F2-directed hyperparameter search or weighted-scorer refit. The raw Layer 1 baseline uses its actual positive-class score directly and is not passed through the weighted scorer or another sigmoid.</w:t>
+        <w:t xml:space="preserve">The principal architecture comparison is the seven-feature LSTM versus the seven-feature weighted scorer. The F2 analysis holds learned parameters, weighted-scorer coefficients, keyword resources, and feature definitions fixed and selects each scored method’s final cutoff independently on validation data. It compares fixed models under an F2 operating policy, not a new F2-directed hyperparameter search or weighted-scorer refit. The raw Layer 1 baseline uses its actual </w:t>
+      </w:r>
+      <w:proofErr w:type="gramStart"/>
+      <w:r>
+        <w:t>positive-class</w:t>
+      </w:r>
+      <w:proofErr w:type="gramEnd"/>
+      <w:r>
+        <w:t xml:space="preserve"> score directly and is not passed through the weighted scorer or another sigmoid.</w:t>
       </w:r>
     </w:p>
     <w:p>
@@ -5366,12 +10672,14 @@
           <w:color w:val="auto"/>
         </w:rPr>
       </w:pPr>
+      <w:bookmarkStart w:id="35" w:name="_Toc243055221"/>
       <w:r>
         <w:rPr>
           <w:color w:val="auto"/>
         </w:rPr>
         <w:t>3.5 Evaluation/Validation</w:t>
       </w:r>
+      <w:bookmarkEnd w:id="35"/>
     </w:p>
     <w:p>
       <w:pPr>
@@ -5380,12 +10688,14 @@
           <w:color w:val="auto"/>
         </w:rPr>
       </w:pPr>
+      <w:bookmarkStart w:id="36" w:name="_Toc243055222"/>
       <w:r>
         <w:rPr>
           <w:color w:val="auto"/>
         </w:rPr>
         <w:t>3.5.1 Threshold Selection</w:t>
       </w:r>
+      <w:bookmarkEnd w:id="36"/>
     </w:p>
     <w:p>
       <w:r>
@@ -5670,7 +10980,15 @@
     </w:p>
     <w:p>
       <w:r>
-        <w:t xml:space="preserve">A positive decision flags the conversation for human review. F2 is the selection criterion for the main reported policy because GroomShield is a screening module intended to detect conversations that might otherwise receive no attention, rather than an autonomous enforcement system. The operating policy therefore gives greater emphasis to recall while </w:t>
+        <w:t xml:space="preserve">A positive decision flags the conversation for human review. F2 is </w:t>
+      </w:r>
+      <w:proofErr w:type="gramStart"/>
+      <w:r>
+        <w:t>the selection</w:t>
+      </w:r>
+      <w:proofErr w:type="gramEnd"/>
+      <w:r>
+        <w:t xml:space="preserve"> criterion for the main reported policy because GroomShield is a screening module intended to detect conversations that might otherwise receive no attention, rather than an autonomous enforcement system. The operating policy therefore gives greater emphasis to recall while </w:t>
       </w:r>
       <w:r>
         <w:lastRenderedPageBreak/>
@@ -5694,7 +11012,15 @@
         <w:t>Retain the fitted scoring functions.</w:t>
       </w:r>
       <w:r>
-        <w:t xml:space="preserve"> Use the selected DistilBERT and LSTM checkpoints, weighted-scorer coefficients, keyword lexicon, and seven-feature definitions without retraining or reselection.</w:t>
+        <w:t xml:space="preserve"> Use the selected </w:t>
+      </w:r>
+      <w:proofErr w:type="spellStart"/>
+      <w:r>
+        <w:t>DistilBERT</w:t>
+      </w:r>
+      <w:proofErr w:type="spellEnd"/>
+      <w:r>
+        <w:t xml:space="preserve"> and LSTM checkpoints, weighted-scorer coefficients, keyword lexicon, and seven-feature definitions without retraining or reselection.</w:t>
       </w:r>
     </w:p>
     <w:p>
@@ -6121,7 +11447,15 @@
     </w:p>
     <w:p>
       <w:r>
-        <w:t xml:space="preserve">The keyword rule produces binary scores, so its selected cutoff of 1.0 gives exactly the same decisions as the original 0.5 cutoff. These conversation cutoffs are separate from the Layer 1 diagnostic threshold and the spike/drop thresholds used to construct trajectory </w:t>
+        <w:t xml:space="preserve">The keyword rule produces binary scores, so its selected cutoff of 1.0 gives </w:t>
+      </w:r>
+      <w:proofErr w:type="gramStart"/>
+      <w:r>
+        <w:t>exactly the same</w:t>
+      </w:r>
+      <w:proofErr w:type="gramEnd"/>
+      <w:r>
+        <w:t xml:space="preserve"> decisions as the original 0.5 cutoff. These conversation cutoffs are separate from the Layer 1 diagnostic threshold and the spike/drop thresholds used to construct trajectory </w:t>
       </w:r>
       <w:r>
         <w:lastRenderedPageBreak/>
@@ -6140,12 +11474,14 @@
           <w:color w:val="auto"/>
         </w:rPr>
       </w:pPr>
+      <w:bookmarkStart w:id="37" w:name="_Toc243055223"/>
       <w:r>
         <w:rPr>
           <w:color w:val="auto"/>
         </w:rPr>
         <w:t>3.5.2 Test-Score Analysis and Verification</w:t>
       </w:r>
+      <w:bookmarkEnd w:id="37"/>
     </w:p>
     <w:p>
       <w:r>
@@ -6154,7 +11490,15 @@
     </w:p>
     <w:p>
       <w:r>
-        <w:t>The analysis verifies identical validation populations across methods, reproduces the original test predictions and metrics, and preserves the original evaluation artifacts. The supplementary comparison uses the same candidate-cutoff rule and deterministic tie-breaks in Section 3.5.1, maximizing validation F1 instead of F2 for the F1 alternative. The original F0.5 cutoffs remain those recorded in the frozen protocol. Every method and policy is evaluated on the same test conversation IDs, and all outcomes are retained regardless of which method performs best. Chapter IV reports each policy’s cutoff, complete confusion counts, precision, and recall. Alternative-policy results are descriptive point estimates; the paired uncertainty analysis continues to assess the main F2 policy. F2 applies to the final conversation decision; existing Layer 1 diagnostic and feature-construction thresholds remain unchanged.</w:t>
+        <w:t>The analysis verifies identical validation populations across methods, reproduces the original test predictions and metrics, and preserves the original evaluation artifacts. The supplementary comparison uses the same candidate-</w:t>
+      </w:r>
+      <w:proofErr w:type="gramStart"/>
+      <w:r>
+        <w:t>cutoff rule</w:t>
+      </w:r>
+      <w:proofErr w:type="gramEnd"/>
+      <w:r>
+        <w:t xml:space="preserve"> and deterministic tie-breaks in Section 3.5.1, maximizing validation F1 instead of F2 for the F1 alternative. The original F0.5 cutoffs remain those recorded in the frozen protocol. Every method and policy is evaluated on the same test conversation IDs, and all outcomes are retained regardless of which method performs best. Chapter IV reports each policy’s cutoff, complete confusion counts, precision, and recall. Alternative-policy results are descriptive point estimates; the paired uncertainty analysis continues to assess the main F2 policy. F2 applies to the final conversation decision; existing Layer 1 diagnostic and feature-construction thresholds remain unchanged.</w:t>
       </w:r>
     </w:p>
     <w:p>
@@ -6164,12 +11508,14 @@
           <w:color w:val="auto"/>
         </w:rPr>
       </w:pPr>
+      <w:bookmarkStart w:id="38" w:name="_Toc243055224"/>
       <w:r>
         <w:rPr>
           <w:color w:val="auto"/>
         </w:rPr>
         <w:t>3.5.3 Metrics and Comparative Analysis</w:t>
       </w:r>
+      <w:bookmarkEnd w:id="38"/>
     </w:p>
     <w:p>
       <w:r>
@@ -6612,7 +11958,15 @@
     </w:p>
     <w:p>
       <w:r>
-        <w:t>Validation PR-AUC selected the retained checkpoints. PR-AUC remains important because positive conversations are rare; a cutoff change does not change PR-AUC or ROC-AUC. Ninety-five-percent percentile intervals and paired method-difference intervals use 2,000 bootstrap resamples of connected-author components with seed 42. All conversations in each sampled component remain grouped, with identical draws across methods. Threshold-dependent intervals are recalculated for F2 decisions; unchanged ranking-metric intervals are retained after scores and point estimates are verified. These intervals are conditional on fixed models and selected cutoffs and do not incorporate selection uncertainty.</w:t>
+        <w:t xml:space="preserve">Validation PR-AUC selected the retained checkpoints. PR-AUC remains important because positive conversations are rare; a cutoff change does not change PR-AUC or ROC-AUC. Ninety-five-percent percentile intervals and paired method-difference intervals use 2,000 bootstrap resamples of connected-author components with seed 42. All conversations in each sampled component remain grouped, with identical draws across methods. Threshold-dependent intervals are recalculated for F2 decisions; unchanged ranking-metric intervals are retained after </w:t>
+      </w:r>
+      <w:proofErr w:type="gramStart"/>
+      <w:r>
+        <w:t>scores</w:t>
+      </w:r>
+      <w:proofErr w:type="gramEnd"/>
+      <w:r>
+        <w:t xml:space="preserve"> and point estimates are verified. These intervals are conditional on fixed models and selected cutoffs and do not incorporate selection uncertainty.</w:t>
       </w:r>
     </w:p>
     <w:p>
@@ -6627,21 +11981,55 @@
           <w:color w:val="auto"/>
         </w:rPr>
       </w:pPr>
+      <w:bookmarkStart w:id="39" w:name="_Toc243055225"/>
       <w:r>
         <w:rPr>
           <w:color w:val="auto"/>
         </w:rPr>
         <w:t>3.5.4 Local Per-Turn Latency Benchmark</w:t>
       </w:r>
-    </w:p>
-    <w:p>
-      <w:r>
-        <w:t>To test the panel’s operational-performance question separately from detection accuracy, the two selected LSTM checkpoints are benchmarked through the local /api/score HTTP endpoint on CPU. Each timed request submits the complete conversation prefix and selects either the Trajectory-Feature or Embedding-and-Feature LSTM. The current prototype recomputes contextual DistilBERT scores, base-encoder embeddings, seven trajectory features, and the selected LSTM output for that prefix; therefore the timing includes the complete model path, server-side redaction, request handling, JSON serialization, and localhost transport. The two variants use the same upstream processing, and the only model-path difference is the LSTM input and checkpoint. Models are loaded before timing.</w:t>
-      </w:r>
-    </w:p>
-    <w:p>
-      <w:r>
-        <w:t xml:space="preserve">The fixed, unlabeled synthetic workload contains 1-, 4-, 8-, and 16-turn prefixes of the same chat. After three warm-up requests per model and prefix length, 40 requests are timed for each of the eight model-length combinations (160 per model). The order of cases is randomized with seed 42, at concurrency one. Elapsed client-side round-trip time is summarized by median, 95th percentile, and 99th percentile. Sequential throughput is completed requests divided by the cumulative duration of those timed requests. An equally weighted mixture of the four prefix lengths is reported in addition to length-specific values. The machine is an 11th-generation Intel Core i5-11400H with 12 logical processors, six PyTorch intra-operation threads, Windows 11, and CPU inference. This benchmark does not use PAN12 test conversations, change thresholds, or retrain models; it tests this </w:t>
+      <w:bookmarkEnd w:id="39"/>
+    </w:p>
+    <w:p>
+      <w:r>
+        <w:t>To test the panel’s operational-performance question separately from detection accuracy, the two selected LSTM checkpoints are benchmarked through the local /</w:t>
+      </w:r>
+      <w:proofErr w:type="spellStart"/>
+      <w:r>
+        <w:t>api</w:t>
+      </w:r>
+      <w:proofErr w:type="spellEnd"/>
+      <w:r>
+        <w:t xml:space="preserve">/score HTTP endpoint on CPU. Each timed request submits the complete conversation prefix and selects either the Trajectory-Feature or Embedding-and-Feature LSTM. The current prototype recomputes contextual </w:t>
+      </w:r>
+      <w:proofErr w:type="spellStart"/>
+      <w:r>
+        <w:t>DistilBERT</w:t>
+      </w:r>
+      <w:proofErr w:type="spellEnd"/>
+      <w:r>
+        <w:t xml:space="preserve"> scores, base-encoder embeddings, seven trajectory features, and the selected LSTM output for that prefix; </w:t>
+      </w:r>
+      <w:proofErr w:type="gramStart"/>
+      <w:r>
+        <w:t>therefore</w:t>
+      </w:r>
+      <w:proofErr w:type="gramEnd"/>
+      <w:r>
+        <w:t xml:space="preserve"> the timing includes the complete model path, server-side redaction, request handling, JSON serialization, and localhost transport. The two variants use the same upstream processing, and the only model-path difference is the LSTM input and checkpoint. Models are loaded before timing.</w:t>
+      </w:r>
+    </w:p>
+    <w:p>
+      <w:r>
+        <w:t xml:space="preserve">The fixed, unlabeled synthetic workload contains 1-, 4-, 8-, and 16-turn prefixes of the same chat. After three warm-up requests per model and prefix length, 40 requests are timed for each of the eight model-length combinations (160 per model). The order of cases is randomized with seed 42, at concurrency one. Elapsed client-side round-trip time is summarized by median, 95th percentile, and 99th percentile. Sequential throughput is completed requests divided by the cumulative duration of those timed requests. An equally weighted mixture of the four prefix lengths is reported in addition to length-specific values. The machine is an 11th-generation Intel Core i5-11400H with 12 logical processors, six </w:t>
+      </w:r>
+      <w:proofErr w:type="spellStart"/>
+      <w:r>
+        <w:t>PyTorch</w:t>
+      </w:r>
+      <w:proofErr w:type="spellEnd"/>
+      <w:r>
+        <w:t xml:space="preserve"> intra-operation threads, Windows 11, and CPU inference. This benchmark does not use PAN12 test conversations, change thresholds, or retrain models; it tests this </w:t>
       </w:r>
       <w:r>
         <w:lastRenderedPageBreak/>
@@ -6655,12 +12043,14 @@
           <w:color w:val="auto"/>
         </w:rPr>
       </w:pPr>
+      <w:bookmarkStart w:id="40" w:name="_Toc243055226"/>
       <w:r>
         <w:rPr>
           <w:color w:val="auto"/>
         </w:rPr>
         <w:t>3.6 Ethical Considerations</w:t>
       </w:r>
+      <w:bookmarkEnd w:id="40"/>
     </w:p>
     <w:p>
       <w:r>
@@ -6685,6 +12075,7 @@
           <w:color w:val="auto"/>
         </w:rPr>
       </w:pPr>
+      <w:bookmarkStart w:id="41" w:name="_Toc243055227"/>
       <w:r>
         <w:rPr>
           <w:color w:val="auto"/>
@@ -6692,6 +12083,7 @@
         <w:lastRenderedPageBreak/>
         <w:t>IV. RESULTS AND DISCUSSION</w:t>
       </w:r>
+      <w:bookmarkEnd w:id="41"/>
     </w:p>
     <w:p>
       <w:pPr>
@@ -6700,16 +12092,26 @@
           <w:color w:val="auto"/>
         </w:rPr>
       </w:pPr>
+      <w:bookmarkStart w:id="42" w:name="_Toc243055228"/>
       <w:r>
         <w:rPr>
           <w:color w:val="auto"/>
         </w:rPr>
         <w:t>4.1 Experimental Dataset and Author-Disjoint Partitions</w:t>
       </w:r>
-    </w:p>
-    <w:p>
-      <w:r>
-        <w:t>The study evaluates the proposed module on the selected PAN-2012 dataset using connected-author partitioning. Conversations are vertices in an author-connectivity graph, and every connected component is assigned wholly to one partition. Consequently, no conversation, author, or author-connected component appears across training, validation, and final-test partitions.</w:t>
+      <w:bookmarkEnd w:id="42"/>
+    </w:p>
+    <w:p>
+      <w:r>
+        <w:t xml:space="preserve">The study evaluates the proposed module on the selected PAN-2012 dataset using connected-author partitioning. Conversations are vertices in an author-connectivity graph, and every connected component is assigned wholly to one partition. Consequently, no conversation, author, or author-connected </w:t>
+      </w:r>
+      <w:proofErr w:type="gramStart"/>
+      <w:r>
+        <w:t>component appears</w:t>
+      </w:r>
+      <w:proofErr w:type="gramEnd"/>
+      <w:r>
+        <w:t xml:space="preserve"> across training, validation, and final-test partitions.</w:t>
       </w:r>
     </w:p>
     <w:p>
@@ -6739,7 +12141,15 @@
         <w:t>Training:</w:t>
       </w:r>
       <w:r>
-        <w:t xml:space="preserve"> 13,031 conversations (319 positive, 12,712 negative; 152,405 turns), used for Layer 1 fine-tuning, training-derived resources, and LSTM fitting.</w:t>
+        <w:t xml:space="preserve"> 13,031 conversations (319 positive, 12,712 </w:t>
+      </w:r>
+      <w:proofErr w:type="gramStart"/>
+      <w:r>
+        <w:t>negative</w:t>
+      </w:r>
+      <w:proofErr w:type="gramEnd"/>
+      <w:r>
+        <w:t>; 152,405 turns), used for Layer 1 fine-tuning, training-derived resources, and LSTM fitting.</w:t>
       </w:r>
     </w:p>
     <w:p>
@@ -6754,7 +12164,15 @@
         <w:t>Validation:</w:t>
       </w:r>
       <w:r>
-        <w:t xml:space="preserve"> 1,827 conversations (49 positive, 1,778 negative; 21,911 turns), used for checkpoint selection, feature-threshold locking, comparator fitting, hyperparameter selection, and operating-threshold selection.</w:t>
+        <w:t xml:space="preserve"> 1,827 conversations (49 positive, 1,778 </w:t>
+      </w:r>
+      <w:proofErr w:type="gramStart"/>
+      <w:r>
+        <w:t>negative</w:t>
+      </w:r>
+      <w:proofErr w:type="gramEnd"/>
+      <w:r>
+        <w:t>; 21,911 turns), used for checkpoint selection, feature-threshold locking, comparator fitting, hyperparameter selection, and operating-threshold selection.</w:t>
       </w:r>
     </w:p>
     <w:p>
@@ -6769,7 +12187,15 @@
         <w:t>Held-out final test:</w:t>
       </w:r>
       <w:r>
-        <w:t xml:space="preserve"> 1,862 conversations (44 positive, 1,818 negative; 22,929 turns) in 1,800 author-connected components, excluded from parameter fitting; its saved scores are used for the revised F2 analysis.</w:t>
+        <w:t xml:space="preserve"> 1,862 conversations (44 positive, 1,818 </w:t>
+      </w:r>
+      <w:proofErr w:type="gramStart"/>
+      <w:r>
+        <w:t>negative</w:t>
+      </w:r>
+      <w:proofErr w:type="gramEnd"/>
+      <w:r>
+        <w:t>; 22,929 turns) in 1,800 author-connected components, excluded from parameter fitting; its saved scores are used for the revised F2 analysis.</w:t>
       </w:r>
     </w:p>
     <w:p>
@@ -6781,10 +12207,34 @@
           <w:b/>
           <w:bCs/>
         </w:rPr>
-        <w:t>Excluded historical-test group:</w:t>
-      </w:r>
-      <w:r>
-        <w:t xml:space="preserve"> 1,847 conversations (42 positive, 1,805 negative; 20,869 turns), retained in the locked manifest for complete accounting but not used for either LSTM’s development, selection, or final evaluation.</w:t>
+        <w:t xml:space="preserve">Excluded </w:t>
+      </w:r>
+      <w:proofErr w:type="gramStart"/>
+      <w:r>
+        <w:rPr>
+          <w:b/>
+          <w:bCs/>
+        </w:rPr>
+        <w:t>historical-test</w:t>
+      </w:r>
+      <w:proofErr w:type="gramEnd"/>
+      <w:r>
+        <w:rPr>
+          <w:b/>
+          <w:bCs/>
+        </w:rPr>
+        <w:t xml:space="preserve"> group:</w:t>
+      </w:r>
+      <w:r>
+        <w:t xml:space="preserve"> 1,847 conversations (42 positive, 1,805 </w:t>
+      </w:r>
+      <w:proofErr w:type="gramStart"/>
+      <w:r>
+        <w:t>negative</w:t>
+      </w:r>
+      <w:proofErr w:type="gramEnd"/>
+      <w:r>
+        <w:t>; 20,869 turns), retained in the locked manifest for complete accounting but not used for either LSTM’s development, selection, or final evaluation.</w:t>
       </w:r>
     </w:p>
     <w:p>
@@ -6799,16 +12249,26 @@
           <w:color w:val="auto"/>
         </w:rPr>
       </w:pPr>
+      <w:bookmarkStart w:id="43" w:name="_Toc243055229"/>
       <w:r>
         <w:rPr>
           <w:color w:val="auto"/>
         </w:rPr>
         <w:t>4.2 F2-Selected Performance on the Author-Disjoint Test Partition</w:t>
       </w:r>
-    </w:p>
-    <w:p>
-      <w:r>
-        <w:t>The matched-input architectural comparison evaluates the Trajectory-Feature LSTM against the weighted scorer supplied with the same seven inputs. The Embedding-and-Feature LSTM additionally receives text embeddings; both variants use DistilBERT upstream. The keyword rule and maximum Layer 1 proxy provide further baselines. The results below apply validation-selected F2 cutoffs to the previously evaluated test scores, following Section 3.5.2.</w:t>
+      <w:bookmarkEnd w:id="43"/>
+    </w:p>
+    <w:p>
+      <w:r>
+        <w:t xml:space="preserve">The matched-input architectural comparison evaluates the Trajectory-Feature LSTM against the weighted scorer supplied with the same seven inputs. The Embedding-and-Feature LSTM additionally receives text embeddings; both variants use </w:t>
+      </w:r>
+      <w:proofErr w:type="spellStart"/>
+      <w:r>
+        <w:t>DistilBERT</w:t>
+      </w:r>
+      <w:proofErr w:type="spellEnd"/>
+      <w:r>
+        <w:t xml:space="preserve"> upstream. The keyword rule and maximum Layer 1 proxy provide further baselines. The results below apply validation-selected F2 cutoffs to the previously evaluated test scores, following Section 3.5.2.</w:t>
       </w:r>
     </w:p>
     <w:p>
@@ -9115,7 +14575,15 @@
     </w:p>
     <w:p>
       <w:r>
-        <w:t>The Embedding-and-Feature LSTM detected all 44 positives, giving 1.0000 recall, with 41 false positives and 0.5176 precision. Its F2 of 0.8429 was below the trajectory-feature model’s 0.8613 because F2 still accounts for precision. This distinguishes maximum observed coverage from the strongest recall-oriented precision-recall balance. The observed zero false negatives applies to this test partition, not to every future conversation.</w:t>
+        <w:t xml:space="preserve">The Embedding-and-Feature LSTM detected all 44 positives, giving 1.0000 recall, with 41 false positives and 0.5176 precision. Its F2 of 0.8429 was below the trajectory-feature model’s 0.8613 because F2 still accounts for precision. This distinguishes maximum observed coverage from the strongest recall-oriented precision-recall balance. The observed zero false negatives </w:t>
+      </w:r>
+      <w:proofErr w:type="gramStart"/>
+      <w:r>
+        <w:t>applies</w:t>
+      </w:r>
+      <w:proofErr w:type="gramEnd"/>
+      <w:r>
+        <w:t xml:space="preserve"> to this test partition, not to every future conversation.</w:t>
       </w:r>
     </w:p>
     <w:p>
@@ -9125,12 +14593,14 @@
           <w:color w:val="auto"/>
         </w:rPr>
       </w:pPr>
+      <w:bookmarkStart w:id="44" w:name="_Toc243055230"/>
       <w:r>
         <w:rPr>
           <w:color w:val="auto"/>
         </w:rPr>
         <w:t>4.2.1 Comparison of F0.5, F1, and F2 Operating Policies</w:t>
       </w:r>
+      <w:bookmarkEnd w:id="44"/>
     </w:p>
     <w:p>
       <w:r>
@@ -13777,12 +19247,14 @@
           <w:color w:val="auto"/>
         </w:rPr>
       </w:pPr>
+      <w:bookmarkStart w:id="45" w:name="_Toc243055231"/>
       <w:r>
         <w:rPr>
           <w:color w:val="auto"/>
         </w:rPr>
         <w:t>4.3 Paired Bootstrap Difference Analysis</w:t>
       </w:r>
+      <w:bookmarkEnd w:id="45"/>
     </w:p>
     <w:p>
       <w:r>
@@ -14237,7 +19709,21 @@
               <w:rPr>
                 <w:sz w:val="18"/>
               </w:rPr>
-              <w:t>Positive differences supported for PR-AUC and F2; precision and recall intervals include zero</w:t>
+              <w:t xml:space="preserve">Positive differences supported </w:t>
+            </w:r>
+            <w:proofErr w:type="gramStart"/>
+            <w:r>
+              <w:rPr>
+                <w:sz w:val="18"/>
+              </w:rPr>
+              <w:t>for</w:t>
+            </w:r>
+            <w:proofErr w:type="gramEnd"/>
+            <w:r>
+              <w:rPr>
+                <w:sz w:val="18"/>
+              </w:rPr>
+              <w:t xml:space="preserve"> PR-AUC and F2; precision and recall intervals include zero</w:t>
             </w:r>
           </w:p>
         </w:tc>
@@ -14794,7 +20280,21 @@
               <w:rPr>
                 <w:sz w:val="18"/>
               </w:rPr>
-              <w:t>Positive differences supported for PR-AUC and F2; precision and recall intervals include zero</w:t>
+              <w:t xml:space="preserve">Positive differences supported </w:t>
+            </w:r>
+            <w:proofErr w:type="gramStart"/>
+            <w:r>
+              <w:rPr>
+                <w:sz w:val="18"/>
+              </w:rPr>
+              <w:t>for</w:t>
+            </w:r>
+            <w:proofErr w:type="gramEnd"/>
+            <w:r>
+              <w:rPr>
+                <w:sz w:val="18"/>
+              </w:rPr>
+              <w:t xml:space="preserve"> PR-AUC and F2; precision and recall intervals include zero</w:t>
             </w:r>
           </w:p>
         </w:tc>
@@ -14925,12 +20425,14 @@
           <w:color w:val="auto"/>
         </w:rPr>
       </w:pPr>
+      <w:bookmarkStart w:id="46" w:name="_Toc243055232"/>
       <w:r>
         <w:rPr>
           <w:color w:val="auto"/>
         </w:rPr>
         <w:t>4.4 Validation and Test Behavior</w:t>
       </w:r>
+      <w:bookmarkEnd w:id="46"/>
     </w:p>
     <w:p>
       <w:r>
@@ -16575,12 +22077,14 @@
           <w:color w:val="auto"/>
         </w:rPr>
       </w:pPr>
+      <w:bookmarkStart w:id="47" w:name="_Toc243055233"/>
       <w:r>
         <w:rPr>
           <w:color w:val="auto"/>
         </w:rPr>
         <w:t>4.5 Interpretation of the Seven-Feature Trajectory</w:t>
       </w:r>
+      <w:bookmarkEnd w:id="47"/>
     </w:p>
     <w:p>
       <w:r>
@@ -16675,7 +22179,15 @@
         <w:t>Topic distance:</w:t>
       </w:r>
       <w:r>
-        <w:t xml:space="preserve"> cosine distance between the current base DistilBERT embedding and the benign training centroid.</w:t>
+        <w:t xml:space="preserve"> cosine distance between the current base </w:t>
+      </w:r>
+      <w:proofErr w:type="spellStart"/>
+      <w:r>
+        <w:t>DistilBERT</w:t>
+      </w:r>
+      <w:proofErr w:type="spellEnd"/>
+      <w:r>
+        <w:t xml:space="preserve"> embedding and the benign training centroid.</w:t>
       </w:r>
     </w:p>
     <w:p>
@@ -16690,7 +22202,23 @@
         <w:t>Turn-taking imbalance:</w:t>
       </w:r>
       <w:r>
-        <w:t xml:space="preserve"> the cumulative difference in the two speakers’ turn counts divided by total turns.</w:t>
+        <w:t xml:space="preserve"> the cumulative difference in the two speakers’ </w:t>
+      </w:r>
+      <w:proofErr w:type="gramStart"/>
+      <w:r>
+        <w:t>turn</w:t>
+      </w:r>
+      <w:proofErr w:type="gramEnd"/>
+      <w:r>
+        <w:t xml:space="preserve"> </w:t>
+      </w:r>
+      <w:proofErr w:type="gramStart"/>
+      <w:r>
+        <w:t>counts divided</w:t>
+      </w:r>
+      <w:proofErr w:type="gramEnd"/>
+      <w:r>
+        <w:t xml:space="preserve"> by total turns.</w:t>
       </w:r>
     </w:p>
     <w:p>
@@ -16715,12 +22243,14 @@
           <w:color w:val="auto"/>
         </w:rPr>
       </w:pPr>
+      <w:bookmarkStart w:id="48" w:name="_Toc243055234"/>
       <w:r>
         <w:rPr>
           <w:color w:val="auto"/>
         </w:rPr>
         <w:t>4.6 Descriptive Error Analysis</w:t>
       </w:r>
+      <w:bookmarkEnd w:id="48"/>
     </w:p>
     <w:p>
       <w:r>
@@ -16750,12 +22280,14 @@
           <w:color w:val="auto"/>
         </w:rPr>
       </w:pPr>
+      <w:bookmarkStart w:id="49" w:name="_Toc243055235"/>
       <w:r>
         <w:rPr>
           <w:color w:val="auto"/>
         </w:rPr>
         <w:t>4.7 Practical Implications</w:t>
       </w:r>
+      <w:bookmarkEnd w:id="49"/>
     </w:p>
     <w:p>
       <w:r>
@@ -16779,6 +22311,7 @@
           <w:color w:val="auto"/>
         </w:rPr>
       </w:pPr>
+      <w:bookmarkStart w:id="50" w:name="_Toc243055236"/>
       <w:r>
         <w:rPr>
           <w:color w:val="auto"/>
@@ -16786,10 +22319,27 @@
         <w:lastRenderedPageBreak/>
         <w:t>4.7.1 Local Latency and Throughput</w:t>
       </w:r>
-    </w:p>
-    <w:p>
-      <w:r>
-        <w:t>Table 4.4 reports warmed localhost HTTP round-trip latency for the full per-turn scoring path. Each request recomputed the complete prefix, including context-conditioned Layer 1 scoring and current-turn base embeddings, before running the selected LSTM. Both models were tested on the same unlabeled synthetic prefixes; the pooled rows equally weight 1-, 4-, 8-, and 16-turn cases. There were 40 timed requests per model at each length (160 per model), after three warm-ups per condition, with one request in flight. The benchmark ran on an Intel Core i5-11400H CPU with six PyTorch intra-operation threads; it did not use GPU inference or held-out test text.</w:t>
+      <w:bookmarkEnd w:id="50"/>
+    </w:p>
+    <w:p>
+      <w:r>
+        <w:t xml:space="preserve">Table 4.4 reports warmed localhost HTTP round-trip latency for the full per-turn scoring path. Each request </w:t>
+      </w:r>
+      <w:proofErr w:type="gramStart"/>
+      <w:r>
+        <w:t>recomputed the complete</w:t>
+      </w:r>
+      <w:proofErr w:type="gramEnd"/>
+      <w:r>
+        <w:t xml:space="preserve"> prefix, including context-conditioned Layer 1 scoring and current-turn base embeddings, before running the selected LSTM. Both models were tested on the same unlabeled synthetic prefixes; the pooled rows equally weight 1-, 4-, 8-, and 16-turn cases. There were 40 timed requests per model at each length (160 per model), after three warm-ups per condition, with one request in flight. The benchmark ran on an Intel Core i5-11400H CPU with six </w:t>
+      </w:r>
+      <w:proofErr w:type="spellStart"/>
+      <w:r>
+        <w:t>PyTorch</w:t>
+      </w:r>
+      <w:proofErr w:type="spellEnd"/>
+      <w:r>
+        <w:t xml:space="preserve"> intra-operation threads; it did not use GPU inference or held-out test text.</w:t>
       </w:r>
     </w:p>
     <w:p>
@@ -16799,12 +22349,14 @@
           <w:color w:val="auto"/>
         </w:rPr>
       </w:pPr>
+      <w:bookmarkStart w:id="51" w:name="_Toc243055237"/>
       <w:r>
         <w:rPr>
           <w:color w:val="auto"/>
         </w:rPr>
         <w:t>Table 4.4. Local Per-Turn HTTP Latency and Sequential Throughput</w:t>
       </w:r>
+      <w:bookmarkEnd w:id="51"/>
     </w:p>
     <w:tbl>
       <w:tblPr>
@@ -16935,7 +22487,23 @@
                 <w:b/>
                 <w:sz w:val="18"/>
               </w:rPr>
-              <w:t>Median (ms)</w:t>
+              <w:t>Median (</w:t>
+            </w:r>
+            <w:proofErr w:type="spellStart"/>
+            <w:r>
+              <w:rPr>
+                <w:b/>
+                <w:sz w:val="18"/>
+              </w:rPr>
+              <w:t>ms</w:t>
+            </w:r>
+            <w:proofErr w:type="spellEnd"/>
+            <w:r>
+              <w:rPr>
+                <w:b/>
+                <w:sz w:val="18"/>
+              </w:rPr>
+              <w:t>)</w:t>
             </w:r>
           </w:p>
         </w:tc>
@@ -16961,7 +22529,23 @@
                 <w:b/>
                 <w:sz w:val="18"/>
               </w:rPr>
-              <w:t>p95 (ms)</w:t>
+              <w:t>p95 (</w:t>
+            </w:r>
+            <w:proofErr w:type="spellStart"/>
+            <w:r>
+              <w:rPr>
+                <w:b/>
+                <w:sz w:val="18"/>
+              </w:rPr>
+              <w:t>ms</w:t>
+            </w:r>
+            <w:proofErr w:type="spellEnd"/>
+            <w:r>
+              <w:rPr>
+                <w:b/>
+                <w:sz w:val="18"/>
+              </w:rPr>
+              <w:t>)</w:t>
             </w:r>
           </w:p>
         </w:tc>
@@ -16987,7 +22571,23 @@
                 <w:b/>
                 <w:sz w:val="18"/>
               </w:rPr>
-              <w:t>p99 (ms)</w:t>
+              <w:t>p99 (</w:t>
+            </w:r>
+            <w:proofErr w:type="spellStart"/>
+            <w:r>
+              <w:rPr>
+                <w:b/>
+                <w:sz w:val="18"/>
+              </w:rPr>
+              <w:t>ms</w:t>
+            </w:r>
+            <w:proofErr w:type="spellEnd"/>
+            <w:r>
+              <w:rPr>
+                <w:b/>
+                <w:sz w:val="18"/>
+              </w:rPr>
+              <w:t>)</w:t>
             </w:r>
           </w:p>
         </w:tc>
@@ -18825,7 +24425,23 @@
     </w:tbl>
     <w:p>
       <w:r>
-        <w:t xml:space="preserve">The complete pipeline’s latency rises with prefix length because the prototype recomputes prior turns on every update. In the equal-length mix, the Trajectory-Feature LSTM processed 3.39 sequential requests/s and the Embedding-and-Feature LSTM 3.32. Their local median latencies were 266.6 ms and 245.6 ms, respectively. The embedding-and-feature variant had a lower pooled median but higher p95 and p99 latency and slightly lower throughput, so it was not faster across all measured criteria. At 16 turns, both median latencies were about 0.6 s, while its p99 exceeded 1.1 s. Both variants include the same upstream transformer computation, and the benchmark was not designed as a paired inferential speed test. The p99 values are empirical estimates from finite samples, not service guarantees. These measurements establish feasibility of local sequential </w:t>
+        <w:t xml:space="preserve">The complete pipeline’s latency rises with prefix length because the prototype recomputes prior turns on every update. In the equal-length mix, the Trajectory-Feature LSTM processed 3.39 sequential requests/s and the Embedding-and-Feature LSTM 3.32. Their local median latencies were 266.6 </w:t>
+      </w:r>
+      <w:proofErr w:type="spellStart"/>
+      <w:r>
+        <w:t>ms</w:t>
+      </w:r>
+      <w:proofErr w:type="spellEnd"/>
+      <w:r>
+        <w:t xml:space="preserve"> and 245.6 </w:t>
+      </w:r>
+      <w:proofErr w:type="spellStart"/>
+      <w:r>
+        <w:t>ms</w:t>
+      </w:r>
+      <w:proofErr w:type="spellEnd"/>
+      <w:r>
+        <w:t xml:space="preserve">, respectively. The embedding-and-feature variant had a lower pooled median but higher p95 and p99 latency and slightly lower throughput, so it was not faster across all measured criteria. At 16 turns, both median latencies were about 0.6 s, while its p99 exceeded 1.1 s. Both variants include the same upstream transformer computation, and the benchmark was not designed as a paired inferential speed test. The p99 values are empirical estimates from finite samples, not service guarantees. These measurements establish feasibility of local sequential </w:t>
       </w:r>
       <w:r>
         <w:lastRenderedPageBreak/>
@@ -18844,16 +24460,26 @@
           <w:color w:val="auto"/>
         </w:rPr>
       </w:pPr>
+      <w:bookmarkStart w:id="52" w:name="_Toc243055238"/>
       <w:r>
         <w:rPr>
           <w:color w:val="auto"/>
         </w:rPr>
         <w:t>4.8 Chapter Summary</w:t>
       </w:r>
-    </w:p>
-    <w:p>
-      <w:r>
-        <w:t>The revised F2 analysis aligns GroomShield’s operating policy with recall and false-negative reduction. The Trajectory-Feature LSTM achieved 0.9153 PR-AUC, 0.8613 F2, 0.6613 precision, and 0.9318 recall, missing three of 44 positives. Against the matched weighted scorer, the paired improvements were +0.1103 PR-AUC and +0.0630 F2, with both 95% intervals above zero. The Embedding-and-Feature LSTM detected all 44 positives with 0.8429 F2 and 0.5176 precision. Its alternative F1 setting detected 43 positives with 14 false alerts, compared with 41 false alerts under F2, identifying a concrete operating option for subsequent review-workflow evaluation. These results demonstrate the contribution of contextual and behavioral sequence modeling to broader conversation-level detection, with the coverage-precision tradeoff explicitly measured.</w:t>
+      <w:bookmarkEnd w:id="52"/>
+    </w:p>
+    <w:p>
+      <w:r>
+        <w:t xml:space="preserve">The revised F2 analysis aligns </w:t>
+      </w:r>
+      <w:proofErr w:type="spellStart"/>
+      <w:r>
+        <w:t>GroomShield’s</w:t>
+      </w:r>
+      <w:proofErr w:type="spellEnd"/>
+      <w:r>
+        <w:t xml:space="preserve"> operating policy with recall and false-negative reduction. The Trajectory-Feature LSTM achieved 0.9153 PR-AUC, 0.8613 F2, 0.6613 precision, and 0.9318 recall, missing three of 44 positives. Against the matched weighted scorer, the paired improvements were +0.1103 PR-AUC and +0.0630 F2, with both 95% intervals above zero. The Embedding-and-Feature LSTM detected all 44 positives with 0.8429 F2 and 0.5176 precision. Its alternative F1 setting detected 43 positives with 14 false alerts, compared with 41 false alerts under F2, identifying a concrete operating option for subsequent review-workflow evaluation. These results demonstrate the contribution of contextual and behavioral sequence modeling to broader conversation-level detection, with the coverage-precision tradeoff explicitly measured.</w:t>
       </w:r>
     </w:p>
     <w:p>
@@ -18864,6 +24490,7 @@
           <w:color w:val="auto"/>
         </w:rPr>
       </w:pPr>
+      <w:bookmarkStart w:id="53" w:name="_Toc243055239"/>
       <w:r>
         <w:rPr>
           <w:color w:val="auto"/>
@@ -18871,6 +24498,7 @@
         <w:lastRenderedPageBreak/>
         <w:t>V. SUMMARY, CONCLUSIONS, AND RECOMMENDATIONS</w:t>
       </w:r>
+      <w:bookmarkEnd w:id="53"/>
     </w:p>
     <w:p>
       <w:pPr>
@@ -18879,16 +24507,26 @@
           <w:color w:val="auto"/>
         </w:rPr>
       </w:pPr>
+      <w:bookmarkStart w:id="54" w:name="_Toc243055240"/>
       <w:r>
         <w:rPr>
           <w:color w:val="auto"/>
         </w:rPr>
         <w:t>5.1 Summary of Findings</w:t>
       </w:r>
-    </w:p>
-    <w:p>
-      <w:r>
-        <w:t>This study developed GroomShield, an AI-powered moderation module combining contextual language analysis with behavioral sequence modeling to identify conversations missed by keyword and static-score approaches. DistilBERT evaluates each turn in its preceding context, and an LSTM processes seven chronological trajectory features. PAN-2012 was selected to evaluate the architecture using connected-author partitions, training-only derived resources, and a common conversation-level endpoint. The revised F2 analysis retains the trained models and applies validation-selected cutoffs to preserved test scores, as specified in Section 3.5.2.</w:t>
+      <w:bookmarkEnd w:id="54"/>
+    </w:p>
+    <w:p>
+      <w:r>
+        <w:t xml:space="preserve">This study developed GroomShield, an AI-powered moderation module combining contextual language analysis with behavioral sequence modeling to identify conversations missed by keyword and static-score approaches. </w:t>
+      </w:r>
+      <w:proofErr w:type="spellStart"/>
+      <w:r>
+        <w:t>DistilBERT</w:t>
+      </w:r>
+      <w:proofErr w:type="spellEnd"/>
+      <w:r>
+        <w:t xml:space="preserve"> evaluates each turn in its preceding context, and an LSTM processes seven chronological trajectory features. PAN-2012 was selected to evaluate the architecture using connected-author partitions, training-only derived resources, and a common conversation-level endpoint. The revised F2 analysis retains the trained models and applies validation-selected cutoffs to preserved test scores, as specified in Section 3.5.2.</w:t>
       </w:r>
     </w:p>
     <w:p>
@@ -18932,7 +24570,39 @@
     </w:p>
     <w:p>
       <w:r>
-        <w:t>7. In a local CPU benchmark of the complete HTTP scoring path, the Trajectory-Feature and Embedding-and-Feature LSTMs processed 3.39 and 3.32 sequential requests per second, respectively, across an equal mixture of 1-, 4-, 8-, and 16-turn synthetic prefixes. Their pooled median latencies were 266.6 and 245.6 ms; p95 values were 708.8 and 717.7 ms, and p99 values were 829.8 and 1058.5 ms. Prefix recomputation caused longer chats to take longer. These are local prototype measurements, not production service-level guarantees.</w:t>
+        <w:t xml:space="preserve">7. In a local CPU benchmark of the complete HTTP scoring path, the Trajectory-Feature and Embedding-and-Feature LSTMs processed 3.39 and 3.32 sequential requests per second, respectively, across an equal mixture of 1-, 4-, 8-, and 16-turn synthetic prefixes. Their pooled median latencies were 266.6 and 245.6 </w:t>
+      </w:r>
+      <w:proofErr w:type="spellStart"/>
+      <w:r>
+        <w:t>ms</w:t>
+      </w:r>
+      <w:proofErr w:type="spellEnd"/>
+      <w:r>
+        <w:t xml:space="preserve">; p95 values were 708.8 and 717.7 </w:t>
+      </w:r>
+      <w:proofErr w:type="spellStart"/>
+      <w:r>
+        <w:t>ms</w:t>
+      </w:r>
+      <w:proofErr w:type="spellEnd"/>
+      <w:r>
+        <w:t xml:space="preserve">, and p99 values were 829.8 and 1058.5 </w:t>
+      </w:r>
+      <w:proofErr w:type="spellStart"/>
+      <w:r>
+        <w:t>ms.</w:t>
+      </w:r>
+      <w:proofErr w:type="spellEnd"/>
+      <w:r>
+        <w:t xml:space="preserve"> Prefix </w:t>
+      </w:r>
+      <w:proofErr w:type="spellStart"/>
+      <w:r>
+        <w:t>recomputation</w:t>
+      </w:r>
+      <w:proofErr w:type="spellEnd"/>
+      <w:r>
+        <w:t xml:space="preserve"> caused longer chats to take longer. These are local prototype measurements, not production service-level guarantees.</w:t>
       </w:r>
     </w:p>
     <w:p>
@@ -18947,12 +24617,14 @@
           <w:color w:val="auto"/>
         </w:rPr>
       </w:pPr>
+      <w:bookmarkStart w:id="55" w:name="_Toc243055241"/>
       <w:r>
         <w:rPr>
           <w:color w:val="auto"/>
         </w:rPr>
         <w:t>5.2 Conclusions</w:t>
       </w:r>
+      <w:bookmarkEnd w:id="55"/>
     </w:p>
     <w:p>
       <w:r>
@@ -18986,7 +24658,15 @@
         <w:t>Specific Objective 2 - Design and develop the AI-based moderation module.</w:t>
       </w:r>
       <w:r>
-        <w:t xml:space="preserve"> The study successfully implemented GroomShield as a complete two-layer module combining context-conditioned DistilBERT scoring, seven interpretable trajectory features, LSTM-based sequence modeling, and a working interface for sequential conversation assessment. The final output is a conversation-level flag for human review.</w:t>
+        <w:t xml:space="preserve"> The study successfully implemented GroomShield as a complete two-layer module combining context-conditioned </w:t>
+      </w:r>
+      <w:proofErr w:type="spellStart"/>
+      <w:r>
+        <w:t>DistilBERT</w:t>
+      </w:r>
+      <w:proofErr w:type="spellEnd"/>
+      <w:r>
+        <w:t xml:space="preserve"> scoring, seven interpretable trajectory features, LSTM-based sequence modeling, and a working interface for sequential conversation assessment. The final output is a conversation-level flag for human review.</w:t>
       </w:r>
     </w:p>
     <w:p>
@@ -19005,7 +24685,15 @@
       </w:r>
       <w:r>
         <w:lastRenderedPageBreak/>
-        <w:t>and-feature variant missed none of the 44 positives, with 41 false alerts compared with 21 for the trajectory-feature variant. The supported F2 and PR-AUC advantages of the trajectory-feature variant over the matched weighted scorer establish the contribution of recurrent aggregation using the same seven inputs. F2 aligns the operating policy with reducing missed positives while retaining precision. Quantitative improvement is demonstrated against the tested keyword and score-based approaches; complementing user reporting is an intended application rather than a measured comparison with a deployed reporting system.</w:t>
+        <w:t xml:space="preserve">and-feature variant missed none of the 44 positives, with 41 false alerts compared with 21 for the trajectory-feature variant. The supported F2 and PR-AUC advantages of the trajectory-feature variant over the matched weighted scorer establish the contribution of recurrent aggregation using the same seven inputs. F2 aligns the operating policy </w:t>
+      </w:r>
+      <w:proofErr w:type="gramStart"/>
+      <w:r>
+        <w:t>with</w:t>
+      </w:r>
+      <w:proofErr w:type="gramEnd"/>
+      <w:r>
+        <w:t xml:space="preserve"> reducing missed positives while retaining precision. Quantitative improvement is demonstrated against the tested keyword and score-based approaches; complementing user reporting is an intended application rather than a measured comparison with a deployed reporting system.</w:t>
       </w:r>
     </w:p>
     <w:p>
@@ -19030,12 +24718,14 @@
           <w:color w:val="auto"/>
         </w:rPr>
       </w:pPr>
+      <w:bookmarkStart w:id="56" w:name="_Toc243055242"/>
       <w:r>
         <w:rPr>
           <w:color w:val="auto"/>
         </w:rPr>
         <w:t>5.3 Recommendations</w:t>
       </w:r>
+      <w:bookmarkEnd w:id="56"/>
     </w:p>
     <w:p>
       <w:r>
@@ -19059,12 +24749,28 @@
     </w:p>
     <w:p>
       <w:r>
-        <w:t>4. Extend the local latency benchmark to representative traffic, longer conversation prefixes, concurrent requests, deployment hardware, memory use, network conditions, and human-review outcomes. Evaluate caching or incremental computation to avoid rescoring the entire prefix on each turn. Retain recall, false negatives, precision, and false positives as joint measures; select operational escalation policies using development data rather than retuning on evaluation outcomes.</w:t>
-      </w:r>
-    </w:p>
-    <w:p>
-      <w:r>
-        <w:t>5. Acquire representative contemporary and Philippine-context data, including Filipino and Taglish conversations where ethically and legally permissible, with privacy, fairness, and subgroup analysis.</w:t>
+        <w:t xml:space="preserve">4. Extend the local latency benchmark to representative traffic, longer conversation prefixes, concurrent requests, deployment hardware, memory use, network conditions, and human-review outcomes. Evaluate caching or incremental computation to avoid rescoring the entire prefix on each turn. Retain recall, false negatives, precision, and false positives as joint measures; select operational escalation policies using development data rather than </w:t>
+      </w:r>
+      <w:proofErr w:type="gramStart"/>
+      <w:r>
+        <w:t>retuning</w:t>
+      </w:r>
+      <w:proofErr w:type="gramEnd"/>
+      <w:r>
+        <w:t xml:space="preserve"> on evaluation outcomes.</w:t>
+      </w:r>
+    </w:p>
+    <w:p>
+      <w:r>
+        <w:t xml:space="preserve">5. Acquire representative contemporary and Philippine-context data, including Filipino and </w:t>
+      </w:r>
+      <w:proofErr w:type="spellStart"/>
+      <w:r>
+        <w:t>Taglish</w:t>
+      </w:r>
+      <w:proofErr w:type="spellEnd"/>
+      <w:r>
+        <w:t xml:space="preserve"> conversations where ethically and legally permissible, with privacy, fairness, and subgroup analysis.</w:t>
       </w:r>
     </w:p>
     <w:p>
@@ -19091,6 +24797,7 @@
           <w:color w:val="auto"/>
         </w:rPr>
       </w:pPr>
+      <w:bookmarkStart w:id="57" w:name="_Toc243055243"/>
       <w:r>
         <w:rPr>
           <w:rFonts w:ascii="Aptos Display" w:eastAsia="Aptos Display" w:hAnsi="Aptos Display" w:cs="Aptos Display"/>
@@ -19099,6 +24806,7 @@
         <w:lastRenderedPageBreak/>
         <w:t>References</w:t>
       </w:r>
+      <w:bookmarkEnd w:id="57"/>
     </w:p>
     <w:p>
       <w:pPr>
@@ -19110,7 +24818,7 @@
         </w:rPr>
         <w:t xml:space="preserve">[1] “Parents’ Perspectives of Pre-Pubescent Aged Children’s Access to Online Gaming: Risks of Exposure to Grooming,” Purdue University Global Research Repository. [Online]. Available: </w:t>
       </w:r>
-      <w:hyperlink r:id="rId15">
+      <w:hyperlink r:id="rId17">
         <w:r>
           <w:rPr>
             <w:rStyle w:val="Hyperlink"/>
@@ -19134,9 +24842,23 @@
         <w:rPr>
           <w:rFonts w:ascii="Aptos" w:eastAsia="Aptos" w:hAnsi="Aptos" w:cs="Aptos"/>
         </w:rPr>
-        <w:t xml:space="preserve">[2] “Enhanced Online Grooming Detection Employing Context Determination and Message-Level Analysis,” arXiv preprint arXiv:2409.07958. [Online]. Available: </w:t>
-      </w:r>
-      <w:hyperlink r:id="rId16">
+        <w:t xml:space="preserve">[2] “Enhanced Online Grooming Detection Employing Context Determination and Message-Level Analysis,” </w:t>
+      </w:r>
+      <w:proofErr w:type="spellStart"/>
+      <w:r>
+        <w:rPr>
+          <w:rFonts w:ascii="Aptos" w:eastAsia="Aptos" w:hAnsi="Aptos" w:cs="Aptos"/>
+        </w:rPr>
+        <w:t>arXiv</w:t>
+      </w:r>
+      <w:proofErr w:type="spellEnd"/>
+      <w:r>
+        <w:rPr>
+          <w:rFonts w:ascii="Aptos" w:eastAsia="Aptos" w:hAnsi="Aptos" w:cs="Aptos"/>
+        </w:rPr>
+        <w:t xml:space="preserve"> preprint arXiv:2409.07958. [Online]. Available: </w:t>
+      </w:r>
+      <w:hyperlink r:id="rId18">
         <w:r>
           <w:rPr>
             <w:rStyle w:val="Hyperlink"/>
@@ -19160,9 +24882,23 @@
         <w:rPr>
           <w:rFonts w:ascii="Aptos" w:eastAsia="Aptos" w:hAnsi="Aptos" w:cs="Aptos"/>
         </w:rPr>
-        <w:t xml:space="preserve">[3] “Enhancing Child Safety in Online Gaming: The Development and Application of Protectbot, an AI-Powered Chatbot Framework,” Information, vol. 15, no. 4, 2024. [Online]. Available: </w:t>
-      </w:r>
-      <w:hyperlink r:id="rId17">
+        <w:t xml:space="preserve">[3] “Enhancing Child Safety in Online Gaming: The Development and Application of </w:t>
+      </w:r>
+      <w:proofErr w:type="spellStart"/>
+      <w:r>
+        <w:rPr>
+          <w:rFonts w:ascii="Aptos" w:eastAsia="Aptos" w:hAnsi="Aptos" w:cs="Aptos"/>
+        </w:rPr>
+        <w:t>Protectbot</w:t>
+      </w:r>
+      <w:proofErr w:type="spellEnd"/>
+      <w:r>
+        <w:rPr>
+          <w:rFonts w:ascii="Aptos" w:eastAsia="Aptos" w:hAnsi="Aptos" w:cs="Aptos"/>
+        </w:rPr>
+        <w:t xml:space="preserve">, an AI-Powered Chatbot Framework,” Information, vol. 15, no. 4, 2024. [Online]. Available: </w:t>
+      </w:r>
+      <w:hyperlink r:id="rId19">
         <w:r>
           <w:rPr>
             <w:rStyle w:val="Hyperlink"/>
@@ -19188,7 +24924,7 @@
         </w:rPr>
         <w:t xml:space="preserve">[4] Roblox Corporation, “Roblox Launches Real-Time Chat Rephrasing to Maintain Civility and Gameplay Flow,” 2026. [Online]. Available: </w:t>
       </w:r>
-      <w:hyperlink r:id="rId18">
+      <w:hyperlink r:id="rId20">
         <w:r>
           <w:rPr>
             <w:rStyle w:val="Hyperlink"/>
@@ -19212,9 +24948,23 @@
         <w:rPr>
           <w:rFonts w:ascii="Aptos" w:eastAsia="Aptos" w:hAnsi="Aptos" w:cs="Aptos"/>
         </w:rPr>
-        <w:t xml:space="preserve">[5] “Efficient Toxicity Detection in Gaming Chats: A Comparative Study of Embeddings, Fine-Tuned Transformers and LLMs,” arXiv preprint arXiv:2510.17924. [Online]. Available: </w:t>
-      </w:r>
-      <w:hyperlink r:id="rId19">
+        <w:t xml:space="preserve">[5] “Efficient Toxicity Detection in Gaming Chats: A Comparative Study of Embeddings, Fine-Tuned Transformers and LLMs,” </w:t>
+      </w:r>
+      <w:proofErr w:type="spellStart"/>
+      <w:r>
+        <w:rPr>
+          <w:rFonts w:ascii="Aptos" w:eastAsia="Aptos" w:hAnsi="Aptos" w:cs="Aptos"/>
+        </w:rPr>
+        <w:t>arXiv</w:t>
+      </w:r>
+      <w:proofErr w:type="spellEnd"/>
+      <w:r>
+        <w:rPr>
+          <w:rFonts w:ascii="Aptos" w:eastAsia="Aptos" w:hAnsi="Aptos" w:cs="Aptos"/>
+        </w:rPr>
+        <w:t xml:space="preserve"> preprint arXiv:2510.17924. [Online]. Available: </w:t>
+      </w:r>
+      <w:hyperlink r:id="rId21">
         <w:r>
           <w:rPr>
             <w:rStyle w:val="Hyperlink"/>
@@ -19238,9 +24988,23 @@
         <w:rPr>
           <w:rFonts w:ascii="Aptos" w:eastAsia="Aptos" w:hAnsi="Aptos" w:cs="Aptos"/>
         </w:rPr>
-        <w:t xml:space="preserve">[6] “Towards Detecting Contextual Real-Time Toxicity for In-Game Chat,” arXiv preprint arXiv:2310.18330. [Online]. Available: </w:t>
-      </w:r>
-      <w:hyperlink r:id="rId20">
+        <w:t xml:space="preserve">[6] “Towards Detecting Contextual Real-Time Toxicity for In-Game Chat,” </w:t>
+      </w:r>
+      <w:proofErr w:type="spellStart"/>
+      <w:r>
+        <w:rPr>
+          <w:rFonts w:ascii="Aptos" w:eastAsia="Aptos" w:hAnsi="Aptos" w:cs="Aptos"/>
+        </w:rPr>
+        <w:t>arXiv</w:t>
+      </w:r>
+      <w:proofErr w:type="spellEnd"/>
+      <w:r>
+        <w:rPr>
+          <w:rFonts w:ascii="Aptos" w:eastAsia="Aptos" w:hAnsi="Aptos" w:cs="Aptos"/>
+        </w:rPr>
+        <w:t xml:space="preserve"> preprint arXiv:2310.18330. [Online]. Available: </w:t>
+      </w:r>
+      <w:hyperlink r:id="rId22">
         <w:r>
           <w:rPr>
             <w:rStyle w:val="Hyperlink"/>
@@ -19266,7 +25030,7 @@
         </w:rPr>
         <w:t xml:space="preserve">[7] “AI Moderation and Legal Frameworks in Child-Centric Social Media: A Case Study of Roblox,” Laws, vol. 14, no. 3, 2025. [Online]. Available: </w:t>
       </w:r>
-      <w:hyperlink r:id="rId21">
+      <w:hyperlink r:id="rId23">
         <w:r>
           <w:rPr>
             <w:rStyle w:val="Hyperlink"/>
@@ -19292,7 +25056,7 @@
         </w:rPr>
         <w:t xml:space="preserve">[8] “Online Hate Speech and Platform Moderation,” SAGE Journals. [Online]. Available: </w:t>
       </w:r>
-      <w:hyperlink r:id="rId22">
+      <w:hyperlink r:id="rId24">
         <w:r>
           <w:rPr>
             <w:rStyle w:val="Hyperlink"/>
@@ -19316,9 +25080,23 @@
         <w:rPr>
           <w:rFonts w:ascii="Aptos" w:eastAsia="Aptos" w:hAnsi="Aptos" w:cs="Aptos"/>
         </w:rPr>
-        <w:t xml:space="preserve">[9] “Context-Aware Toxicity Detection in Multiplayer Games: Integrating Domain-Adaptive Pretraining and Match Metadata,” alphaXiv. [Online]. Available: </w:t>
-      </w:r>
-      <w:hyperlink r:id="rId23">
+        <w:t xml:space="preserve">[9] “Context-Aware Toxicity Detection in Multiplayer Games: Integrating Domain-Adaptive Pretraining and Match Metadata,” </w:t>
+      </w:r>
+      <w:proofErr w:type="spellStart"/>
+      <w:r>
+        <w:rPr>
+          <w:rFonts w:ascii="Aptos" w:eastAsia="Aptos" w:hAnsi="Aptos" w:cs="Aptos"/>
+        </w:rPr>
+        <w:t>alphaXiv</w:t>
+      </w:r>
+      <w:proofErr w:type="spellEnd"/>
+      <w:r>
+        <w:rPr>
+          <w:rFonts w:ascii="Aptos" w:eastAsia="Aptos" w:hAnsi="Aptos" w:cs="Aptos"/>
+        </w:rPr>
+        <w:t xml:space="preserve">. [Online]. Available: </w:t>
+      </w:r>
+      <w:hyperlink r:id="rId25">
         <w:r>
           <w:rPr>
             <w:rStyle w:val="Hyperlink"/>
@@ -19344,7 +25122,7 @@
         </w:rPr>
         <w:t xml:space="preserve">[10] “Artificial Intelligence and Pattern Recognition Applications,” Sensors, vol. 16, no. 8, 2016. [Online]. Available: </w:t>
       </w:r>
-      <w:hyperlink r:id="rId24">
+      <w:hyperlink r:id="rId26">
         <w:r>
           <w:rPr>
             <w:rStyle w:val="Hyperlink"/>
@@ -19369,9 +25147,23 @@
           <w:rFonts w:ascii="Aptos" w:eastAsia="Aptos" w:hAnsi="Aptos" w:cs="Aptos"/>
         </w:rPr>
         <w:lastRenderedPageBreak/>
-        <w:t xml:space="preserve">[11] N. Lorenzo-Dus, C. Izura, and R. Pérez-Tattam, “Understanding grooming discourse in computer-mediated environments,” Discourse, Context &amp; Media, vol. 12, pp. 40–50, 2016. [Online]. Available: </w:t>
-      </w:r>
-      <w:hyperlink r:id="rId25">
+        <w:t xml:space="preserve">[11] N. Lorenzo-Dus, C. </w:t>
+      </w:r>
+      <w:proofErr w:type="spellStart"/>
+      <w:r>
+        <w:rPr>
+          <w:rFonts w:ascii="Aptos" w:eastAsia="Aptos" w:hAnsi="Aptos" w:cs="Aptos"/>
+        </w:rPr>
+        <w:t>Izura</w:t>
+      </w:r>
+      <w:proofErr w:type="spellEnd"/>
+      <w:r>
+        <w:rPr>
+          <w:rFonts w:ascii="Aptos" w:eastAsia="Aptos" w:hAnsi="Aptos" w:cs="Aptos"/>
+        </w:rPr>
+        <w:t xml:space="preserve">, and R. Pérez-Tattam, “Understanding grooming discourse in computer-mediated environments,” Discourse, Context &amp; Media, vol. 12, pp. 40–50, 2016. [Online]. Available: </w:t>
+      </w:r>
+      <w:hyperlink r:id="rId27">
         <w:r>
           <w:rPr>
             <w:rStyle w:val="Hyperlink"/>
@@ -19408,7 +25200,7 @@
         </w:rPr>
         <w:t xml:space="preserve">[13] G. Inches and F. Crestani, “Overview of the International Sexual Predator Identification Competition at PAN-2012,” in CLEF 2012 Evaluation Labs and Workshop – Working Notes, Rome, Italy, 2012. [Online]. Available: </w:t>
       </w:r>
-      <w:hyperlink r:id="rId26">
+      <w:hyperlink r:id="rId28">
         <w:r>
           <w:rPr>
             <w:rStyle w:val="Hyperlink"/>
@@ -19434,7 +25226,7 @@
         </w:rPr>
         <w:t xml:space="preserve">[14] E. Villatoro-Tello, A. Juárez-González, H. J. Escalante, M. Montes-y-Gómez, and L. Villaseñor-Pineda, “A two-step approach for effective detection of misbehaving users in chats,” in CLEF 2012 Evaluation Labs and Workshop – Working Notes, Rome, Italy, 2012. [Online]. Available: </w:t>
       </w:r>
-      <w:hyperlink r:id="rId27">
+      <w:hyperlink r:id="rId29">
         <w:r>
           <w:rPr>
             <w:rStyle w:val="Hyperlink"/>
@@ -22582,6 +28374,79 @@
     <w:name w:val="Title"/>
     <w:basedOn w:val="Normal"/>
   </w:style>
+  <w:style w:type="paragraph" w:styleId="TOCHeading">
+    <w:name w:val="TOC Heading"/>
+    <w:basedOn w:val="Heading1"/>
+    <w:next w:val="Normal"/>
+    <w:uiPriority w:val="39"/>
+    <w:unhideWhenUsed/>
+    <w:qFormat/>
+    <w:rsid w:val="0098668C"/>
+    <w:pPr>
+      <w:spacing w:before="360" w:after="120" w:line="259" w:lineRule="auto"/>
+      <w:jc w:val="center"/>
+      <w:outlineLvl w:val="9"/>
+    </w:pPr>
+    <w:rPr>
+      <w:rFonts w:ascii="Arial" w:eastAsia="Arial" w:hAnsi="Arial" w:cs="Arial"/>
+      <w:b/>
+      <w:caps/>
+      <w:color w:val="auto"/>
+      <w:sz w:val="28"/>
+      <w:szCs w:val="24"/>
+    </w:rPr>
+  </w:style>
+  <w:style w:type="paragraph" w:styleId="TOC2">
+    <w:name w:val="toc 2"/>
+    <w:basedOn w:val="Normal"/>
+    <w:next w:val="Normal"/>
+    <w:autoRedefine/>
+    <w:uiPriority w:val="39"/>
+    <w:unhideWhenUsed/>
+    <w:rsid w:val="0098668C"/>
+    <w:pPr>
+      <w:spacing w:before="120" w:after="100" w:line="259" w:lineRule="auto"/>
+      <w:ind w:left="220"/>
+    </w:pPr>
+    <w:rPr>
+      <w:rFonts w:ascii="Arial" w:hAnsi="Arial" w:cs="Times New Roman"/>
+    </w:rPr>
+  </w:style>
+  <w:style w:type="paragraph" w:styleId="TOC1">
+    <w:name w:val="toc 1"/>
+    <w:basedOn w:val="Normal"/>
+    <w:next w:val="Normal"/>
+    <w:autoRedefine/>
+    <w:uiPriority w:val="39"/>
+    <w:unhideWhenUsed/>
+    <w:rsid w:val="0098668C"/>
+    <w:pPr>
+      <w:tabs>
+        <w:tab w:val="right" w:leader="dot" w:pos="9350"/>
+      </w:tabs>
+      <w:spacing w:before="120" w:after="100" w:line="480" w:lineRule="auto"/>
+    </w:pPr>
+    <w:rPr>
+      <w:rFonts w:ascii="Arial" w:hAnsi="Arial" w:cs="Times New Roman"/>
+      <w:noProof/>
+    </w:rPr>
+  </w:style>
+  <w:style w:type="paragraph" w:styleId="TOC3">
+    <w:name w:val="toc 3"/>
+    <w:basedOn w:val="Normal"/>
+    <w:next w:val="Normal"/>
+    <w:autoRedefine/>
+    <w:uiPriority w:val="39"/>
+    <w:unhideWhenUsed/>
+    <w:rsid w:val="0098668C"/>
+    <w:pPr>
+      <w:spacing w:before="120" w:after="100" w:line="259" w:lineRule="auto"/>
+      <w:ind w:left="440"/>
+    </w:pPr>
+    <w:rPr>
+      <w:rFonts w:ascii="Arial" w:hAnsi="Arial" w:cs="Times New Roman"/>
+    </w:rPr>
+  </w:style>
 </w:styles>
 </file>
 
@@ -22847,6 +28712,17 @@
 </file>
 
 <file path=customXml/item1.xml><?xml version="1.0" encoding="utf-8"?>
+<p:properties xmlns:p="http://schemas.microsoft.com/office/2006/metadata/properties" xmlns:xsi="http://www.w3.org/2001/XMLSchema-instance" xmlns:pc="http://schemas.microsoft.com/office/infopath/2007/PartnerControls">
+  <documentManagement>
+    <TaxCatchAll xmlns="abed7250-7b85-4a10-beb7-50ff9519e5d9" xsi:nil="true"/>
+    <lcf76f155ced4ddcb4097134ff3c332f xmlns="954c9bf0-a890-487e-bbdd-a5c70269b177">
+      <Terms xmlns="http://schemas.microsoft.com/office/infopath/2007/PartnerControls"/>
+    </lcf76f155ced4ddcb4097134ff3c332f>
+  </documentManagement>
+</p:properties>
+</file>
+
+<file path=customXml/item2.xml><?xml version="1.0" encoding="utf-8"?>
 <?mso-contentType ?>
 <FormTemplates xmlns="http://schemas.microsoft.com/sharepoint/v3/contenttype/forms">
   <Display>DocumentLibraryForm</Display>
@@ -22855,7 +28731,7 @@
 </FormTemplates>
 </file>
 
-<file path=customXml/item2.xml><?xml version="1.0" encoding="utf-8"?>
+<file path=customXml/item3.xml><?xml version="1.0" encoding="utf-8"?>
 <ct:contentTypeSchema xmlns:ct="http://schemas.microsoft.com/office/2006/metadata/contentType" xmlns:ma="http://schemas.microsoft.com/office/2006/metadata/properties/metaAttributes" ct:_="" ma:_="" ma:contentTypeName="Document" ma:contentTypeID="0x010100F88F7AB41FA607499B1773E9FEC32F43" ma:contentTypeVersion="11" ma:contentTypeDescription="Create a new document." ma:contentTypeScope="" ma:versionID="9e326847a924c4794ed6cf023d95735f">
   <xsd:schema xmlns:xsd="http://www.w3.org/2001/XMLSchema" xmlns:xs="http://www.w3.org/2001/XMLSchema" xmlns:p="http://schemas.microsoft.com/office/2006/metadata/properties" xmlns:ns2="954c9bf0-a890-487e-bbdd-a5c70269b177" xmlns:ns3="abed7250-7b85-4a10-beb7-50ff9519e5d9" targetNamespace="http://schemas.microsoft.com/office/2006/metadata/properties" ma:root="true" ma:fieldsID="4e349260880693c4e51601a370bae477" ns2:_="" ns3:_="">
     <xsd:import namespace="954c9bf0-a890-487e-bbdd-a5c70269b177"/>
@@ -23050,18 +28926,18 @@
 </ct:contentTypeSchema>
 </file>
 
-<file path=customXml/item3.xml><?xml version="1.0" encoding="utf-8"?>
-<p:properties xmlns:p="http://schemas.microsoft.com/office/2006/metadata/properties" xmlns:xsi="http://www.w3.org/2001/XMLSchema-instance" xmlns:pc="http://schemas.microsoft.com/office/infopath/2007/PartnerControls">
-  <documentManagement>
-    <TaxCatchAll xmlns="abed7250-7b85-4a10-beb7-50ff9519e5d9" xsi:nil="true"/>
-    <lcf76f155ced4ddcb4097134ff3c332f xmlns="954c9bf0-a890-487e-bbdd-a5c70269b177">
-      <Terms xmlns="http://schemas.microsoft.com/office/infopath/2007/PartnerControls"/>
-    </lcf76f155ced4ddcb4097134ff3c332f>
-  </documentManagement>
-</p:properties>
+<file path=customXml/itemProps1.xml><?xml version="1.0" encoding="utf-8"?>
+<ds:datastoreItem xmlns:ds="http://schemas.openxmlformats.org/officeDocument/2006/customXml" ds:itemID="{7217137E-499A-4082-B24B-4C72B10ED646}">
+  <ds:schemaRefs>
+    <ds:schemaRef ds:uri="http://schemas.microsoft.com/office/2006/metadata/properties"/>
+    <ds:schemaRef ds:uri="http://schemas.microsoft.com/office/infopath/2007/PartnerControls"/>
+    <ds:schemaRef ds:uri="abed7250-7b85-4a10-beb7-50ff9519e5d9"/>
+    <ds:schemaRef ds:uri="954c9bf0-a890-487e-bbdd-a5c70269b177"/>
+  </ds:schemaRefs>
+</ds:datastoreItem>
 </file>
 
-<file path=customXml/itemProps1.xml><?xml version="1.0" encoding="utf-8"?>
+<file path=customXml/itemProps2.xml><?xml version="1.0" encoding="utf-8"?>
 <ds:datastoreItem xmlns:ds="http://schemas.openxmlformats.org/officeDocument/2006/customXml" ds:itemID="{1E0BABF3-4DDD-4FEA-81B6-BB39B71FAC44}">
   <ds:schemaRefs>
     <ds:schemaRef ds:uri="http://schemas.microsoft.com/sharepoint/v3/contenttype/forms"/>
@@ -23069,7 +28945,7 @@
 </ds:datastoreItem>
 </file>
 
-<file path=customXml/itemProps2.xml><?xml version="1.0" encoding="utf-8"?>
+<file path=customXml/itemProps3.xml><?xml version="1.0" encoding="utf-8"?>
 <ds:datastoreItem xmlns:ds="http://schemas.openxmlformats.org/officeDocument/2006/customXml" ds:itemID="{210DF7B1-7706-4AC4-94F2-23A60CC32219}">
   <ds:schemaRefs>
     <ds:schemaRef ds:uri="http://schemas.microsoft.com/office/2006/metadata/contentType"/>
@@ -23086,15 +28962,4 @@
     <ds:schemaRef ds:uri="http://schemas.microsoft.com/internal/obd"/>
   </ds:schemaRefs>
 </ds:datastoreItem>
-</file>
-
-<file path=customXml/itemProps3.xml><?xml version="1.0" encoding="utf-8"?>
-<ds:datastoreItem xmlns:ds="http://schemas.openxmlformats.org/officeDocument/2006/customXml" ds:itemID="{7217137E-499A-4082-B24B-4C72B10ED646}">
-  <ds:schemaRefs>
-    <ds:schemaRef ds:uri="http://schemas.microsoft.com/office/2006/metadata/properties"/>
-    <ds:schemaRef ds:uri="http://schemas.microsoft.com/office/infopath/2007/PartnerControls"/>
-    <ds:schemaRef ds:uri="abed7250-7b85-4a10-beb7-50ff9519e5d9"/>
-    <ds:schemaRef ds:uri="954c9bf0-a890-487e-bbdd-a5c70269b177"/>
-  </ds:schemaRefs>
-</ds:datastoreItem>
 </file>